--- a/docx/Parts/Part33.docx
+++ b/docx/Parts/Part33.docx
@@ -259,7 +259,7 @@
         <w:rPr>
           <w:color w:val="0000FF"/>
         </w:rPr>
-        <w:instrText xml:space="preserve"> REF _Numd19e645 \h </w:instrText>
+        <w:instrText xml:space="preserve"> REF _Numd19e661 \h </w:instrText>
       </w:r>
       <w:r>
         <w:fldChar w:fldCharType="separate"/>
@@ -305,7 +305,7 @@
         <w:rPr>
           <w:color w:val="0000FF"/>
         </w:rPr>
-        <w:instrText xml:space="preserve"> REF _Numd19e818 \h </w:instrText>
+        <w:instrText xml:space="preserve"> REF _Numd19e834 \h </w:instrText>
       </w:r>
       <w:r>
         <w:fldChar w:fldCharType="separate"/>
@@ -351,7 +351,7 @@
         <w:rPr>
           <w:color w:val="0000FF"/>
         </w:rPr>
-        <w:instrText xml:space="preserve"> REF _Numd19e1024 \h </w:instrText>
+        <w:instrText xml:space="preserve"> REF _Numd19e1040 \h </w:instrText>
       </w:r>
       <w:r>
         <w:fldChar w:fldCharType="separate"/>
@@ -397,7 +397,7 @@
         <w:rPr>
           <w:color w:val="0000FF"/>
         </w:rPr>
-        <w:instrText xml:space="preserve"> REF _Numd19e1589 \h </w:instrText>
+        <w:instrText xml:space="preserve"> REF _Numd19e1605 \h </w:instrText>
       </w:r>
       <w:r>
         <w:fldChar w:fldCharType="separate"/>
@@ -443,7 +443,7 @@
         <w:rPr>
           <w:color w:val="0000FF"/>
         </w:rPr>
-        <w:instrText xml:space="preserve"> REF _Numd19e1612 \h </w:instrText>
+        <w:instrText xml:space="preserve"> REF _Numd19e1628 \h </w:instrText>
       </w:r>
       <w:r>
         <w:fldChar w:fldCharType="separate"/>
@@ -489,7 +489,7 @@
         <w:rPr>
           <w:color w:val="0000FF"/>
         </w:rPr>
-        <w:instrText xml:space="preserve"> REF _Numd19e1654 \h </w:instrText>
+        <w:instrText xml:space="preserve"> REF _Numd19e1670 \h </w:instrText>
       </w:r>
       <w:r>
         <w:fldChar w:fldCharType="separate"/>
@@ -535,7 +535,7 @@
         <w:rPr>
           <w:color w:val="0000FF"/>
         </w:rPr>
-        <w:instrText xml:space="preserve"> REF _Numd19e1667 \h </w:instrText>
+        <w:instrText xml:space="preserve"> REF _Numd19e1683 \h </w:instrText>
       </w:r>
       <w:r>
         <w:fldChar w:fldCharType="separate"/>
@@ -581,7 +581,7 @@
         <w:rPr>
           <w:color w:val="0000FF"/>
         </w:rPr>
-        <w:instrText xml:space="preserve"> REF _Numd19e1735 \h </w:instrText>
+        <w:instrText xml:space="preserve"> REF _Numd19e1751 \h </w:instrText>
       </w:r>
       <w:r>
         <w:fldChar w:fldCharType="separate"/>
@@ -627,7 +627,7 @@
         <w:rPr>
           <w:color w:val="0000FF"/>
         </w:rPr>
-        <w:instrText xml:space="preserve"> REF _Numd19e1780 \h </w:instrText>
+        <w:instrText xml:space="preserve"> REF _Numd19e1796 \h </w:instrText>
       </w:r>
       <w:r>
         <w:fldChar w:fldCharType="separate"/>
@@ -673,7 +673,7 @@
         <w:rPr>
           <w:color w:val="0000FF"/>
         </w:rPr>
-        <w:instrText xml:space="preserve"> REF _Numd19e1840 \h </w:instrText>
+        <w:instrText xml:space="preserve"> REF _Numd19e1856 \h </w:instrText>
       </w:r>
       <w:r>
         <w:fldChar w:fldCharType="separate"/>
@@ -719,7 +719,7 @@
         <w:rPr>
           <w:color w:val="0000FF"/>
         </w:rPr>
-        <w:instrText xml:space="preserve"> REF _Numd19e1869 \h </w:instrText>
+        <w:instrText xml:space="preserve"> REF _Numd19e1885 \h </w:instrText>
       </w:r>
       <w:r>
         <w:fldChar w:fldCharType="separate"/>
@@ -765,7 +765,7 @@
         <w:rPr>
           <w:color w:val="0000FF"/>
         </w:rPr>
-        <w:instrText xml:space="preserve"> REF _Numd19e1937 \h </w:instrText>
+        <w:instrText xml:space="preserve"> REF _Numd19e1953 \h </w:instrText>
       </w:r>
       <w:r>
         <w:fldChar w:fldCharType="separate"/>
@@ -811,7 +811,7 @@
         <w:rPr>
           <w:color w:val="0000FF"/>
         </w:rPr>
-        <w:instrText xml:space="preserve"> REF _Numd19e1969 \h </w:instrText>
+        <w:instrText xml:space="preserve"> REF _Numd19e1985 \h </w:instrText>
       </w:r>
       <w:r>
         <w:fldChar w:fldCharType="separate"/>
@@ -857,7 +857,7 @@
         <w:rPr>
           <w:color w:val="0000FF"/>
         </w:rPr>
-        <w:instrText xml:space="preserve"> REF _Numd19e2037 \h </w:instrText>
+        <w:instrText xml:space="preserve"> REF _Numd19e2053 \h </w:instrText>
       </w:r>
       <w:r>
         <w:fldChar w:fldCharType="separate"/>
@@ -903,7 +903,7 @@
         <w:rPr>
           <w:color w:val="0000FF"/>
         </w:rPr>
-        <w:instrText xml:space="preserve"> REF _Numd19e2100 \h </w:instrText>
+        <w:instrText xml:space="preserve"> REF _Numd19e2116 \h </w:instrText>
       </w:r>
       <w:r>
         <w:fldChar w:fldCharType="separate"/>
@@ -949,7 +949,7 @@
         <w:rPr>
           <w:color w:val="0000FF"/>
         </w:rPr>
-        <w:instrText xml:space="preserve"> REF _Numd19e2119 \h </w:instrText>
+        <w:instrText xml:space="preserve"> REF _Numd19e2135 \h </w:instrText>
       </w:r>
       <w:r>
         <w:fldChar w:fldCharType="separate"/>
@@ -995,7 +995,7 @@
         <w:rPr>
           <w:color w:val="0000FF"/>
         </w:rPr>
-        <w:instrText xml:space="preserve"> REF _Numd19e2157 \h </w:instrText>
+        <w:instrText xml:space="preserve"> REF _Numd19e2173 \h </w:instrText>
       </w:r>
       <w:r>
         <w:fldChar w:fldCharType="separate"/>
@@ -1041,7 +1041,7 @@
         <w:rPr>
           <w:color w:val="0000FF"/>
         </w:rPr>
-        <w:instrText xml:space="preserve"> REF _Numd19e2369 \h </w:instrText>
+        <w:instrText xml:space="preserve"> REF _Numd19e2385 \h </w:instrText>
       </w:r>
       <w:r>
         <w:fldChar w:fldCharType="separate"/>
@@ -1087,7 +1087,7 @@
         <w:rPr>
           <w:color w:val="0000FF"/>
         </w:rPr>
-        <w:instrText xml:space="preserve"> REF _Numd19e2387 \h </w:instrText>
+        <w:instrText xml:space="preserve"> REF _Numd19e2403 \h </w:instrText>
       </w:r>
       <w:r>
         <w:fldChar w:fldCharType="separate"/>
@@ -1133,7 +1133,7 @@
         <w:rPr>
           <w:color w:val="0000FF"/>
         </w:rPr>
-        <w:instrText xml:space="preserve"> REF _Numd19e2445 \h </w:instrText>
+        <w:instrText xml:space="preserve"> REF _Numd19e2461 \h </w:instrText>
       </w:r>
       <w:r>
         <w:fldChar w:fldCharType="separate"/>
@@ -1179,7 +1179,7 @@
         <w:rPr>
           <w:color w:val="0000FF"/>
         </w:rPr>
-        <w:instrText xml:space="preserve"> REF _Numd19e2567 \h </w:instrText>
+        <w:instrText xml:space="preserve"> REF _Numd19e2583 \h </w:instrText>
       </w:r>
       <w:r>
         <w:fldChar w:fldCharType="separate"/>
@@ -1420,138 +1420,6 @@
       <w:r>
         <w:t xml:space="preserve"> In the case of a filing of a paper at any appropriate administrative forum, the last day is a day on which weather or other conditions cause the closing of the forum for all or part of the day, in which event the next day on which the appropriate administrative forum is open is included.</w:t>
       </w:r>
-    </w:p>
-    <w:p xmlns:tce="http://www.TCE.com">
-      <w:pPr>
-        <w:pStyle w:val="ListParagraph"/>
-        <!--depth 3-->
-        <w:ind w:left="2160"/>
-      </w:pPr>
-      <w:r>
-        <w:t/>
-      </w:r>
-      <w:r>
-        <w:rPr>
-          <w:i/>
-        </w:rPr>
-        <w:t>Filed</w:t>
-      </w:r>
-      <w:r>
-        <w:t xml:space="preserve"> means the complete receipt of any document by an agency before its close of business. Documents received after close of business are considered filed as of the next day. Unless otherwise stated, the agency close of business is presumed to be 4:30 p.m., local time.</w:t>
-      </w:r>
-    </w:p>
-    <w:p xmlns:tce="http://www.TCE.com">
-      <w:pPr>
-        <w:pStyle w:val="ListParagraph"/>
-        <!--depth 3-->
-        <w:ind w:left="2160"/>
-      </w:pPr>
-      <w:r>
-        <w:t/>
-      </w:r>
-      <w:r>
-        <w:rPr>
-          <w:i/>
-        </w:rPr>
-        <w:t>Interested party for the purpose of filing a protest</w:t>
-      </w:r>
-      <w:r>
-        <w:t xml:space="preserve"> means an actual or prospective offeror whose direct economic interest would be affected by the award of a contract or by the failure to award a contract.</w:t>
-      </w:r>
-    </w:p>
-    <w:p xmlns:tce="http://www.TCE.com">
-      <w:pPr>
-        <w:pStyle w:val="ListParagraph"/>
-        <!--depth 3-->
-        <w:ind w:left="2160"/>
-      </w:pPr>
-      <w:r>
-        <w:t/>
-      </w:r>
-      <w:r>
-        <w:rPr>
-          <w:i/>
-        </w:rPr>
-        <w:t>Protest</w:t>
-      </w:r>
-      <w:r>
-        <w:t xml:space="preserve"> means a written objection by an interested party to any of the following:</w:t>
-      </w:r>
-    </w:p>
-    <w:p xmlns:tce="http://www.TCE.com">
-      <w:pPr>
-        <w:pStyle w:val="ListBullet4"/>
-        <!--depth 4-->
-        <w:numPr>
-          <w:ilvl w:val="3"/>
-          <w:numId w:val="107"/>
-        </w:numPr>
-      </w:pPr>
-      <w:bookmarkStart w:id="23" w:name="_Tocd19e611"/>
-      <w:bookmarkStart w:id="22" w:name="_Refd19e611"/>
-      <w:r>
-        <w:t>(1) A solicitation or other request by an agency for offers for a contract for the procurement of property or services.</w:t>
-      </w:r>
-    </w:p>
-    <w:p xmlns:tce="http://www.TCE.com">
-      <w:pPr>
-        <w:pStyle w:val="ListBullet4"/>
-        <!--depth 4-->
-        <w:numPr>
-          <w:ilvl w:val="3"/>
-          <w:numId w:val="107"/>
-        </w:numPr>
-      </w:pPr>
-      <w:r>
-        <w:t>(2) The cancellation of the solicitation or other request.</w:t>
-      </w:r>
-    </w:p>
-    <w:p xmlns:tce="http://www.TCE.com">
-      <w:pPr>
-        <w:pStyle w:val="ListBullet4"/>
-        <!--depth 4-->
-        <w:numPr>
-          <w:ilvl w:val="3"/>
-          <w:numId w:val="107"/>
-        </w:numPr>
-      </w:pPr>
-      <w:r>
-        <w:t>(3) An award or proposed award of the contract.</w:t>
-      </w:r>
-    </w:p>
-    <w:p xmlns:tce="http://www.TCE.com">
-      <w:pPr>
-        <w:pStyle w:val="ListBullet4"/>
-        <!--depth 4-->
-        <w:numPr>
-          <w:ilvl w:val="3"/>
-          <w:numId w:val="107"/>
-        </w:numPr>
-      </w:pPr>
-      <w:r>
-        <w:t>(4) A termination or cancellation of an award of the contract, if the written objection contains an allegation that the termination or cancellation is based in whole or in part on improprieties concerning the award of the contract.</w:t>
-      </w:r>
-    </w:p>
-    <w:p xmlns:tce="http://www.TCE.com">
-      <w:pPr>
-        <w:pStyle w:val="ListParagraph"/>
-        <!--depth 4-->
-        <w:ind w:left="2880"/>
-      </w:pPr>
-      <w:r>
-        <w:t/>
-      </w:r>
-      <w:r>
-        <w:rPr>
-          <w:i/>
-        </w:rPr>
-        <w:t>Protest venue</w:t>
-      </w:r>
-      <w:r>
-        <w:t xml:space="preserve"> means protests filed with the agency, the Government Accountability Office, or the U.S. Court of Federal Claims. U.S. District Courts do not have any bid protest jurisdiction.</w:t>
-      </w:r>
-      <w:bookmarkEnd w:id="22"/>
-      <w:bookmarkEnd w:id="23"/>
       <w:bookmarkEnd w:id="20"/>
       <w:bookmarkEnd w:id="21"/>
       <w:bookmarkEnd w:id="18"/>
@@ -1559,14 +1427,162 @@
       <w:bookmarkEnd w:id="16"/>
       <w:bookmarkEnd w:id="17"/>
     </w:p>
+    <w:p xmlns:tce="http://www.TCE.com">
+      <w:pPr>
+        <w:pStyle w:val="BodyText"/>
+      </w:pPr>
+      <w:r>
+        <w:t/>
+      </w:r>
+      <w:r>
+        <w:rPr>
+          <w:i/>
+        </w:rPr>
+        <w:t>Filed</w:t>
+      </w:r>
+      <w:r>
+        <w:t xml:space="preserve"> means the complete receipt of any document by an agency before its close of business. Documents received after close of business are considered filed as of the next day. Unless otherwise stated, the agency close of business is presumed to be 4:30 p.m., local time.</w:t>
+      </w:r>
+    </w:p>
+    <w:p xmlns:tce="http://www.TCE.com">
+      <w:pPr>
+        <w:pStyle w:val="BodyText"/>
+      </w:pPr>
+      <w:r>
+        <w:t/>
+      </w:r>
+      <w:r>
+        <w:rPr>
+          <w:i/>
+        </w:rPr>
+        <w:t>Interested party for the purpose of filing a protest</w:t>
+      </w:r>
+      <w:r>
+        <w:t xml:space="preserve"> means an actual or prospective offeror whose direct economic interest would be affected by the award of a contract or by the failure to award a contract.</w:t>
+      </w:r>
+    </w:p>
+    <w:p xmlns:tce="http://www.TCE.com">
+      <w:pPr>
+        <w:pStyle w:val="BodyText"/>
+      </w:pPr>
+      <w:r>
+        <w:t/>
+      </w:r>
+      <w:r>
+        <w:rPr>
+          <w:i/>
+        </w:rPr>
+        <w:t>Protest</w:t>
+      </w:r>
+      <w:r>
+        <w:t xml:space="preserve"> means a written objection by an interested party to any of the following:</w:t>
+      </w:r>
+    </w:p>
+    <w:p xmlns:tce="http://www.TCE.com">
+      <w:pPr>
+        <w:pStyle w:val="ListNumber2"/>
+        <!--depth 2-->
+        <w:numPr>
+          <w:ilvl w:val="1"/>
+          <w:numId w:val="108"/>
+        </w:numPr>
+      </w:pPr>
+      <w:bookmarkStart w:id="23" w:name="_Tocd19e614"/>
+      <w:bookmarkStart w:id="22" w:name="_Refd19e614"/>
+      <w:r>
+        <w:t/>
+      </w:r>
+      <w:r>
+        <w:t>(1)</w:t>
+      </w:r>
+      <w:r>
+        <w:t xml:space="preserve"> A solicitation or other request by an agency for offers for a contract for the procurement of property or services.</w:t>
+      </w:r>
+    </w:p>
+    <w:p xmlns:tce="http://www.TCE.com">
+      <w:pPr>
+        <w:pStyle w:val="ListNumber2"/>
+        <!--depth 2-->
+        <w:numPr>
+          <w:ilvl w:val="1"/>
+          <w:numId w:val="108"/>
+        </w:numPr>
+      </w:pPr>
+      <w:r>
+        <w:t/>
+      </w:r>
+      <w:r>
+        <w:t>(2)</w:t>
+      </w:r>
+      <w:r>
+        <w:t xml:space="preserve"> The cancellation of the solicitation or other request.</w:t>
+      </w:r>
+    </w:p>
+    <w:p xmlns:tce="http://www.TCE.com">
+      <w:pPr>
+        <w:pStyle w:val="ListNumber2"/>
+        <!--depth 2-->
+        <w:numPr>
+          <w:ilvl w:val="1"/>
+          <w:numId w:val="108"/>
+        </w:numPr>
+      </w:pPr>
+      <w:r>
+        <w:t/>
+      </w:r>
+      <w:r>
+        <w:t>(3)</w:t>
+      </w:r>
+      <w:r>
+        <w:t xml:space="preserve"> An award or proposed award of the contract.</w:t>
+      </w:r>
+    </w:p>
+    <w:p xmlns:tce="http://www.TCE.com">
+      <w:pPr>
+        <w:pStyle w:val="ListNumber2"/>
+        <!--depth 2-->
+        <w:numPr>
+          <w:ilvl w:val="1"/>
+          <w:numId w:val="108"/>
+        </w:numPr>
+      </w:pPr>
+      <w:r>
+        <w:t/>
+      </w:r>
+      <w:r>
+        <w:t>(4)</w:t>
+      </w:r>
+      <w:r>
+        <w:t xml:space="preserve"> A termination or cancellation of an award of the contract, if the written objection contains an allegation that the termination or cancellation is based in whole or in part on improprieties concerning the award of the contract.</w:t>
+      </w:r>
+      <w:bookmarkEnd w:id="22"/>
+      <w:bookmarkEnd w:id="23"/>
+    </w:p>
+    <w:p xmlns:tce="http://www.TCE.com">
+      <w:pPr>
+        <w:pStyle w:val="BodyText"/>
+      </w:pPr>
+      <w:r>
+        <w:t/>
+      </w:r>
+      <w:r>
+        <w:rPr>
+          <w:i/>
+        </w:rPr>
+        <w:t>Protest venue</w:t>
+      </w:r>
+      <w:r>
+        <w:t xml:space="preserve"> means protests filed with the agency, the Government Accountability Office, or the U.S. Court of Federal Claims. U.S. District Courts do not have any bid protest jurisdiction.</w:t>
+      </w:r>
+    </w:p>
     <!--Topic unique_7-->
     <w:p xmlns:tce="http://www.TCE.com">
       <w:pPr>
         <w:pStyle w:val="Heading3"/>
       </w:pPr>
-      <w:bookmarkStart w:id="24" w:name="_Numd19e645"/>
-      <w:bookmarkStart w:id="25" w:name="_Refd19e645"/>
-      <w:bookmarkStart w:id="26" w:name="_Tocd19e645"/>
+      <w:bookmarkStart w:id="24" w:name="_Numd19e661"/>
+      <w:bookmarkStart w:id="25" w:name="_Refd19e661"/>
+      <w:bookmarkStart w:id="26" w:name="_Tocd19e661"/>
       <w:r>
         <w:t/>
       </w:r>
@@ -1586,11 +1602,11 @@
         <!--depth 1-->
         <w:numPr>
           <w:ilvl w:val="0"/>
-          <w:numId w:val="108"/>
-        </w:numPr>
-      </w:pPr>
-      <w:bookmarkStart w:id="28" w:name="_Tocd19e654"/>
-      <w:bookmarkStart w:id="27" w:name="_Refd19e654"/>
+          <w:numId w:val="109"/>
+        </w:numPr>
+      </w:pPr>
+      <w:bookmarkStart w:id="28" w:name="_Tocd19e670"/>
+      <w:bookmarkStart w:id="27" w:name="_Refd19e670"/>
       <w:r>
         <w:t/>
       </w:r>
@@ -1643,7 +1659,7 @@
         <!--depth 1-->
         <w:numPr>
           <w:ilvl w:val="0"/>
-          <w:numId w:val="108"/>
+          <w:numId w:val="109"/>
         </w:numPr>
       </w:pPr>
       <w:r>
@@ -1662,11 +1678,11 @@
         <!--depth 2-->
         <w:numPr>
           <w:ilvl w:val="1"/>
-          <w:numId w:val="109"/>
-        </w:numPr>
-      </w:pPr>
-      <w:bookmarkStart w:id="30" w:name="_Tocd19e685"/>
-      <w:bookmarkStart w:id="29" w:name="_Refd19e685"/>
+          <w:numId w:val="110"/>
+        </w:numPr>
+      </w:pPr>
+      <w:bookmarkStart w:id="30" w:name="_Tocd19e701"/>
+      <w:bookmarkStart w:id="29" w:name="_Refd19e701"/>
       <w:r>
         <w:t/>
       </w:r>
@@ -1683,7 +1699,7 @@
         <!--depth 2-->
         <w:numPr>
           <w:ilvl w:val="1"/>
-          <w:numId w:val="109"/>
+          <w:numId w:val="110"/>
         </w:numPr>
       </w:pPr>
       <w:r>
@@ -1705,7 +1721,7 @@
         <w:rPr>
           <w:color w:val="0000FF"/>
         </w:rPr>
-        <w:instrText xml:space="preserve"> REF _Numd19e1024 \h </w:instrText>
+        <w:instrText xml:space="preserve"> REF _Numd19e1040 \h </w:instrText>
       </w:r>
       <w:r>
         <w:fldChar w:fldCharType="separate"/>
@@ -1735,7 +1751,7 @@
         <!--depth 2-->
         <w:numPr>
           <w:ilvl w:val="1"/>
-          <w:numId w:val="109"/>
+          <w:numId w:val="110"/>
         </w:numPr>
       </w:pPr>
       <w:r>
@@ -1763,11 +1779,11 @@
         <!--depth 3-->
         <w:numPr>
           <w:ilvl w:val="2"/>
-          <w:numId w:val="110"/>
-        </w:numPr>
-      </w:pPr>
-      <w:bookmarkStart w:id="32" w:name="_Tocd19e715"/>
-      <w:bookmarkStart w:id="31" w:name="_Refd19e715"/>
+          <w:numId w:val="111"/>
+        </w:numPr>
+      </w:pPr>
+      <w:bookmarkStart w:id="32" w:name="_Tocd19e731"/>
+      <w:bookmarkStart w:id="31" w:name="_Refd19e731"/>
       <w:r>
         <w:t/>
       </w:r>
@@ -1784,7 +1800,7 @@
         <!--depth 3-->
         <w:numPr>
           <w:ilvl w:val="2"/>
-          <w:numId w:val="110"/>
+          <w:numId w:val="111"/>
         </w:numPr>
       </w:pPr>
       <w:r>
@@ -1803,7 +1819,7 @@
         <!--depth 3-->
         <w:numPr>
           <w:ilvl w:val="2"/>
-          <w:numId w:val="110"/>
+          <w:numId w:val="111"/>
         </w:numPr>
       </w:pPr>
       <w:r>
@@ -1835,7 +1851,7 @@
         <!--depth 1-->
         <w:numPr>
           <w:ilvl w:val="0"/>
-          <w:numId w:val="108"/>
+          <w:numId w:val="109"/>
         </w:numPr>
       </w:pPr>
       <w:r>
@@ -1865,7 +1881,7 @@
         <!--depth 1-->
         <w:numPr>
           <w:ilvl w:val="0"/>
-          <w:numId w:val="108"/>
+          <w:numId w:val="109"/>
         </w:numPr>
       </w:pPr>
       <w:r>
@@ -1896,7 +1912,7 @@
         <w:rPr>
           <w:color w:val="0000FF"/>
         </w:rPr>
-        <w:instrText xml:space="preserve"> REF _Numd19e1024 \h </w:instrText>
+        <w:instrText xml:space="preserve"> REF _Numd19e1040 \h </w:instrText>
       </w:r>
       <w:r>
         <w:fldChar w:fldCharType="separate"/>
@@ -1926,11 +1942,11 @@
         <!--depth 2-->
         <w:numPr>
           <w:ilvl w:val="1"/>
-          <w:numId w:val="111"/>
-        </w:numPr>
-      </w:pPr>
-      <w:bookmarkStart w:id="34" w:name="_Tocd19e768"/>
-      <w:bookmarkStart w:id="33" w:name="_Refd19e768"/>
+          <w:numId w:val="112"/>
+        </w:numPr>
+      </w:pPr>
+      <w:bookmarkStart w:id="34" w:name="_Tocd19e784"/>
+      <w:bookmarkStart w:id="33" w:name="_Refd19e784"/>
       <w:r>
         <w:t/>
       </w:r>
@@ -1947,7 +1963,7 @@
         <!--depth 2-->
         <w:numPr>
           <w:ilvl w:val="1"/>
-          <w:numId w:val="111"/>
+          <w:numId w:val="112"/>
         </w:numPr>
       </w:pPr>
       <w:r>
@@ -1968,7 +1984,7 @@
         <!--depth 1-->
         <w:numPr>
           <w:ilvl w:val="0"/>
-          <w:numId w:val="108"/>
+          <w:numId w:val="109"/>
         </w:numPr>
       </w:pPr>
       <w:r>
@@ -1990,7 +2006,7 @@
         <w:rPr>
           <w:color w:val="0000FF"/>
         </w:rPr>
-        <w:instrText xml:space="preserve"> REF _Numd19e818 \h </w:instrText>
+        <w:instrText xml:space="preserve"> REF _Numd19e834 \h </w:instrText>
       </w:r>
       <w:r>
         <w:fldChar w:fldCharType="separate"/>
@@ -2026,7 +2042,7 @@
         <!--depth 1-->
         <w:numPr>
           <w:ilvl w:val="0"/>
-          <w:numId w:val="108"/>
+          <w:numId w:val="109"/>
         </w:numPr>
       </w:pPr>
       <w:r>
@@ -2057,9 +2073,9 @@
       <w:pPr>
         <w:pStyle w:val="Heading3"/>
       </w:pPr>
-      <w:bookmarkStart w:id="35" w:name="_Numd19e818"/>
-      <w:bookmarkStart w:id="36" w:name="_Refd19e818"/>
-      <w:bookmarkStart w:id="37" w:name="_Tocd19e818"/>
+      <w:bookmarkStart w:id="35" w:name="_Numd19e834"/>
+      <w:bookmarkStart w:id="36" w:name="_Refd19e834"/>
+      <w:bookmarkStart w:id="37" w:name="_Tocd19e834"/>
       <w:r>
         <w:t/>
       </w:r>
@@ -2079,11 +2095,11 @@
         <!--depth 1-->
         <w:numPr>
           <w:ilvl w:val="0"/>
-          <w:numId w:val="112"/>
-        </w:numPr>
-      </w:pPr>
-      <w:bookmarkStart w:id="39" w:name="_Tocd19e827"/>
-      <w:bookmarkStart w:id="38" w:name="_Refd19e827"/>
+          <w:numId w:val="113"/>
+        </w:numPr>
+      </w:pPr>
+      <w:bookmarkStart w:id="39" w:name="_Tocd19e843"/>
+      <w:bookmarkStart w:id="38" w:name="_Refd19e843"/>
       <w:r>
         <w:t/>
       </w:r>
@@ -2109,7 +2125,7 @@
         <!--depth 1-->
         <w:numPr>
           <w:ilvl w:val="0"/>
-          <w:numId w:val="112"/>
+          <w:numId w:val="113"/>
         </w:numPr>
       </w:pPr>
       <w:r>
@@ -2128,7 +2144,7 @@
         <!--depth 1-->
         <w:numPr>
           <w:ilvl w:val="0"/>
-          <w:numId w:val="112"/>
+          <w:numId w:val="113"/>
         </w:numPr>
       </w:pPr>
       <w:r>
@@ -2147,7 +2163,7 @@
         <!--depth 1-->
         <w:numPr>
           <w:ilvl w:val="0"/>
-          <w:numId w:val="112"/>
+          <w:numId w:val="113"/>
         </w:numPr>
       </w:pPr>
       <w:r>
@@ -2166,11 +2182,11 @@
         <!--depth 2-->
         <w:numPr>
           <w:ilvl w:val="1"/>
-          <w:numId w:val="113"/>
-        </w:numPr>
-      </w:pPr>
-      <w:bookmarkStart w:id="41" w:name="_Tocd19e859"/>
-      <w:bookmarkStart w:id="40" w:name="_Refd19e859"/>
+          <w:numId w:val="114"/>
+        </w:numPr>
+      </w:pPr>
+      <w:bookmarkStart w:id="41" w:name="_Tocd19e875"/>
+      <w:bookmarkStart w:id="40" w:name="_Refd19e875"/>
       <w:r>
         <w:t/>
       </w:r>
@@ -2187,7 +2203,7 @@
         <!--depth 2-->
         <w:numPr>
           <w:ilvl w:val="1"/>
-          <w:numId w:val="113"/>
+          <w:numId w:val="114"/>
         </w:numPr>
       </w:pPr>
       <w:r>
@@ -2206,11 +2222,11 @@
         <!--depth 3-->
         <w:numPr>
           <w:ilvl w:val="2"/>
-          <w:numId w:val="114"/>
-        </w:numPr>
-      </w:pPr>
-      <w:bookmarkStart w:id="43" w:name="_Tocd19e874"/>
-      <w:bookmarkStart w:id="42" w:name="_Refd19e874"/>
+          <w:numId w:val="115"/>
+        </w:numPr>
+      </w:pPr>
+      <w:bookmarkStart w:id="43" w:name="_Tocd19e890"/>
+      <w:bookmarkStart w:id="42" w:name="_Refd19e890"/>
       <w:r>
         <w:t/>
       </w:r>
@@ -2227,7 +2243,7 @@
         <!--depth 3-->
         <w:numPr>
           <w:ilvl w:val="2"/>
-          <w:numId w:val="114"/>
+          <w:numId w:val="115"/>
         </w:numPr>
       </w:pPr>
       <w:r>
@@ -2246,7 +2262,7 @@
         <!--depth 3-->
         <w:numPr>
           <w:ilvl w:val="2"/>
-          <w:numId w:val="114"/>
+          <w:numId w:val="115"/>
         </w:numPr>
       </w:pPr>
       <w:r>
@@ -2265,7 +2281,7 @@
         <!--depth 3-->
         <w:numPr>
           <w:ilvl w:val="2"/>
-          <w:numId w:val="114"/>
+          <w:numId w:val="115"/>
         </w:numPr>
       </w:pPr>
       <w:r>
@@ -2284,7 +2300,7 @@
         <!--depth 3-->
         <w:numPr>
           <w:ilvl w:val="2"/>
-          <w:numId w:val="114"/>
+          <w:numId w:val="115"/>
         </w:numPr>
       </w:pPr>
       <w:r>
@@ -2303,7 +2319,7 @@
         <!--depth 3-->
         <w:numPr>
           <w:ilvl w:val="2"/>
-          <w:numId w:val="114"/>
+          <w:numId w:val="115"/>
         </w:numPr>
       </w:pPr>
       <w:r>
@@ -2322,7 +2338,7 @@
         <!--depth 3-->
         <w:numPr>
           <w:ilvl w:val="2"/>
-          <w:numId w:val="114"/>
+          <w:numId w:val="115"/>
         </w:numPr>
       </w:pPr>
       <w:r>
@@ -2341,7 +2357,7 @@
         <!--depth 3-->
         <w:numPr>
           <w:ilvl w:val="2"/>
-          <w:numId w:val="114"/>
+          <w:numId w:val="115"/>
         </w:numPr>
       </w:pPr>
       <w:r>
@@ -2362,7 +2378,7 @@
         <!--depth 2-->
         <w:numPr>
           <w:ilvl w:val="1"/>
-          <w:numId w:val="113"/>
+          <w:numId w:val="114"/>
         </w:numPr>
       </w:pPr>
       <w:r>
@@ -2381,7 +2397,7 @@
         <!--depth 2-->
         <w:numPr>
           <w:ilvl w:val="1"/>
-          <w:numId w:val="113"/>
+          <w:numId w:val="114"/>
         </w:numPr>
       </w:pPr>
       <w:r>
@@ -2402,7 +2418,7 @@
         <!--depth 1-->
         <w:numPr>
           <w:ilvl w:val="0"/>
-          <w:numId w:val="112"/>
+          <w:numId w:val="113"/>
         </w:numPr>
       </w:pPr>
       <w:r>
@@ -2421,7 +2437,7 @@
         <!--depth 1-->
         <w:numPr>
           <w:ilvl w:val="0"/>
-          <w:numId w:val="112"/>
+          <w:numId w:val="113"/>
         </w:numPr>
       </w:pPr>
       <w:r>
@@ -2440,11 +2456,11 @@
         <!--depth 2-->
         <w:numPr>
           <w:ilvl w:val="1"/>
-          <w:numId w:val="115"/>
-        </w:numPr>
-      </w:pPr>
-      <w:bookmarkStart w:id="45" w:name="_Tocd19e963"/>
-      <w:bookmarkStart w:id="44" w:name="_Refd19e963"/>
+          <w:numId w:val="116"/>
+        </w:numPr>
+      </w:pPr>
+      <w:bookmarkStart w:id="45" w:name="_Tocd19e979"/>
+      <w:bookmarkStart w:id="44" w:name="_Refd19e979"/>
       <w:r>
         <w:t/>
       </w:r>
@@ -2461,7 +2477,7 @@
         <!--depth 2-->
         <w:numPr>
           <w:ilvl w:val="1"/>
-          <w:numId w:val="115"/>
+          <w:numId w:val="116"/>
         </w:numPr>
       </w:pPr>
       <w:r>
@@ -2480,7 +2496,7 @@
         <!--depth 2-->
         <w:numPr>
           <w:ilvl w:val="1"/>
-          <w:numId w:val="115"/>
+          <w:numId w:val="116"/>
         </w:numPr>
       </w:pPr>
       <w:r>
@@ -2517,7 +2533,7 @@
         <!--depth 2-->
         <w:numPr>
           <w:ilvl w:val="1"/>
-          <w:numId w:val="115"/>
+          <w:numId w:val="116"/>
         </w:numPr>
       </w:pPr>
       <w:r>
@@ -2538,7 +2554,7 @@
         <!--depth 1-->
         <w:numPr>
           <w:ilvl w:val="0"/>
-          <w:numId w:val="112"/>
+          <w:numId w:val="113"/>
         </w:numPr>
       </w:pPr>
       <w:r>
@@ -2557,7 +2573,7 @@
         <!--depth 1-->
         <w:numPr>
           <w:ilvl w:val="0"/>
-          <w:numId w:val="112"/>
+          <w:numId w:val="113"/>
         </w:numPr>
       </w:pPr>
       <w:r>
@@ -2577,9 +2593,9 @@
       <w:pPr>
         <w:pStyle w:val="Heading3"/>
       </w:pPr>
-      <w:bookmarkStart w:id="46" w:name="_Numd19e1024"/>
-      <w:bookmarkStart w:id="47" w:name="_Refd19e1024"/>
-      <w:bookmarkStart w:id="48" w:name="_Tocd19e1024"/>
+      <w:bookmarkStart w:id="46" w:name="_Numd19e1040"/>
+      <w:bookmarkStart w:id="47" w:name="_Refd19e1040"/>
+      <w:bookmarkStart w:id="48" w:name="_Tocd19e1040"/>
       <w:r>
         <w:t/>
       </w:r>
@@ -2625,11 +2641,11 @@
         <!--depth 1-->
         <w:numPr>
           <w:ilvl w:val="0"/>
-          <w:numId w:val="116"/>
-        </w:numPr>
-      </w:pPr>
-      <w:bookmarkStart w:id="50" w:name="_Tocd19e1044"/>
-      <w:bookmarkStart w:id="49" w:name="_Refd19e1044"/>
+          <w:numId w:val="117"/>
+        </w:numPr>
+      </w:pPr>
+      <w:bookmarkStart w:id="50" w:name="_Tocd19e1060"/>
+      <w:bookmarkStart w:id="49" w:name="_Refd19e1060"/>
       <w:r>
         <w:t/>
       </w:r>
@@ -2646,11 +2662,11 @@
         <!--depth 2-->
         <w:numPr>
           <w:ilvl w:val="1"/>
-          <w:numId w:val="117"/>
-        </w:numPr>
-      </w:pPr>
-      <w:bookmarkStart w:id="52" w:name="_Tocd19e1052"/>
-      <w:bookmarkStart w:id="51" w:name="_Refd19e1052"/>
+          <w:numId w:val="118"/>
+        </w:numPr>
+      </w:pPr>
+      <w:bookmarkStart w:id="52" w:name="_Tocd19e1068"/>
+      <w:bookmarkStart w:id="51" w:name="_Refd19e1068"/>
       <w:r>
         <w:t/>
       </w:r>
@@ -2667,7 +2683,7 @@
         <!--depth 2-->
         <w:numPr>
           <w:ilvl w:val="1"/>
-          <w:numId w:val="117"/>
+          <w:numId w:val="118"/>
         </w:numPr>
       </w:pPr>
       <w:r>
@@ -2686,7 +2702,7 @@
         <!--depth 2-->
         <w:numPr>
           <w:ilvl w:val="1"/>
-          <w:numId w:val="117"/>
+          <w:numId w:val="118"/>
         </w:numPr>
       </w:pPr>
       <w:r>
@@ -2705,11 +2721,11 @@
         <!--depth 3-->
         <w:numPr>
           <w:ilvl w:val="2"/>
-          <w:numId w:val="118"/>
-        </w:numPr>
-      </w:pPr>
-      <w:bookmarkStart w:id="54" w:name="_Tocd19e1074"/>
-      <w:bookmarkStart w:id="53" w:name="_Refd19e1074"/>
+          <w:numId w:val="119"/>
+        </w:numPr>
+      </w:pPr>
+      <w:bookmarkStart w:id="54" w:name="_Tocd19e1090"/>
+      <w:bookmarkStart w:id="53" w:name="_Refd19e1090"/>
       <w:r>
         <w:t/>
       </w:r>
@@ -2726,11 +2742,11 @@
         <!--depth 4-->
         <w:numPr>
           <w:ilvl w:val="3"/>
-          <w:numId w:val="119"/>
-        </w:numPr>
-      </w:pPr>
-      <w:bookmarkStart w:id="56" w:name="_Tocd19e1082"/>
-      <w:bookmarkStart w:id="55" w:name="_Refd19e1082"/>
+          <w:numId w:val="120"/>
+        </w:numPr>
+      </w:pPr>
+      <w:bookmarkStart w:id="56" w:name="_Tocd19e1098"/>
+      <w:bookmarkStart w:id="55" w:name="_Refd19e1098"/>
       <w:r>
         <w:t/>
       </w:r>
@@ -2747,7 +2763,7 @@
         <!--depth 4-->
         <w:numPr>
           <w:ilvl w:val="3"/>
-          <w:numId w:val="119"/>
+          <w:numId w:val="120"/>
         </w:numPr>
       </w:pPr>
       <w:r>
@@ -2768,7 +2784,7 @@
         <!--depth 3-->
         <w:numPr>
           <w:ilvl w:val="2"/>
-          <w:numId w:val="118"/>
+          <w:numId w:val="119"/>
         </w:numPr>
       </w:pPr>
       <w:r>
@@ -2798,11 +2814,11 @@
         <!--depth 4-->
         <w:numPr>
           <w:ilvl w:val="3"/>
-          <w:numId w:val="120"/>
-        </w:numPr>
-      </w:pPr>
-      <w:bookmarkStart w:id="58" w:name="_Tocd19e1109"/>
-      <w:bookmarkStart w:id="57" w:name="_Refd19e1109"/>
+          <w:numId w:val="121"/>
+        </w:numPr>
+      </w:pPr>
+      <w:bookmarkStart w:id="58" w:name="_Tocd19e1125"/>
+      <w:bookmarkStart w:id="57" w:name="_Refd19e1125"/>
       <w:r>
         <w:t/>
       </w:r>
@@ -2819,7 +2835,7 @@
         <!--depth 4-->
         <w:numPr>
           <w:ilvl w:val="3"/>
-          <w:numId w:val="120"/>
+          <w:numId w:val="121"/>
         </w:numPr>
       </w:pPr>
       <w:r>
@@ -2838,7 +2854,7 @@
         <!--depth 4-->
         <w:numPr>
           <w:ilvl w:val="3"/>
-          <w:numId w:val="120"/>
+          <w:numId w:val="121"/>
         </w:numPr>
       </w:pPr>
       <w:r>
@@ -2857,7 +2873,7 @@
         <!--depth 4-->
         <w:numPr>
           <w:ilvl w:val="3"/>
-          <w:numId w:val="120"/>
+          <w:numId w:val="121"/>
         </w:numPr>
       </w:pPr>
       <w:r>
@@ -2876,7 +2892,7 @@
         <!--depth 4-->
         <w:numPr>
           <w:ilvl w:val="3"/>
-          <w:numId w:val="120"/>
+          <w:numId w:val="121"/>
         </w:numPr>
       </w:pPr>
       <w:r>
@@ -2895,7 +2911,7 @@
         <!--depth 4-->
         <w:numPr>
           <w:ilvl w:val="3"/>
-          <w:numId w:val="120"/>
+          <w:numId w:val="121"/>
         </w:numPr>
       </w:pPr>
       <w:r>
@@ -2914,7 +2930,7 @@
         <!--depth 4-->
         <w:numPr>
           <w:ilvl w:val="3"/>
-          <w:numId w:val="120"/>
+          <w:numId w:val="121"/>
         </w:numPr>
       </w:pPr>
       <w:r>
@@ -2935,7 +2951,7 @@
         <!--depth 3-->
         <w:numPr>
           <w:ilvl w:val="2"/>
-          <w:numId w:val="118"/>
+          <w:numId w:val="119"/>
         </w:numPr>
       </w:pPr>
       <w:r>
@@ -2954,7 +2970,7 @@
         <!--depth 3-->
         <w:numPr>
           <w:ilvl w:val="2"/>
-          <w:numId w:val="118"/>
+          <w:numId w:val="119"/>
         </w:numPr>
       </w:pPr>
       <w:r>
@@ -2973,11 +2989,11 @@
         <!--depth 4-->
         <w:numPr>
           <w:ilvl w:val="3"/>
-          <w:numId w:val="121"/>
-        </w:numPr>
-      </w:pPr>
-      <w:bookmarkStart w:id="60" w:name="_Tocd19e1175"/>
-      <w:bookmarkStart w:id="59" w:name="_Refd19e1175"/>
+          <w:numId w:val="122"/>
+        </w:numPr>
+      </w:pPr>
+      <w:bookmarkStart w:id="60" w:name="_Tocd19e1191"/>
+      <w:bookmarkStart w:id="59" w:name="_Refd19e1191"/>
       <w:r>
         <w:t/>
       </w:r>
@@ -2997,7 +3013,7 @@
         <w:rPr>
           <w:color w:val="0000FF"/>
         </w:rPr>
-        <w:instrText xml:space="preserve"> REF _Numd19e1024 \h </w:instrText>
+        <w:instrText xml:space="preserve"> REF _Numd19e1040 \h </w:instrText>
       </w:r>
       <w:r>
         <w:fldChar w:fldCharType="separate"/>
@@ -3027,7 +3043,7 @@
         <!--depth 4-->
         <w:numPr>
           <w:ilvl w:val="3"/>
-          <w:numId w:val="121"/>
+          <w:numId w:val="122"/>
         </w:numPr>
       </w:pPr>
       <w:r>
@@ -3046,7 +3062,7 @@
         <!--depth 4-->
         <w:numPr>
           <w:ilvl w:val="3"/>
-          <w:numId w:val="121"/>
+          <w:numId w:val="122"/>
         </w:numPr>
       </w:pPr>
       <w:r>
@@ -3069,7 +3085,7 @@
         <!--depth 2-->
         <w:numPr>
           <w:ilvl w:val="1"/>
-          <w:numId w:val="117"/>
+          <w:numId w:val="118"/>
         </w:numPr>
       </w:pPr>
       <w:r>
@@ -3088,11 +3104,11 @@
         <!--depth 3-->
         <w:numPr>
           <w:ilvl w:val="2"/>
-          <w:numId w:val="122"/>
-        </w:numPr>
-      </w:pPr>
-      <w:bookmarkStart w:id="62" w:name="_Tocd19e1210"/>
-      <w:bookmarkStart w:id="61" w:name="_Refd19e1210"/>
+          <w:numId w:val="123"/>
+        </w:numPr>
+      </w:pPr>
+      <w:bookmarkStart w:id="62" w:name="_Tocd19e1226"/>
+      <w:bookmarkStart w:id="61" w:name="_Refd19e1226"/>
       <w:r>
         <w:t/>
       </w:r>
@@ -3109,11 +3125,11 @@
         <!--depth 4-->
         <w:numPr>
           <w:ilvl w:val="3"/>
-          <w:numId w:val="123"/>
-        </w:numPr>
-      </w:pPr>
-      <w:bookmarkStart w:id="64" w:name="_Tocd19e1218"/>
-      <w:bookmarkStart w:id="63" w:name="_Refd19e1218"/>
+          <w:numId w:val="124"/>
+        </w:numPr>
+      </w:pPr>
+      <w:bookmarkStart w:id="64" w:name="_Tocd19e1234"/>
+      <w:bookmarkStart w:id="63" w:name="_Refd19e1234"/>
       <w:r>
         <w:t/>
       </w:r>
@@ -3130,7 +3146,7 @@
         <!--depth 4-->
         <w:numPr>
           <w:ilvl w:val="3"/>
-          <w:numId w:val="123"/>
+          <w:numId w:val="124"/>
         </w:numPr>
       </w:pPr>
       <w:r>
@@ -3153,11 +3169,11 @@
         <!--depth 3-->
         <w:numPr>
           <w:ilvl w:val="2"/>
-          <w:numId w:val="124"/>
-        </w:numPr>
-      </w:pPr>
-      <w:bookmarkStart w:id="66" w:name="_Tocd19e1235"/>
-      <w:bookmarkStart w:id="65" w:name="_Refd19e1235"/>
+          <w:numId w:val="125"/>
+        </w:numPr>
+      </w:pPr>
+      <w:bookmarkStart w:id="66" w:name="_Tocd19e1251"/>
+      <w:bookmarkStart w:id="65" w:name="_Refd19e1251"/>
       <w:r>
         <w:t/>
       </w:r>
@@ -3174,11 +3190,11 @@
         <!--depth 4-->
         <w:numPr>
           <w:ilvl w:val="3"/>
-          <w:numId w:val="125"/>
-        </w:numPr>
-      </w:pPr>
-      <w:bookmarkStart w:id="68" w:name="_Tocd19e1243"/>
-      <w:bookmarkStart w:id="67" w:name="_Refd19e1243"/>
+          <w:numId w:val="126"/>
+        </w:numPr>
+      </w:pPr>
+      <w:bookmarkStart w:id="68" w:name="_Tocd19e1259"/>
+      <w:bookmarkStart w:id="67" w:name="_Refd19e1259"/>
       <w:r>
         <w:t/>
       </w:r>
@@ -3195,7 +3211,7 @@
         <!--depth 4-->
         <w:numPr>
           <w:ilvl w:val="3"/>
-          <w:numId w:val="125"/>
+          <w:numId w:val="126"/>
         </w:numPr>
       </w:pPr>
       <w:r>
@@ -3218,7 +3234,7 @@
         <!--depth 2-->
         <w:numPr>
           <w:ilvl w:val="1"/>
-          <w:numId w:val="117"/>
+          <w:numId w:val="118"/>
         </w:numPr>
       </w:pPr>
       <w:r>
@@ -3237,11 +3253,11 @@
         <!--depth 3-->
         <w:numPr>
           <w:ilvl w:val="2"/>
-          <w:numId w:val="126"/>
-        </w:numPr>
-      </w:pPr>
-      <w:bookmarkStart w:id="70" w:name="_Tocd19e1267"/>
-      <w:bookmarkStart w:id="69" w:name="_Refd19e1267"/>
+          <w:numId w:val="127"/>
+        </w:numPr>
+      </w:pPr>
+      <w:bookmarkStart w:id="70" w:name="_Tocd19e1283"/>
+      <w:bookmarkStart w:id="69" w:name="_Refd19e1283"/>
       <w:r>
         <w:t/>
       </w:r>
@@ -3267,7 +3283,7 @@
         <!--depth 3-->
         <w:numPr>
           <w:ilvl w:val="2"/>
-          <w:numId w:val="126"/>
+          <w:numId w:val="127"/>
         </w:numPr>
       </w:pPr>
       <w:r>
@@ -3295,7 +3311,7 @@
         <!--depth 3-->
         <w:numPr>
           <w:ilvl w:val="2"/>
-          <w:numId w:val="126"/>
+          <w:numId w:val="127"/>
         </w:numPr>
       </w:pPr>
       <w:r>
@@ -3323,7 +3339,7 @@
         <!--depth 3-->
         <w:numPr>
           <w:ilvl w:val="2"/>
-          <w:numId w:val="126"/>
+          <w:numId w:val="127"/>
         </w:numPr>
       </w:pPr>
       <w:r>
@@ -3353,7 +3369,7 @@
         <!--depth 2-->
         <w:numPr>
           <w:ilvl w:val="1"/>
-          <w:numId w:val="117"/>
+          <w:numId w:val="118"/>
         </w:numPr>
       </w:pPr>
       <w:r>
@@ -3372,7 +3388,7 @@
         <!--depth 2-->
         <w:numPr>
           <w:ilvl w:val="1"/>
-          <w:numId w:val="117"/>
+          <w:numId w:val="118"/>
         </w:numPr>
       </w:pPr>
       <w:r>
@@ -3393,7 +3409,7 @@
         <!--depth 1-->
         <w:numPr>
           <w:ilvl w:val="0"/>
-          <w:numId w:val="116"/>
+          <w:numId w:val="117"/>
         </w:numPr>
       </w:pPr>
       <w:r>
@@ -3412,11 +3428,11 @@
         <!--depth 2-->
         <w:numPr>
           <w:ilvl w:val="1"/>
-          <w:numId w:val="127"/>
-        </w:numPr>
-      </w:pPr>
-      <w:bookmarkStart w:id="72" w:name="_Tocd19e1332"/>
-      <w:bookmarkStart w:id="71" w:name="_Refd19e1332"/>
+          <w:numId w:val="128"/>
+        </w:numPr>
+      </w:pPr>
+      <w:bookmarkStart w:id="72" w:name="_Tocd19e1348"/>
+      <w:bookmarkStart w:id="71" w:name="_Refd19e1348"/>
       <w:r>
         <w:t/>
       </w:r>
@@ -3433,11 +3449,11 @@
         <!--depth 3-->
         <w:numPr>
           <w:ilvl w:val="2"/>
-          <w:numId w:val="128"/>
-        </w:numPr>
-      </w:pPr>
-      <w:bookmarkStart w:id="74" w:name="_Tocd19e1340"/>
-      <w:bookmarkStart w:id="73" w:name="_Refd19e1340"/>
+          <w:numId w:val="129"/>
+        </w:numPr>
+      </w:pPr>
+      <w:bookmarkStart w:id="74" w:name="_Tocd19e1356"/>
+      <w:bookmarkStart w:id="73" w:name="_Refd19e1356"/>
       <w:r>
         <w:t/>
       </w:r>
@@ -3454,7 +3470,7 @@
         <!--depth 3-->
         <w:numPr>
           <w:ilvl w:val="2"/>
-          <w:numId w:val="128"/>
+          <w:numId w:val="129"/>
         </w:numPr>
       </w:pPr>
       <w:r>
@@ -3475,7 +3491,7 @@
         <!--depth 2-->
         <w:numPr>
           <w:ilvl w:val="1"/>
-          <w:numId w:val="127"/>
+          <w:numId w:val="128"/>
         </w:numPr>
       </w:pPr>
       <w:r>
@@ -3494,7 +3510,7 @@
         <!--depth 2-->
         <w:numPr>
           <w:ilvl w:val="1"/>
-          <w:numId w:val="127"/>
+          <w:numId w:val="128"/>
         </w:numPr>
       </w:pPr>
       <w:r>
@@ -3515,7 +3531,7 @@
         <!--depth 1-->
         <w:numPr>
           <w:ilvl w:val="0"/>
-          <w:numId w:val="116"/>
+          <w:numId w:val="117"/>
         </w:numPr>
       </w:pPr>
       <w:r>
@@ -3534,11 +3550,11 @@
         <!--depth 2-->
         <w:numPr>
           <w:ilvl w:val="1"/>
-          <w:numId w:val="129"/>
-        </w:numPr>
-      </w:pPr>
-      <w:bookmarkStart w:id="76" w:name="_Tocd19e1378"/>
-      <w:bookmarkStart w:id="75" w:name="_Refd19e1378"/>
+          <w:numId w:val="130"/>
+        </w:numPr>
+      </w:pPr>
+      <w:bookmarkStart w:id="76" w:name="_Tocd19e1394"/>
+      <w:bookmarkStart w:id="75" w:name="_Refd19e1394"/>
       <w:r>
         <w:t/>
       </w:r>
@@ -3573,7 +3589,7 @@
         <!--depth 2-->
         <w:numPr>
           <w:ilvl w:val="1"/>
-          <w:numId w:val="129"/>
+          <w:numId w:val="130"/>
         </w:numPr>
       </w:pPr>
       <w:r>
@@ -3592,11 +3608,11 @@
         <!--depth 3-->
         <w:numPr>
           <w:ilvl w:val="2"/>
-          <w:numId w:val="130"/>
-        </w:numPr>
-      </w:pPr>
-      <w:bookmarkStart w:id="78" w:name="_Tocd19e1401"/>
-      <w:bookmarkStart w:id="77" w:name="_Refd19e1401"/>
+          <w:numId w:val="131"/>
+        </w:numPr>
+      </w:pPr>
+      <w:bookmarkStart w:id="78" w:name="_Tocd19e1417"/>
+      <w:bookmarkStart w:id="77" w:name="_Refd19e1417"/>
       <w:r>
         <w:t/>
       </w:r>
@@ -3613,7 +3629,7 @@
         <!--depth 3-->
         <w:numPr>
           <w:ilvl w:val="2"/>
-          <w:numId w:val="130"/>
+          <w:numId w:val="131"/>
         </w:numPr>
       </w:pPr>
       <w:r>
@@ -3634,7 +3650,7 @@
         <!--depth 2-->
         <w:numPr>
           <w:ilvl w:val="1"/>
-          <w:numId w:val="129"/>
+          <w:numId w:val="130"/>
         </w:numPr>
       </w:pPr>
       <w:r>
@@ -3653,7 +3669,7 @@
         <!--depth 2-->
         <w:numPr>
           <w:ilvl w:val="1"/>
-          <w:numId w:val="129"/>
+          <w:numId w:val="130"/>
         </w:numPr>
       </w:pPr>
       <w:r>
@@ -3672,7 +3688,7 @@
         <!--depth 2-->
         <w:numPr>
           <w:ilvl w:val="1"/>
-          <w:numId w:val="129"/>
+          <w:numId w:val="130"/>
         </w:numPr>
       </w:pPr>
       <w:r>
@@ -3693,7 +3709,7 @@
         <!--depth 1-->
         <w:numPr>
           <w:ilvl w:val="0"/>
-          <w:numId w:val="116"/>
+          <w:numId w:val="117"/>
         </w:numPr>
       </w:pPr>
       <w:r>
@@ -3721,7 +3737,7 @@
         <!--depth 1-->
         <w:numPr>
           <w:ilvl w:val="0"/>
-          <w:numId w:val="116"/>
+          <w:numId w:val="117"/>
         </w:numPr>
       </w:pPr>
       <w:r>
@@ -3749,7 +3765,7 @@
         <!--depth 1-->
         <w:numPr>
           <w:ilvl w:val="0"/>
-          <w:numId w:val="116"/>
+          <w:numId w:val="117"/>
         </w:numPr>
       </w:pPr>
       <w:r>
@@ -3777,7 +3793,7 @@
         <!--depth 1-->
         <w:numPr>
           <w:ilvl w:val="0"/>
-          <w:numId w:val="116"/>
+          <w:numId w:val="117"/>
         </w:numPr>
       </w:pPr>
       <w:r>
@@ -3805,7 +3821,7 @@
         <!--depth 1-->
         <w:numPr>
           <w:ilvl w:val="0"/>
-          <w:numId w:val="116"/>
+          <w:numId w:val="117"/>
         </w:numPr>
       </w:pPr>
       <w:r>
@@ -3824,11 +3840,11 @@
         <!--depth 2-->
         <w:numPr>
           <w:ilvl w:val="1"/>
-          <w:numId w:val="131"/>
-        </w:numPr>
-      </w:pPr>
-      <w:bookmarkStart w:id="80" w:name="_Tocd19e1487"/>
-      <w:bookmarkStart w:id="79" w:name="_Refd19e1487"/>
+          <w:numId w:val="132"/>
+        </w:numPr>
+      </w:pPr>
+      <w:bookmarkStart w:id="80" w:name="_Tocd19e1503"/>
+      <w:bookmarkStart w:id="79" w:name="_Refd19e1503"/>
       <w:r>
         <w:t/>
       </w:r>
@@ -3845,7 +3861,7 @@
         <!--depth 2-->
         <w:numPr>
           <w:ilvl w:val="1"/>
-          <w:numId w:val="131"/>
+          <w:numId w:val="132"/>
         </w:numPr>
       </w:pPr>
       <w:r>
@@ -3864,7 +3880,7 @@
         <!--depth 2-->
         <w:numPr>
           <w:ilvl w:val="1"/>
-          <w:numId w:val="131"/>
+          <w:numId w:val="132"/>
         </w:numPr>
       </w:pPr>
       <w:r>
@@ -3883,7 +3899,7 @@
         <!--depth 2-->
         <w:numPr>
           <w:ilvl w:val="1"/>
-          <w:numId w:val="131"/>
+          <w:numId w:val="132"/>
         </w:numPr>
       </w:pPr>
       <w:r>
@@ -3902,7 +3918,7 @@
         <!--depth 2-->
         <w:numPr>
           <w:ilvl w:val="1"/>
-          <w:numId w:val="131"/>
+          <w:numId w:val="132"/>
         </w:numPr>
       </w:pPr>
       <w:r>
@@ -3930,11 +3946,11 @@
         <!--depth 3-->
         <w:numPr>
           <w:ilvl w:val="2"/>
-          <w:numId w:val="132"/>
-        </w:numPr>
-      </w:pPr>
-      <w:bookmarkStart w:id="82" w:name="_Tocd19e1527"/>
-      <w:bookmarkStart w:id="81" w:name="_Refd19e1527"/>
+          <w:numId w:val="133"/>
+        </w:numPr>
+      </w:pPr>
+      <w:bookmarkStart w:id="82" w:name="_Tocd19e1543"/>
+      <w:bookmarkStart w:id="81" w:name="_Refd19e1543"/>
       <w:r>
         <w:t/>
       </w:r>
@@ -3968,7 +3984,7 @@
         <!--depth 3-->
         <w:numPr>
           <w:ilvl w:val="2"/>
-          <w:numId w:val="132"/>
+          <w:numId w:val="133"/>
         </w:numPr>
       </w:pPr>
       <w:r>
@@ -3989,7 +4005,7 @@
         <!--depth 2-->
         <w:numPr>
           <w:ilvl w:val="1"/>
-          <w:numId w:val="131"/>
+          <w:numId w:val="132"/>
         </w:numPr>
       </w:pPr>
       <w:r>
@@ -4011,7 +4027,7 @@
         <w:rPr>
           <w:color w:val="0000FF"/>
         </w:rPr>
-        <w:instrText xml:space="preserve"> REF _Numd19e1024 \h </w:instrText>
+        <w:instrText xml:space="preserve"> REF _Numd19e1040 \h </w:instrText>
       </w:r>
       <w:r>
         <w:fldChar w:fldCharType="separate"/>
@@ -4041,7 +4057,7 @@
         <!--depth 2-->
         <w:numPr>
           <w:ilvl w:val="1"/>
-          <w:numId w:val="131"/>
+          <w:numId w:val="132"/>
         </w:numPr>
       </w:pPr>
       <w:r>
@@ -4060,7 +4076,7 @@
         <!--depth 2-->
         <w:numPr>
           <w:ilvl w:val="1"/>
-          <w:numId w:val="131"/>
+          <w:numId w:val="132"/>
         </w:numPr>
       </w:pPr>
       <w:r>
@@ -4091,9 +4107,9 @@
       <w:pPr>
         <w:pStyle w:val="Heading3"/>
       </w:pPr>
-      <w:bookmarkStart w:id="83" w:name="_Numd19e1589"/>
-      <w:bookmarkStart w:id="84" w:name="_Refd19e1589"/>
-      <w:bookmarkStart w:id="85" w:name="_Tocd19e1589"/>
+      <w:bookmarkStart w:id="83" w:name="_Numd19e1605"/>
+      <w:bookmarkStart w:id="84" w:name="_Refd19e1605"/>
+      <w:bookmarkStart w:id="85" w:name="_Tocd19e1605"/>
       <w:r>
         <w:t/>
       </w:r>
@@ -4131,9 +4147,9 @@
       <w:pPr>
         <w:pStyle w:val="Heading3"/>
       </w:pPr>
-      <w:bookmarkStart w:id="86" w:name="_Numd19e1612"/>
-      <w:bookmarkStart w:id="87" w:name="_Refd19e1612"/>
-      <w:bookmarkStart w:id="88" w:name="_Tocd19e1612"/>
+      <w:bookmarkStart w:id="86" w:name="_Numd19e1628"/>
+      <w:bookmarkStart w:id="87" w:name="_Refd19e1628"/>
+      <w:bookmarkStart w:id="88" w:name="_Tocd19e1628"/>
       <w:r>
         <w:t/>
       </w:r>
@@ -4153,11 +4169,11 @@
         <!--depth 1-->
         <w:numPr>
           <w:ilvl w:val="0"/>
-          <w:numId w:val="133"/>
-        </w:numPr>
-      </w:pPr>
-      <w:bookmarkStart w:id="90" w:name="_Tocd19e1621"/>
-      <w:bookmarkStart w:id="89" w:name="_Refd19e1621"/>
+          <w:numId w:val="134"/>
+        </w:numPr>
+      </w:pPr>
+      <w:bookmarkStart w:id="90" w:name="_Tocd19e1637"/>
+      <w:bookmarkStart w:id="89" w:name="_Refd19e1637"/>
       <w:r>
         <w:t/>
       </w:r>
@@ -4183,7 +4199,7 @@
         <!--depth 1-->
         <w:numPr>
           <w:ilvl w:val="0"/>
-          <w:numId w:val="133"/>
+          <w:numId w:val="134"/>
         </w:numPr>
       </w:pPr>
       <w:r>
@@ -4212,9 +4228,9 @@
       <w:pPr>
         <w:pStyle w:val="Heading2"/>
       </w:pPr>
-      <w:bookmarkStart w:id="91" w:name="_Numd19e1654"/>
-      <w:bookmarkStart w:id="92" w:name="_Refd19e1654"/>
-      <w:bookmarkStart w:id="93" w:name="_Tocd19e1654"/>
+      <w:bookmarkStart w:id="91" w:name="_Numd19e1670"/>
+      <w:bookmarkStart w:id="92" w:name="_Refd19e1670"/>
+      <w:bookmarkStart w:id="93" w:name="_Tocd19e1670"/>
       <w:r>
         <w:t/>
       </w:r>
@@ -4233,9 +4249,9 @@
       <w:pPr>
         <w:pStyle w:val="Heading3"/>
       </w:pPr>
-      <w:bookmarkStart w:id="94" w:name="_Numd19e1667"/>
-      <w:bookmarkStart w:id="95" w:name="_Refd19e1667"/>
-      <w:bookmarkStart w:id="96" w:name="_Tocd19e1667"/>
+      <w:bookmarkStart w:id="94" w:name="_Numd19e1683"/>
+      <w:bookmarkStart w:id="95" w:name="_Refd19e1683"/>
+      <w:bookmarkStart w:id="96" w:name="_Tocd19e1683"/>
       <w:r>
         <w:t/>
       </w:r>
@@ -4317,7 +4333,7 @@
         <w:rPr>
           <w:color w:val="0000FF"/>
         </w:rPr>
-        <w:instrText xml:space="preserve"> REF _Numd19e1969 \h </w:instrText>
+        <w:instrText xml:space="preserve"> REF _Numd19e1985 \h </w:instrText>
       </w:r>
       <w:r>
         <w:fldChar w:fldCharType="separate"/>
@@ -4364,13 +4380,13 @@
         <!--depth 2-->
         <w:numPr>
           <w:ilvl w:val="1"/>
-          <w:numId w:val="135"/>
-        </w:numPr>
-      </w:pPr>
-      <w:bookmarkStart w:id="100" w:name="_Tocd19e1705"/>
-      <w:bookmarkStart w:id="99" w:name="_Refd19e1705"/>
-      <w:bookmarkStart w:id="98" w:name="_Tocd19e1702"/>
-      <w:bookmarkStart w:id="97" w:name="_Refd19e1702"/>
+          <w:numId w:val="136"/>
+        </w:numPr>
+      </w:pPr>
+      <w:bookmarkStart w:id="100" w:name="_Tocd19e1721"/>
+      <w:bookmarkStart w:id="99" w:name="_Refd19e1721"/>
+      <w:bookmarkStart w:id="98" w:name="_Tocd19e1718"/>
+      <w:bookmarkStart w:id="97" w:name="_Refd19e1718"/>
       <w:r>
         <w:t/>
       </w:r>
@@ -4387,7 +4403,7 @@
         <!--depth 2-->
         <w:numPr>
           <w:ilvl w:val="1"/>
-          <w:numId w:val="135"/>
+          <w:numId w:val="136"/>
         </w:numPr>
       </w:pPr>
       <w:r>
@@ -4398,39 +4414,37 @@
       </w:r>
       <w:r>
         <w:t xml:space="preserve"> Is all or part of an existing claim.</w:t>
-      </w:r>
-    </w:p>
-    <w:p xmlns:tce="http://www.TCE.com">
-      <w:pPr>
-        <w:pStyle w:val="ListParagraph"/>
-        <!--depth 2-->
-        <w:ind w:left="1440"/>
-      </w:pPr>
-      <w:r>
-        <w:t/>
-      </w:r>
-      <w:r>
-        <w:rPr>
-          <w:i/>
-        </w:rPr>
-        <w:t>Misrepresentation of fact</w:t>
-      </w:r>
-      <w:r>
-        <w:t xml:space="preserve"> means a false statement of substantive fact, or any conduct which leads to the belief of a substantive fact material to proper understanding of the matter in hand, made with intent to deceive or mislead.</w:t>
       </w:r>
       <w:bookmarkEnd w:id="99"/>
       <w:bookmarkEnd w:id="100"/>
       <w:bookmarkEnd w:id="97"/>
       <w:bookmarkEnd w:id="98"/>
     </w:p>
+    <w:p xmlns:tce="http://www.TCE.com">
+      <w:pPr>
+        <w:pStyle w:val="BodyText"/>
+      </w:pPr>
+      <w:r>
+        <w:t/>
+      </w:r>
+      <w:r>
+        <w:rPr>
+          <w:i/>
+        </w:rPr>
+        <w:t>Misrepresentation of fact</w:t>
+      </w:r>
+      <w:r>
+        <w:t xml:space="preserve"> means a false statement of substantive fact, or any conduct which leads to the belief of a substantive fact material to proper understanding of the matter in hand, made with intent to deceive or mislead.</w:t>
+      </w:r>
+    </w:p>
     <!--Topic unique_14-->
     <w:p xmlns:tce="http://www.TCE.com">
       <w:pPr>
         <w:pStyle w:val="Heading3"/>
       </w:pPr>
-      <w:bookmarkStart w:id="101" w:name="_Numd19e1735"/>
-      <w:bookmarkStart w:id="102" w:name="_Refd19e1735"/>
-      <w:bookmarkStart w:id="103" w:name="_Tocd19e1735"/>
+      <w:bookmarkStart w:id="101" w:name="_Numd19e1751"/>
+      <w:bookmarkStart w:id="102" w:name="_Refd19e1751"/>
+      <w:bookmarkStart w:id="103" w:name="_Tocd19e1751"/>
       <w:r>
         <w:t/>
       </w:r>
@@ -4469,11 +4483,11 @@
         <!--depth 1-->
         <w:numPr>
           <w:ilvl w:val="0"/>
-          <w:numId w:val="136"/>
-        </w:numPr>
-      </w:pPr>
-      <w:bookmarkStart w:id="105" w:name="_Tocd19e1750"/>
-      <w:bookmarkStart w:id="104" w:name="_Refd19e1750"/>
+          <w:numId w:val="137"/>
+        </w:numPr>
+      </w:pPr>
+      <w:bookmarkStart w:id="105" w:name="_Tocd19e1766"/>
+      <w:bookmarkStart w:id="104" w:name="_Refd19e1766"/>
       <w:r>
         <w:t/>
       </w:r>
@@ -4490,7 +4504,7 @@
         <!--depth 1-->
         <w:numPr>
           <w:ilvl w:val="0"/>
-          <w:numId w:val="136"/>
+          <w:numId w:val="137"/>
         </w:numPr>
       </w:pPr>
       <w:r>
@@ -4509,7 +4523,7 @@
         <!--depth 1-->
         <w:numPr>
           <w:ilvl w:val="0"/>
-          <w:numId w:val="136"/>
+          <w:numId w:val="137"/>
         </w:numPr>
       </w:pPr>
       <w:r>
@@ -4529,9 +4543,9 @@
       <w:pPr>
         <w:pStyle w:val="Heading3"/>
       </w:pPr>
-      <w:bookmarkStart w:id="106" w:name="_Numd19e1780"/>
-      <w:bookmarkStart w:id="107" w:name="_Refd19e1780"/>
-      <w:bookmarkStart w:id="108" w:name="_Tocd19e1780"/>
+      <w:bookmarkStart w:id="106" w:name="_Numd19e1796"/>
+      <w:bookmarkStart w:id="107" w:name="_Refd19e1796"/>
+      <w:bookmarkStart w:id="108" w:name="_Tocd19e1796"/>
       <w:r>
         <w:t/>
       </w:r>
@@ -4551,11 +4565,11 @@
         <!--depth 1-->
         <w:numPr>
           <w:ilvl w:val="0"/>
-          <w:numId w:val="137"/>
-        </w:numPr>
-      </w:pPr>
-      <w:bookmarkStart w:id="110" w:name="_Tocd19e1789"/>
-      <w:bookmarkStart w:id="109" w:name="_Refd19e1789"/>
+          <w:numId w:val="138"/>
+        </w:numPr>
+      </w:pPr>
+      <w:bookmarkStart w:id="110" w:name="_Tocd19e1805"/>
+      <w:bookmarkStart w:id="109" w:name="_Refd19e1805"/>
       <w:r>
         <w:t/>
       </w:r>
@@ -4572,7 +4586,7 @@
         <!--depth 1-->
         <w:numPr>
           <w:ilvl w:val="0"/>
-          <w:numId w:val="137"/>
+          <w:numId w:val="138"/>
         </w:numPr>
       </w:pPr>
       <w:r>
@@ -4591,11 +4605,11 @@
         <!--depth 2-->
         <w:numPr>
           <w:ilvl w:val="1"/>
-          <w:numId w:val="138"/>
-        </w:numPr>
-      </w:pPr>
-      <w:bookmarkStart w:id="112" w:name="_Tocd19e1804"/>
-      <w:bookmarkStart w:id="111" w:name="_Refd19e1804"/>
+          <w:numId w:val="139"/>
+        </w:numPr>
+      </w:pPr>
+      <w:bookmarkStart w:id="112" w:name="_Tocd19e1820"/>
+      <w:bookmarkStart w:id="111" w:name="_Refd19e1820"/>
       <w:r>
         <w:t/>
       </w:r>
@@ -4612,7 +4626,7 @@
         <!--depth 2-->
         <w:numPr>
           <w:ilvl w:val="1"/>
-          <w:numId w:val="138"/>
+          <w:numId w:val="139"/>
         </w:numPr>
       </w:pPr>
       <w:r>
@@ -4633,7 +4647,7 @@
         <!--depth 1-->
         <w:numPr>
           <w:ilvl w:val="0"/>
-          <w:numId w:val="137"/>
+          <w:numId w:val="138"/>
         </w:numPr>
       </w:pPr>
       <w:r>
@@ -4662,9 +4676,9 @@
       <w:pPr>
         <w:pStyle w:val="Heading3"/>
       </w:pPr>
-      <w:bookmarkStart w:id="113" w:name="_Numd19e1840"/>
-      <w:bookmarkStart w:id="114" w:name="_Refd19e1840"/>
-      <w:bookmarkStart w:id="115" w:name="_Tocd19e1840"/>
+      <w:bookmarkStart w:id="113" w:name="_Numd19e1856"/>
+      <w:bookmarkStart w:id="114" w:name="_Refd19e1856"/>
+      <w:bookmarkStart w:id="115" w:name="_Tocd19e1856"/>
       <w:r>
         <w:t/>
       </w:r>
@@ -4722,9 +4736,9 @@
       <w:pPr>
         <w:pStyle w:val="Heading3"/>
       </w:pPr>
-      <w:bookmarkStart w:id="116" w:name="_Numd19e1869"/>
-      <w:bookmarkStart w:id="117" w:name="_Refd19e1869"/>
-      <w:bookmarkStart w:id="118" w:name="_Tocd19e1869"/>
+      <w:bookmarkStart w:id="116" w:name="_Numd19e1885"/>
+      <w:bookmarkStart w:id="117" w:name="_Refd19e1885"/>
+      <w:bookmarkStart w:id="118" w:name="_Tocd19e1885"/>
       <w:r>
         <w:t/>
       </w:r>
@@ -4744,11 +4758,11 @@
         <!--depth 1-->
         <w:numPr>
           <w:ilvl w:val="0"/>
-          <w:numId w:val="139"/>
-        </w:numPr>
-      </w:pPr>
-      <w:bookmarkStart w:id="120" w:name="_Tocd19e1878"/>
-      <w:bookmarkStart w:id="119" w:name="_Refd19e1878"/>
+          <w:numId w:val="140"/>
+        </w:numPr>
+      </w:pPr>
+      <w:bookmarkStart w:id="120" w:name="_Tocd19e1894"/>
+      <w:bookmarkStart w:id="119" w:name="_Refd19e1894"/>
       <w:r>
         <w:t/>
       </w:r>
@@ -4814,7 +4828,7 @@
         <!--depth 1-->
         <w:numPr>
           <w:ilvl w:val="0"/>
-          <w:numId w:val="139"/>
+          <w:numId w:val="140"/>
         </w:numPr>
       </w:pPr>
       <w:r>
@@ -4833,7 +4847,7 @@
         <!--depth 1-->
         <w:numPr>
           <w:ilvl w:val="0"/>
-          <w:numId w:val="139"/>
+          <w:numId w:val="140"/>
         </w:numPr>
       </w:pPr>
       <w:r>
@@ -4871,9 +4885,9 @@
       <w:pPr>
         <w:pStyle w:val="Heading3"/>
       </w:pPr>
-      <w:bookmarkStart w:id="121" w:name="_Numd19e1937"/>
-      <w:bookmarkStart w:id="122" w:name="_Refd19e1937"/>
-      <w:bookmarkStart w:id="123" w:name="_Tocd19e1937"/>
+      <w:bookmarkStart w:id="121" w:name="_Numd19e1953"/>
+      <w:bookmarkStart w:id="122" w:name="_Refd19e1953"/>
+      <w:bookmarkStart w:id="123" w:name="_Tocd19e1953"/>
       <w:r>
         <w:t/>
       </w:r>
@@ -4893,11 +4907,11 @@
         <!--depth 1-->
         <w:numPr>
           <w:ilvl w:val="0"/>
-          <w:numId w:val="140"/>
-        </w:numPr>
-      </w:pPr>
-      <w:bookmarkStart w:id="125" w:name="_Tocd19e1946"/>
-      <w:bookmarkStart w:id="124" w:name="_Refd19e1946"/>
+          <w:numId w:val="141"/>
+        </w:numPr>
+      </w:pPr>
+      <w:bookmarkStart w:id="125" w:name="_Tocd19e1962"/>
+      <w:bookmarkStart w:id="124" w:name="_Refd19e1962"/>
       <w:r>
         <w:t/>
       </w:r>
@@ -4914,7 +4928,7 @@
         <!--depth 1-->
         <w:numPr>
           <w:ilvl w:val="0"/>
-          <w:numId w:val="140"/>
+          <w:numId w:val="141"/>
         </w:numPr>
       </w:pPr>
       <w:r>
@@ -4934,9 +4948,9 @@
       <w:pPr>
         <w:pStyle w:val="Heading3"/>
       </w:pPr>
-      <w:bookmarkStart w:id="126" w:name="_Numd19e1969"/>
-      <w:bookmarkStart w:id="127" w:name="_Refd19e1969"/>
-      <w:bookmarkStart w:id="128" w:name="_Tocd19e1969"/>
+      <w:bookmarkStart w:id="126" w:name="_Numd19e1985"/>
+      <w:bookmarkStart w:id="127" w:name="_Refd19e1985"/>
+      <w:bookmarkStart w:id="128" w:name="_Tocd19e1985"/>
       <w:r>
         <w:t/>
       </w:r>
@@ -4956,11 +4970,11 @@
         <!--depth 1-->
         <w:numPr>
           <w:ilvl w:val="0"/>
-          <w:numId w:val="141"/>
-        </w:numPr>
-      </w:pPr>
-      <w:bookmarkStart w:id="130" w:name="_Tocd19e1978"/>
-      <w:bookmarkStart w:id="129" w:name="_Refd19e1978"/>
+          <w:numId w:val="142"/>
+        </w:numPr>
+      </w:pPr>
+      <w:bookmarkStart w:id="130" w:name="_Tocd19e1994"/>
+      <w:bookmarkStart w:id="129" w:name="_Refd19e1994"/>
       <w:r>
         <w:t/>
       </w:r>
@@ -4977,7 +4991,7 @@
         <!--depth 1-->
         <w:numPr>
           <w:ilvl w:val="0"/>
-          <w:numId w:val="141"/>
+          <w:numId w:val="142"/>
         </w:numPr>
       </w:pPr>
       <w:r>
@@ -4996,7 +5010,7 @@
         <!--depth 1-->
         <w:numPr>
           <w:ilvl w:val="0"/>
-          <w:numId w:val="141"/>
+          <w:numId w:val="142"/>
         </w:numPr>
       </w:pPr>
       <w:r>
@@ -5025,7 +5039,7 @@
         <!--depth 1-->
         <w:numPr>
           <w:ilvl w:val="0"/>
-          <w:numId w:val="141"/>
+          <w:numId w:val="142"/>
         </w:numPr>
       </w:pPr>
       <w:r>
@@ -5053,7 +5067,7 @@
         <!--depth 1-->
         <w:numPr>
           <w:ilvl w:val="0"/>
-          <w:numId w:val="141"/>
+          <w:numId w:val="142"/>
         </w:numPr>
       </w:pPr>
       <w:r>
@@ -5072,7 +5086,7 @@
         <!--depth 1-->
         <w:numPr>
           <w:ilvl w:val="0"/>
-          <w:numId w:val="141"/>
+          <w:numId w:val="142"/>
         </w:numPr>
       </w:pPr>
       <w:r>
@@ -5092,9 +5106,9 @@
       <w:pPr>
         <w:pStyle w:val="Heading3"/>
       </w:pPr>
-      <w:bookmarkStart w:id="131" w:name="_Numd19e2037"/>
-      <w:bookmarkStart w:id="132" w:name="_Refd19e2037"/>
-      <w:bookmarkStart w:id="133" w:name="_Tocd19e2037"/>
+      <w:bookmarkStart w:id="131" w:name="_Numd19e2053"/>
+      <w:bookmarkStart w:id="132" w:name="_Refd19e2053"/>
+      <w:bookmarkStart w:id="133" w:name="_Tocd19e2053"/>
       <w:r>
         <w:t/>
       </w:r>
@@ -5114,11 +5128,11 @@
         <!--depth 1-->
         <w:numPr>
           <w:ilvl w:val="0"/>
-          <w:numId w:val="142"/>
-        </w:numPr>
-      </w:pPr>
-      <w:bookmarkStart w:id="135" w:name="_Tocd19e2046"/>
-      <w:bookmarkStart w:id="134" w:name="_Refd19e2046"/>
+          <w:numId w:val="143"/>
+        </w:numPr>
+      </w:pPr>
+      <w:bookmarkStart w:id="135" w:name="_Tocd19e2062"/>
+      <w:bookmarkStart w:id="134" w:name="_Refd19e2062"/>
       <w:r>
         <w:t/>
       </w:r>
@@ -5135,11 +5149,11 @@
         <!--depth 2-->
         <w:numPr>
           <w:ilvl w:val="1"/>
-          <w:numId w:val="143"/>
-        </w:numPr>
-      </w:pPr>
-      <w:bookmarkStart w:id="137" w:name="_Tocd19e2054"/>
-      <w:bookmarkStart w:id="136" w:name="_Refd19e2054"/>
+          <w:numId w:val="144"/>
+        </w:numPr>
+      </w:pPr>
+      <w:bookmarkStart w:id="137" w:name="_Tocd19e2070"/>
+      <w:bookmarkStart w:id="136" w:name="_Refd19e2070"/>
       <w:r>
         <w:t/>
       </w:r>
@@ -5159,7 +5173,7 @@
         <w:rPr>
           <w:color w:val="0000FF"/>
         </w:rPr>
-        <w:instrText xml:space="preserve"> REF _Numd19e1969 \h </w:instrText>
+        <w:instrText xml:space="preserve"> REF _Numd19e1985 \h </w:instrText>
       </w:r>
       <w:r>
         <w:fldChar w:fldCharType="separate"/>
@@ -5189,7 +5203,7 @@
         <!--depth 2-->
         <w:numPr>
           <w:ilvl w:val="1"/>
-          <w:numId w:val="143"/>
+          <w:numId w:val="144"/>
         </w:numPr>
       </w:pPr>
       <w:r>
@@ -5210,7 +5224,7 @@
         <!--depth 1-->
         <w:numPr>
           <w:ilvl w:val="0"/>
-          <w:numId w:val="142"/>
+          <w:numId w:val="143"/>
         </w:numPr>
       </w:pPr>
       <w:r>
@@ -5238,7 +5252,7 @@
         <!--depth 1-->
         <w:numPr>
           <w:ilvl w:val="0"/>
-          <w:numId w:val="142"/>
+          <w:numId w:val="143"/>
         </w:numPr>
       </w:pPr>
       <w:r>
@@ -5258,9 +5272,9 @@
       <w:pPr>
         <w:pStyle w:val="Heading3"/>
       </w:pPr>
-      <w:bookmarkStart w:id="138" w:name="_Numd19e2100"/>
-      <w:bookmarkStart w:id="139" w:name="_Refd19e2100"/>
-      <w:bookmarkStart w:id="140" w:name="_Tocd19e2100"/>
+      <w:bookmarkStart w:id="138" w:name="_Numd19e2116"/>
+      <w:bookmarkStart w:id="139" w:name="_Refd19e2116"/>
+      <w:bookmarkStart w:id="140" w:name="_Tocd19e2116"/>
       <w:r>
         <w:t/>
       </w:r>
@@ -5287,9 +5301,9 @@
       <w:pPr>
         <w:pStyle w:val="Heading3"/>
       </w:pPr>
-      <w:bookmarkStart w:id="141" w:name="_Numd19e2119"/>
-      <w:bookmarkStart w:id="142" w:name="_Refd19e2119"/>
-      <w:bookmarkStart w:id="143" w:name="_Tocd19e2119"/>
+      <w:bookmarkStart w:id="141" w:name="_Numd19e2135"/>
+      <w:bookmarkStart w:id="142" w:name="_Refd19e2135"/>
+      <w:bookmarkStart w:id="143" w:name="_Tocd19e2135"/>
       <w:r>
         <w:t/>
       </w:r>
@@ -5320,7 +5334,7 @@
         <w:rPr>
           <w:color w:val="0000FF"/>
         </w:rPr>
-        <w:instrText xml:space="preserve"> REF _Numd19e2445 \h </w:instrText>
+        <w:instrText xml:space="preserve"> REF _Numd19e2461 \h </w:instrText>
       </w:r>
       <w:r>
         <w:fldChar w:fldCharType="separate"/>
@@ -5350,11 +5364,11 @@
         <!--depth 1-->
         <w:numPr>
           <w:ilvl w:val="0"/>
-          <w:numId w:val="144"/>
-        </w:numPr>
-      </w:pPr>
-      <w:bookmarkStart w:id="145" w:name="_Tocd19e2134"/>
-      <w:bookmarkStart w:id="144" w:name="_Refd19e2134"/>
+          <w:numId w:val="145"/>
+        </w:numPr>
+      </w:pPr>
+      <w:bookmarkStart w:id="145" w:name="_Tocd19e2150"/>
+      <w:bookmarkStart w:id="144" w:name="_Refd19e2150"/>
       <w:r>
         <w:t/>
       </w:r>
@@ -5371,7 +5385,7 @@
         <!--depth 1-->
         <w:numPr>
           <w:ilvl w:val="0"/>
-          <w:numId w:val="144"/>
+          <w:numId w:val="145"/>
         </w:numPr>
       </w:pPr>
       <w:r>
@@ -5391,9 +5405,9 @@
       <w:pPr>
         <w:pStyle w:val="Heading3"/>
       </w:pPr>
-      <w:bookmarkStart w:id="146" w:name="_Numd19e2157"/>
-      <w:bookmarkStart w:id="147" w:name="_Refd19e2157"/>
-      <w:bookmarkStart w:id="148" w:name="_Tocd19e2157"/>
+      <w:bookmarkStart w:id="146" w:name="_Numd19e2173"/>
+      <w:bookmarkStart w:id="147" w:name="_Refd19e2173"/>
+      <w:bookmarkStart w:id="148" w:name="_Tocd19e2173"/>
       <w:r>
         <w:t/>
       </w:r>
@@ -5413,11 +5427,11 @@
         <!--depth 1-->
         <w:numPr>
           <w:ilvl w:val="0"/>
-          <w:numId w:val="145"/>
-        </w:numPr>
-      </w:pPr>
-      <w:bookmarkStart w:id="150" w:name="_Tocd19e2166"/>
-      <w:bookmarkStart w:id="149" w:name="_Refd19e2166"/>
+          <w:numId w:val="146"/>
+        </w:numPr>
+      </w:pPr>
+      <w:bookmarkStart w:id="150" w:name="_Tocd19e2182"/>
+      <w:bookmarkStart w:id="149" w:name="_Refd19e2182"/>
       <w:r>
         <w:t/>
       </w:r>
@@ -5434,11 +5448,11 @@
         <!--depth 2-->
         <w:numPr>
           <w:ilvl w:val="1"/>
-          <w:numId w:val="146"/>
-        </w:numPr>
-      </w:pPr>
-      <w:bookmarkStart w:id="152" w:name="_Tocd19e2174"/>
-      <w:bookmarkStart w:id="151" w:name="_Refd19e2174"/>
+          <w:numId w:val="147"/>
+        </w:numPr>
+      </w:pPr>
+      <w:bookmarkStart w:id="152" w:name="_Tocd19e2190"/>
+      <w:bookmarkStart w:id="151" w:name="_Refd19e2190"/>
       <w:r>
         <w:t/>
       </w:r>
@@ -5455,7 +5469,7 @@
         <!--depth 2-->
         <w:numPr>
           <w:ilvl w:val="1"/>
-          <w:numId w:val="146"/>
+          <w:numId w:val="147"/>
         </w:numPr>
       </w:pPr>
       <w:r>
@@ -5474,7 +5488,7 @@
         <!--depth 2-->
         <w:numPr>
           <w:ilvl w:val="1"/>
-          <w:numId w:val="146"/>
+          <w:numId w:val="147"/>
         </w:numPr>
       </w:pPr>
       <w:r>
@@ -5493,7 +5507,7 @@
         <!--depth 2-->
         <w:numPr>
           <w:ilvl w:val="1"/>
-          <w:numId w:val="146"/>
+          <w:numId w:val="147"/>
         </w:numPr>
       </w:pPr>
       <w:r>
@@ -5512,11 +5526,11 @@
         <!--depth 3-->
         <w:numPr>
           <w:ilvl w:val="2"/>
-          <w:numId w:val="147"/>
-        </w:numPr>
-      </w:pPr>
-      <w:bookmarkStart w:id="154" w:name="_Tocd19e2203"/>
-      <w:bookmarkStart w:id="153" w:name="_Refd19e2203"/>
+          <w:numId w:val="148"/>
+        </w:numPr>
+      </w:pPr>
+      <w:bookmarkStart w:id="154" w:name="_Tocd19e2219"/>
+      <w:bookmarkStart w:id="153" w:name="_Refd19e2219"/>
       <w:r>
         <w:t/>
       </w:r>
@@ -5533,7 +5547,7 @@
         <!--depth 3-->
         <w:numPr>
           <w:ilvl w:val="2"/>
-          <w:numId w:val="147"/>
+          <w:numId w:val="148"/>
         </w:numPr>
       </w:pPr>
       <w:r>
@@ -5552,7 +5566,7 @@
         <!--depth 3-->
         <w:numPr>
           <w:ilvl w:val="2"/>
-          <w:numId w:val="147"/>
+          <w:numId w:val="148"/>
         </w:numPr>
       </w:pPr>
       <w:r>
@@ -5571,7 +5585,7 @@
         <!--depth 3-->
         <w:numPr>
           <w:ilvl w:val="2"/>
-          <w:numId w:val="147"/>
+          <w:numId w:val="148"/>
         </w:numPr>
       </w:pPr>
       <w:r>
@@ -5590,7 +5604,7 @@
         <!--depth 3-->
         <w:numPr>
           <w:ilvl w:val="2"/>
-          <w:numId w:val="147"/>
+          <w:numId w:val="148"/>
         </w:numPr>
       </w:pPr>
       <w:r>
@@ -5670,7 +5684,7 @@
         <!--depth 3-->
         <w:numPr>
           <w:ilvl w:val="2"/>
-          <w:numId w:val="147"/>
+          <w:numId w:val="148"/>
         </w:numPr>
       </w:pPr>
       <w:r>
@@ -5711,7 +5725,7 @@
         <!--depth 1-->
         <w:numPr>
           <w:ilvl w:val="0"/>
-          <w:numId w:val="145"/>
+          <w:numId w:val="146"/>
         </w:numPr>
       </w:pPr>
       <w:r>
@@ -5730,7 +5744,7 @@
         <!--depth 1-->
         <w:numPr>
           <w:ilvl w:val="0"/>
-          <w:numId w:val="145"/>
+          <w:numId w:val="146"/>
         </w:numPr>
       </w:pPr>
       <w:r>
@@ -5749,11 +5763,11 @@
         <!--depth 2-->
         <w:numPr>
           <w:ilvl w:val="1"/>
-          <w:numId w:val="148"/>
-        </w:numPr>
-      </w:pPr>
-      <w:bookmarkStart w:id="156" w:name="_Tocd19e2285"/>
-      <w:bookmarkStart w:id="155" w:name="_Refd19e2285"/>
+          <w:numId w:val="149"/>
+        </w:numPr>
+      </w:pPr>
+      <w:bookmarkStart w:id="156" w:name="_Tocd19e2301"/>
+      <w:bookmarkStart w:id="155" w:name="_Refd19e2301"/>
       <w:r>
         <w:t/>
       </w:r>
@@ -5770,7 +5784,7 @@
         <!--depth 2-->
         <w:numPr>
           <w:ilvl w:val="1"/>
-          <w:numId w:val="148"/>
+          <w:numId w:val="149"/>
         </w:numPr>
       </w:pPr>
       <w:r>
@@ -5791,7 +5805,7 @@
         <!--depth 1-->
         <w:numPr>
           <w:ilvl w:val="0"/>
-          <w:numId w:val="145"/>
+          <w:numId w:val="146"/>
         </w:numPr>
       </w:pPr>
       <w:r>
@@ -5810,11 +5824,11 @@
         <!--depth 2-->
         <w:numPr>
           <w:ilvl w:val="1"/>
-          <w:numId w:val="149"/>
-        </w:numPr>
-      </w:pPr>
-      <w:bookmarkStart w:id="158" w:name="_Tocd19e2308"/>
-      <w:bookmarkStart w:id="157" w:name="_Refd19e2308"/>
+          <w:numId w:val="150"/>
+        </w:numPr>
+      </w:pPr>
+      <w:bookmarkStart w:id="158" w:name="_Tocd19e2324"/>
+      <w:bookmarkStart w:id="157" w:name="_Refd19e2324"/>
       <w:r>
         <w:t/>
       </w:r>
@@ -5831,7 +5845,7 @@
         <!--depth 2-->
         <w:numPr>
           <w:ilvl w:val="1"/>
-          <w:numId w:val="149"/>
+          <w:numId w:val="150"/>
         </w:numPr>
       </w:pPr>
       <w:r>
@@ -5850,7 +5864,7 @@
         <!--depth 2-->
         <w:numPr>
           <w:ilvl w:val="1"/>
-          <w:numId w:val="149"/>
+          <w:numId w:val="150"/>
         </w:numPr>
       </w:pPr>
       <w:r>
@@ -5871,7 +5885,7 @@
         <!--depth 1-->
         <w:numPr>
           <w:ilvl w:val="0"/>
-          <w:numId w:val="145"/>
+          <w:numId w:val="146"/>
         </w:numPr>
       </w:pPr>
       <w:r>
@@ -5890,7 +5904,7 @@
         <!--depth 1-->
         <w:numPr>
           <w:ilvl w:val="0"/>
-          <w:numId w:val="145"/>
+          <w:numId w:val="146"/>
         </w:numPr>
       </w:pPr>
       <w:r>
@@ -5909,7 +5923,7 @@
         <!--depth 1-->
         <w:numPr>
           <w:ilvl w:val="0"/>
-          <w:numId w:val="145"/>
+          <w:numId w:val="146"/>
         </w:numPr>
       </w:pPr>
       <w:r>
@@ -5928,7 +5942,7 @@
         <!--depth 1-->
         <w:numPr>
           <w:ilvl w:val="0"/>
-          <w:numId w:val="145"/>
+          <w:numId w:val="146"/>
         </w:numPr>
       </w:pPr>
       <w:r>
@@ -5948,9 +5962,9 @@
       <w:pPr>
         <w:pStyle w:val="Heading3"/>
       </w:pPr>
-      <w:bookmarkStart w:id="159" w:name="_Numd19e2369"/>
-      <w:bookmarkStart w:id="160" w:name="_Refd19e2369"/>
-      <w:bookmarkStart w:id="161" w:name="_Tocd19e2369"/>
+      <w:bookmarkStart w:id="159" w:name="_Numd19e2385"/>
+      <w:bookmarkStart w:id="160" w:name="_Refd19e2385"/>
+      <w:bookmarkStart w:id="161" w:name="_Tocd19e2385"/>
       <w:r>
         <w:t/>
       </w:r>
@@ -5977,9 +5991,9 @@
       <w:pPr>
         <w:pStyle w:val="Heading3"/>
       </w:pPr>
-      <w:bookmarkStart w:id="162" w:name="_Numd19e2387"/>
-      <w:bookmarkStart w:id="163" w:name="_Refd19e2387"/>
-      <w:bookmarkStart w:id="164" w:name="_Tocd19e2387"/>
+      <w:bookmarkStart w:id="162" w:name="_Numd19e2403"/>
+      <w:bookmarkStart w:id="163" w:name="_Refd19e2403"/>
+      <w:bookmarkStart w:id="164" w:name="_Tocd19e2403"/>
       <w:r>
         <w:t/>
       </w:r>
@@ -5999,11 +6013,11 @@
         <!--depth 1-->
         <w:numPr>
           <w:ilvl w:val="0"/>
-          <w:numId w:val="150"/>
-        </w:numPr>
-      </w:pPr>
-      <w:bookmarkStart w:id="166" w:name="_Tocd19e2396"/>
-      <w:bookmarkStart w:id="165" w:name="_Refd19e2396"/>
+          <w:numId w:val="151"/>
+        </w:numPr>
+      </w:pPr>
+      <w:bookmarkStart w:id="166" w:name="_Tocd19e2412"/>
+      <w:bookmarkStart w:id="165" w:name="_Refd19e2412"/>
       <w:r>
         <w:t/>
       </w:r>
@@ -6061,7 +6075,7 @@
         <w:rPr>
           <w:color w:val="0000FF"/>
         </w:rPr>
-        <w:instrText xml:space="preserve"> REF _Numd19e2567 \h </w:instrText>
+        <w:instrText xml:space="preserve"> REF _Numd19e2583 \h </w:instrText>
       </w:r>
       <w:r>
         <w:fldChar w:fldCharType="separate"/>
@@ -6091,7 +6105,7 @@
         <!--depth 1-->
         <w:numPr>
           <w:ilvl w:val="0"/>
-          <w:numId w:val="150"/>
+          <w:numId w:val="151"/>
         </w:numPr>
       </w:pPr>
       <w:r>
@@ -6120,9 +6134,9 @@
       <w:pPr>
         <w:pStyle w:val="Heading3"/>
       </w:pPr>
-      <w:bookmarkStart w:id="167" w:name="_Numd19e2445"/>
-      <w:bookmarkStart w:id="168" w:name="_Refd19e2445"/>
-      <w:bookmarkStart w:id="169" w:name="_Tocd19e2445"/>
+      <w:bookmarkStart w:id="167" w:name="_Numd19e2461"/>
+      <w:bookmarkStart w:id="168" w:name="_Refd19e2461"/>
+      <w:bookmarkStart w:id="169" w:name="_Tocd19e2461"/>
       <w:r>
         <w:t/>
       </w:r>
@@ -6142,11 +6156,11 @@
         <!--depth 1-->
         <w:numPr>
           <w:ilvl w:val="0"/>
-          <w:numId w:val="151"/>
-        </w:numPr>
-      </w:pPr>
-      <w:bookmarkStart w:id="171" w:name="_Tocd19e2454"/>
-      <w:bookmarkStart w:id="170" w:name="_Refd19e2454"/>
+          <w:numId w:val="152"/>
+        </w:numPr>
+      </w:pPr>
+      <w:bookmarkStart w:id="171" w:name="_Tocd19e2470"/>
+      <w:bookmarkStart w:id="170" w:name="_Refd19e2470"/>
       <w:r>
         <w:t/>
       </w:r>
@@ -6163,11 +6177,11 @@
         <!--depth 2-->
         <w:numPr>
           <w:ilvl w:val="1"/>
-          <w:numId w:val="152"/>
-        </w:numPr>
-      </w:pPr>
-      <w:bookmarkStart w:id="173" w:name="_Tocd19e2462"/>
-      <w:bookmarkStart w:id="172" w:name="_Refd19e2462"/>
+          <w:numId w:val="153"/>
+        </w:numPr>
+      </w:pPr>
+      <w:bookmarkStart w:id="173" w:name="_Tocd19e2478"/>
+      <w:bookmarkStart w:id="172" w:name="_Refd19e2478"/>
       <w:r>
         <w:t/>
       </w:r>
@@ -6184,7 +6198,7 @@
         <!--depth 2-->
         <w:numPr>
           <w:ilvl w:val="1"/>
-          <w:numId w:val="152"/>
+          <w:numId w:val="153"/>
         </w:numPr>
       </w:pPr>
       <w:r>
@@ -6203,7 +6217,7 @@
         <!--depth 2-->
         <w:numPr>
           <w:ilvl w:val="1"/>
-          <w:numId w:val="152"/>
+          <w:numId w:val="153"/>
         </w:numPr>
       </w:pPr>
       <w:r>
@@ -6222,7 +6236,7 @@
         <!--depth 2-->
         <w:numPr>
           <w:ilvl w:val="1"/>
-          <w:numId w:val="152"/>
+          <w:numId w:val="153"/>
         </w:numPr>
       </w:pPr>
       <w:r>
@@ -6243,7 +6257,7 @@
         <!--depth 1-->
         <w:numPr>
           <w:ilvl w:val="0"/>
-          <w:numId w:val="151"/>
+          <w:numId w:val="152"/>
         </w:numPr>
       </w:pPr>
       <w:r>
@@ -6273,7 +6287,7 @@
         <!--depth 1-->
         <w:numPr>
           <w:ilvl w:val="0"/>
-          <w:numId w:val="151"/>
+          <w:numId w:val="152"/>
         </w:numPr>
       </w:pPr>
       <w:r>
@@ -6292,7 +6306,7 @@
         <!--depth 1-->
         <w:numPr>
           <w:ilvl w:val="0"/>
-          <w:numId w:val="151"/>
+          <w:numId w:val="152"/>
         </w:numPr>
       </w:pPr>
       <w:r>
@@ -6311,7 +6325,7 @@
         <!--depth 1-->
         <w:numPr>
           <w:ilvl w:val="0"/>
-          <w:numId w:val="151"/>
+          <w:numId w:val="152"/>
         </w:numPr>
       </w:pPr>
       <w:r>
@@ -6341,7 +6355,7 @@
         <!--depth 1-->
         <w:numPr>
           <w:ilvl w:val="0"/>
-          <w:numId w:val="151"/>
+          <w:numId w:val="152"/>
         </w:numPr>
       </w:pPr>
       <w:r>
@@ -6360,11 +6374,11 @@
         <!--depth 2-->
         <w:numPr>
           <w:ilvl w:val="1"/>
-          <w:numId w:val="153"/>
-        </w:numPr>
-      </w:pPr>
-      <w:bookmarkStart w:id="175" w:name="_Tocd19e2536"/>
-      <w:bookmarkStart w:id="174" w:name="_Refd19e2536"/>
+          <w:numId w:val="154"/>
+        </w:numPr>
+      </w:pPr>
+      <w:bookmarkStart w:id="175" w:name="_Tocd19e2552"/>
+      <w:bookmarkStart w:id="174" w:name="_Refd19e2552"/>
       <w:r>
         <w:t/>
       </w:r>
@@ -6381,7 +6395,7 @@
         <!--depth 2-->
         <w:numPr>
           <w:ilvl w:val="1"/>
-          <w:numId w:val="153"/>
+          <w:numId w:val="154"/>
         </w:numPr>
       </w:pPr>
       <w:r>
@@ -6402,7 +6416,7 @@
         <!--depth 1-->
         <w:numPr>
           <w:ilvl w:val="0"/>
-          <w:numId w:val="151"/>
+          <w:numId w:val="152"/>
         </w:numPr>
       </w:pPr>
       <w:r>
@@ -6422,9 +6436,9 @@
       <w:pPr>
         <w:pStyle w:val="Heading3"/>
       </w:pPr>
-      <w:bookmarkStart w:id="176" w:name="_Numd19e2567"/>
-      <w:bookmarkStart w:id="177" w:name="_Refd19e2567"/>
-      <w:bookmarkStart w:id="178" w:name="_Tocd19e2567"/>
+      <w:bookmarkStart w:id="176" w:name="_Numd19e2583"/>
+      <w:bookmarkStart w:id="177" w:name="_Refd19e2583"/>
+      <w:bookmarkStart w:id="178" w:name="_Tocd19e2583"/>
       <w:r>
         <w:t/>
       </w:r>
@@ -6444,11 +6458,11 @@
         <!--depth 1-->
         <w:numPr>
           <w:ilvl w:val="0"/>
-          <w:numId w:val="154"/>
-        </w:numPr>
-      </w:pPr>
-      <w:bookmarkStart w:id="180" w:name="_Tocd19e2576"/>
-      <w:bookmarkStart w:id="179" w:name="_Refd19e2576"/>
+          <w:numId w:val="155"/>
+        </w:numPr>
+      </w:pPr>
+      <w:bookmarkStart w:id="180" w:name="_Tocd19e2592"/>
+      <w:bookmarkStart w:id="179" w:name="_Refd19e2592"/>
       <w:r>
         <w:t/>
       </w:r>
@@ -6477,7 +6491,7 @@
         <w:rPr>
           <w:color w:val="0000FF"/>
         </w:rPr>
-        <w:instrText xml:space="preserve"> REF _Numd19e1780 \h </w:instrText>
+        <w:instrText xml:space="preserve"> REF _Numd19e1796 \h </w:instrText>
       </w:r>
       <w:r>
         <w:fldChar w:fldCharType="separate"/>
@@ -6507,7 +6521,7 @@
         <!--depth 1-->
         <w:numPr>
           <w:ilvl w:val="0"/>
-          <w:numId w:val="154"/>
+          <w:numId w:val="155"/>
         </w:numPr>
       </w:pPr>
       <w:r>
@@ -6735,7 +6749,7 @@
         <w:rPr>
           <w:noProof/>
         </w:rPr>
-        <w:t>5302.101   Definitions</w:t>
+        <w:t>Heading 3</w:t>
       </w:r>
     </w:fldSimple>
   </w:p>
@@ -7386,121 +7400,94 @@
   <w:abstractNum w:abstractNumId="107">
     <w:multiLevelType w:val="hybridMultilevel"/>
     <w:lvl w:ilvl="0">
-      <w:start w:val="1"/>
-      <w:numFmt w:val="bullet"/>
-      <w:pStyle xmlns:tce="http://www.TCE.com" xmlns:a="http://schemas.openxmlformats.org/drawingml/2006/main" xmlns:pic="http://schemas.openxmlformats.org/drawingml/2006/picture" xmlns:a14="http://schemas.microsoft.com/office/drawing/2010/main" w:val="ListParagraph"/>
-      <w:lvlText w:val=""/>
+      <w:start w:val="0"/>
+      <w:numFmt w:val="lowerLetter"/>
+      <w:pStyle xmlns:tce="http://www.TCE.com" xmlns:a="http://schemas.openxmlformats.org/drawingml/2006/main" xmlns:pic="http://schemas.openxmlformats.org/drawingml/2006/picture" xmlns:a14="http://schemas.microsoft.com/office/drawing/2010/main" w:val="BodyText"/>
+      <w:lvlText w:val="(%1)"/>
       <w:lvlJc w:val="left"/>
       <w:pPr>
         <w:ind w:left="720" w:hanging="360"/>
       </w:pPr>
-      <w:rPr>
-        <w:rFonts w:ascii="Symbol" w:hAnsi="Symbol" w:hint="default"/>
-      </w:rPr>
-    </w:lvl>
-    <w:lvl w:ilvl="1" w:tentative="1">
-      <w:start w:val="1"/>
-      <w:numFmt w:val="bullet"/>
-      <w:pStyle xmlns:tce="http://www.TCE.com" xmlns:a="http://schemas.openxmlformats.org/drawingml/2006/main" xmlns:pic="http://schemas.openxmlformats.org/drawingml/2006/picture" xmlns:a14="http://schemas.microsoft.com/office/drawing/2010/main" w:val="ListParagraph"/>
-      <w:lvlText w:val="o"/>
+    </w:lvl>
+    <w:lvl w:ilvl="0">
+      <w:start w:val="0"/>
+      <w:numFmt w:val="decimal"/>
+      <w:pStyle xmlns:tce="http://www.TCE.com" xmlns:a="http://schemas.openxmlformats.org/drawingml/2006/main" xmlns:pic="http://schemas.openxmlformats.org/drawingml/2006/picture" xmlns:a14="http://schemas.microsoft.com/office/drawing/2010/main" w:val="BodyText"/>
+      <w:lvlText w:val="(%2)"/>
       <w:lvlJc w:val="left"/>
       <w:pPr>
         <w:ind w:left="1440" w:hanging="360"/>
       </w:pPr>
-      <w:rPr>
-        <w:rFonts w:ascii="Courier New" w:hAnsi="Courier New" w:cs="Courier New" w:hint="default"/>
-      </w:rPr>
-    </w:lvl>
-    <w:lvl w:ilvl="2" w:tentative="1">
-      <w:start w:val="1"/>
-      <w:numFmt w:val="bullet"/>
-      <w:pStyle xmlns:tce="http://www.TCE.com" xmlns:a="http://schemas.openxmlformats.org/drawingml/2006/main" xmlns:pic="http://schemas.openxmlformats.org/drawingml/2006/picture" xmlns:a14="http://schemas.microsoft.com/office/drawing/2010/main" w:val="ListParagraph"/>
-      <w:lvlText w:val=""/>
+    </w:lvl>
+    <w:lvl w:ilvl="0" w:tentative="0">
+      <w:start w:val="0"/>
+      <w:numFmt w:val="lowerRoman"/>
+      <w:pStyle xmlns:tce="http://www.TCE.com" xmlns:a="http://schemas.openxmlformats.org/drawingml/2006/main" xmlns:pic="http://schemas.openxmlformats.org/drawingml/2006/picture" xmlns:a14="http://schemas.microsoft.com/office/drawing/2010/main" w:val="BodyText"/>
+      <w:lvlText w:val="(%3)"/>
       <w:lvlJc w:val="left"/>
       <w:pPr>
         <w:ind w:left="2160" w:hanging="360"/>
       </w:pPr>
-      <w:rPr>
-        <w:rFonts w:ascii="Wingdings" w:hAnsi="Wingdings" w:hint="default"/>
-      </w:rPr>
-    </w:lvl>
-    <w:lvl w:ilvl="3" w:tentative="1">
-      <w:start w:val="1"/>
-      <w:numFmt w:val="bullet"/>
-      <w:pStyle xmlns:tce="http://www.TCE.com" xmlns:a="http://schemas.openxmlformats.org/drawingml/2006/main" xmlns:pic="http://schemas.openxmlformats.org/drawingml/2006/picture" xmlns:a14="http://schemas.microsoft.com/office/drawing/2010/main" w:val="ListParagraph"/>
-      <w:lvlText w:val=""/>
+    </w:lvl>
+    <w:lvl w:ilvl="0" w:tentative="0">
+      <w:start w:val="0"/>
+      <w:numFmt w:val="decimal"/>
+      <w:pStyle xmlns:tce="http://www.TCE.com" xmlns:a="http://schemas.openxmlformats.org/drawingml/2006/main" xmlns:pic="http://schemas.openxmlformats.org/drawingml/2006/picture" xmlns:a14="http://schemas.microsoft.com/office/drawing/2010/main" w:val="BodyText"/>
+      <w:lvlText w:val="%4."/>
       <w:lvlJc w:val="left"/>
       <w:pPr>
         <w:ind w:left="2880" w:hanging="360"/>
       </w:pPr>
-      <w:rPr>
-        <w:rFonts w:ascii="Symbol" w:hAnsi="Symbol" w:hint="default"/>
-      </w:rPr>
-    </w:lvl>
-    <w:lvl w:ilvl="4" w:tentative="1">
-      <w:start w:val="1"/>
-      <w:numFmt w:val="bullet"/>
-      <w:pStyle xmlns:tce="http://www.TCE.com" xmlns:a="http://schemas.openxmlformats.org/drawingml/2006/main" xmlns:pic="http://schemas.openxmlformats.org/drawingml/2006/picture" xmlns:a14="http://schemas.microsoft.com/office/drawing/2010/main" w:val="ListParagraph"/>
-      <w:lvlText w:val="o"/>
+    </w:lvl>
+    <w:lvl w:ilvl="0" w:tentative="0">
+      <w:start w:val="0"/>
+      <w:numFmt w:val="lowerLetter"/>
+      <w:pStyle xmlns:tce="http://www.TCE.com" xmlns:a="http://schemas.openxmlformats.org/drawingml/2006/main" xmlns:pic="http://schemas.openxmlformats.org/drawingml/2006/picture" xmlns:a14="http://schemas.microsoft.com/office/drawing/2010/main" w:val="BodyText"/>
+      <w:lvlText w:val="%5."/>
       <w:lvlJc w:val="left"/>
       <w:pPr>
         <w:ind w:left="3600" w:hanging="360"/>
       </w:pPr>
-      <w:rPr>
-        <w:rFonts w:ascii="Courier New" w:hAnsi="Courier New" w:cs="Courier New" w:hint="default"/>
-      </w:rPr>
-    </w:lvl>
-    <w:lvl w:ilvl="5" w:tentative="1">
-      <w:start w:val="1"/>
-      <w:numFmt w:val="bullet"/>
-      <w:pStyle xmlns:tce="http://www.TCE.com" xmlns:a="http://schemas.openxmlformats.org/drawingml/2006/main" xmlns:pic="http://schemas.openxmlformats.org/drawingml/2006/picture" xmlns:a14="http://schemas.microsoft.com/office/drawing/2010/main" w:val="ListParagraph"/>
-      <w:lvlText w:val=""/>
-      <w:lvlJc w:val="left"/>
-      <w:pPr>
-        <w:ind w:left="4320" w:hanging="360"/>
-      </w:pPr>
-      <w:rPr>
-        <w:rFonts w:ascii="Wingdings" w:hAnsi="Wingdings" w:hint="default"/>
-      </w:rPr>
-    </w:lvl>
-    <w:lvl w:ilvl="6" w:tentative="1">
-      <w:start w:val="1"/>
-      <w:numFmt w:val="bullet"/>
-      <w:pStyle xmlns:tce="http://www.TCE.com" xmlns:a="http://schemas.openxmlformats.org/drawingml/2006/main" xmlns:pic="http://schemas.openxmlformats.org/drawingml/2006/picture" xmlns:a14="http://schemas.microsoft.com/office/drawing/2010/main" w:val="ListParagraph"/>
-      <w:lvlText w:val=""/>
+    </w:lvl>
+    <w:lvl w:ilvl="0" w:tentative="0">
+      <w:start w:val="0"/>
+      <w:numFmt w:val="lowerRoman"/>
+      <w:pStyle xmlns:tce="http://www.TCE.com" xmlns:a="http://schemas.openxmlformats.org/drawingml/2006/main" xmlns:pic="http://schemas.openxmlformats.org/drawingml/2006/picture" xmlns:a14="http://schemas.microsoft.com/office/drawing/2010/main" w:val="BodyText"/>
+      <w:lvlText w:val="%6."/>
+      <w:lvlJc w:val="right"/>
+      <w:pPr>
+        <w:ind w:left="4320" w:hanging="180"/>
+      </w:pPr>
+    </w:lvl>
+    <w:lvl w:ilvl="0" w:tentative="0">
+      <w:start w:val="0"/>
+      <w:numFmt w:val="decimal"/>
+      <w:pStyle xmlns:tce="http://www.TCE.com" xmlns:a="http://schemas.openxmlformats.org/drawingml/2006/main" xmlns:pic="http://schemas.openxmlformats.org/drawingml/2006/picture" xmlns:a14="http://schemas.microsoft.com/office/drawing/2010/main" w:val="BodyText"/>
+      <w:lvlText w:val="%7."/>
       <w:lvlJc w:val="left"/>
       <w:pPr>
         <w:ind w:left="5040" w:hanging="360"/>
       </w:pPr>
-      <w:rPr>
-        <w:rFonts w:ascii="Symbol" w:hAnsi="Symbol" w:hint="default"/>
-      </w:rPr>
-    </w:lvl>
-    <w:lvl w:ilvl="7" w:tentative="1">
-      <w:start w:val="1"/>
-      <w:numFmt w:val="bullet"/>
-      <w:pStyle xmlns:tce="http://www.TCE.com" xmlns:a="http://schemas.openxmlformats.org/drawingml/2006/main" xmlns:pic="http://schemas.openxmlformats.org/drawingml/2006/picture" xmlns:a14="http://schemas.microsoft.com/office/drawing/2010/main" w:val="ListParagraph"/>
-      <w:lvlText w:val="o"/>
+    </w:lvl>
+    <w:lvl w:ilvl="0" w:tentative="0">
+      <w:start w:val="0"/>
+      <w:numFmt w:val="lowerLetter"/>
+      <w:pStyle xmlns:tce="http://www.TCE.com" xmlns:a="http://schemas.openxmlformats.org/drawingml/2006/main" xmlns:pic="http://schemas.openxmlformats.org/drawingml/2006/picture" xmlns:a14="http://schemas.microsoft.com/office/drawing/2010/main" w:val="BodyText"/>
+      <w:lvlText w:val="%8."/>
       <w:lvlJc w:val="left"/>
       <w:pPr>
         <w:ind w:left="5760" w:hanging="360"/>
       </w:pPr>
-      <w:rPr>
-        <w:rFonts w:ascii="Courier New" w:hAnsi="Courier New" w:cs="Courier New" w:hint="default"/>
-      </w:rPr>
-    </w:lvl>
-    <w:lvl w:ilvl="8" w:tentative="1">
-      <w:start w:val="1"/>
-      <w:numFmt w:val="bullet"/>
-      <w:pStyle xmlns:tce="http://www.TCE.com" xmlns:a="http://schemas.openxmlformats.org/drawingml/2006/main" xmlns:pic="http://schemas.openxmlformats.org/drawingml/2006/picture" xmlns:a14="http://schemas.microsoft.com/office/drawing/2010/main" w:val="ListParagraph"/>
-      <w:lvlText w:val=""/>
-      <w:lvlJc w:val="left"/>
-      <w:pPr>
-        <w:ind w:left="6480" w:hanging="360"/>
-      </w:pPr>
-      <w:rPr>
-        <w:rFonts w:ascii="Wingdings" w:hAnsi="Wingdings" w:hint="default"/>
-      </w:rPr>
+    </w:lvl>
+    <w:lvl w:ilvl="0" w:tentative="0">
+      <w:start w:val="0"/>
+      <w:numFmt w:val="lowerRoman"/>
+      <w:pStyle xmlns:tce="http://www.TCE.com" xmlns:a="http://schemas.openxmlformats.org/drawingml/2006/main" xmlns:pic="http://schemas.openxmlformats.org/drawingml/2006/picture" xmlns:a14="http://schemas.microsoft.com/office/drawing/2010/main" w:val="BodyText"/>
+      <w:lvlText w:val="%9."/>
+      <w:lvlJc w:val="right"/>
+      <w:pPr>
+        <w:ind w:left="6480" w:hanging="180"/>
+      </w:pPr>
     </w:lvl>
   </w:abstractNum>
   <w:abstractNum w:abstractNumId="108">
@@ -7508,7 +7495,7 @@
     <w:lvl w:ilvl="0">
       <w:start w:val="0"/>
       <w:numFmt w:val="lowerLetter"/>
-      <w:pStyle xmlns:tce="http://www.TCE.com" xmlns:a="http://schemas.openxmlformats.org/drawingml/2006/main" xmlns:pic="http://schemas.openxmlformats.org/drawingml/2006/picture" xmlns:a14="http://schemas.microsoft.com/office/drawing/2010/main" w:val="BodyText"/>
+      <w:pStyle xmlns:tce="http://www.TCE.com" xmlns:a="http://schemas.openxmlformats.org/drawingml/2006/main" xmlns:pic="http://schemas.openxmlformats.org/drawingml/2006/picture" xmlns:a14="http://schemas.microsoft.com/office/drawing/2010/main" w:val="ListNumber"/>
       <w:lvlText w:val="(%1)"/>
       <w:lvlJc w:val="left"/>
       <w:pPr>
@@ -7518,7 +7505,7 @@
     <w:lvl w:ilvl="0">
       <w:start w:val="0"/>
       <w:numFmt w:val="decimal"/>
-      <w:pStyle xmlns:tce="http://www.TCE.com" xmlns:a="http://schemas.openxmlformats.org/drawingml/2006/main" xmlns:pic="http://schemas.openxmlformats.org/drawingml/2006/picture" xmlns:a14="http://schemas.microsoft.com/office/drawing/2010/main" w:val="BodyText"/>
+      <w:pStyle xmlns:tce="http://www.TCE.com" xmlns:a="http://schemas.openxmlformats.org/drawingml/2006/main" xmlns:pic="http://schemas.openxmlformats.org/drawingml/2006/picture" xmlns:a14="http://schemas.microsoft.com/office/drawing/2010/main" w:val="ListNumber"/>
       <w:lvlText w:val="(%2)"/>
       <w:lvlJc w:val="left"/>
       <w:pPr>
@@ -7528,7 +7515,7 @@
     <w:lvl w:ilvl="0" w:tentative="0">
       <w:start w:val="0"/>
       <w:numFmt w:val="lowerRoman"/>
-      <w:pStyle xmlns:tce="http://www.TCE.com" xmlns:a="http://schemas.openxmlformats.org/drawingml/2006/main" xmlns:pic="http://schemas.openxmlformats.org/drawingml/2006/picture" xmlns:a14="http://schemas.microsoft.com/office/drawing/2010/main" w:val="BodyText"/>
+      <w:pStyle xmlns:tce="http://www.TCE.com" xmlns:a="http://schemas.openxmlformats.org/drawingml/2006/main" xmlns:pic="http://schemas.openxmlformats.org/drawingml/2006/picture" xmlns:a14="http://schemas.microsoft.com/office/drawing/2010/main" w:val="ListNumber"/>
       <w:lvlText w:val="(%3)"/>
       <w:lvlJc w:val="left"/>
       <w:pPr>
@@ -7538,7 +7525,7 @@
     <w:lvl w:ilvl="0" w:tentative="0">
       <w:start w:val="0"/>
       <w:numFmt w:val="decimal"/>
-      <w:pStyle xmlns:tce="http://www.TCE.com" xmlns:a="http://schemas.openxmlformats.org/drawingml/2006/main" xmlns:pic="http://schemas.openxmlformats.org/drawingml/2006/picture" xmlns:a14="http://schemas.microsoft.com/office/drawing/2010/main" w:val="BodyText"/>
+      <w:pStyle xmlns:tce="http://www.TCE.com" xmlns:a="http://schemas.openxmlformats.org/drawingml/2006/main" xmlns:pic="http://schemas.openxmlformats.org/drawingml/2006/picture" xmlns:a14="http://schemas.microsoft.com/office/drawing/2010/main" w:val="ListNumber"/>
       <w:lvlText w:val="%4."/>
       <w:lvlJc w:val="left"/>
       <w:pPr>
@@ -7548,7 +7535,7 @@
     <w:lvl w:ilvl="0" w:tentative="0">
       <w:start w:val="0"/>
       <w:numFmt w:val="lowerLetter"/>
-      <w:pStyle xmlns:tce="http://www.TCE.com" xmlns:a="http://schemas.openxmlformats.org/drawingml/2006/main" xmlns:pic="http://schemas.openxmlformats.org/drawingml/2006/picture" xmlns:a14="http://schemas.microsoft.com/office/drawing/2010/main" w:val="BodyText"/>
+      <w:pStyle xmlns:tce="http://www.TCE.com" xmlns:a="http://schemas.openxmlformats.org/drawingml/2006/main" xmlns:pic="http://schemas.openxmlformats.org/drawingml/2006/picture" xmlns:a14="http://schemas.microsoft.com/office/drawing/2010/main" w:val="ListNumber"/>
       <w:lvlText w:val="%5."/>
       <w:lvlJc w:val="left"/>
       <w:pPr>
@@ -7558,7 +7545,7 @@
     <w:lvl w:ilvl="0" w:tentative="0">
       <w:start w:val="0"/>
       <w:numFmt w:val="lowerRoman"/>
-      <w:pStyle xmlns:tce="http://www.TCE.com" xmlns:a="http://schemas.openxmlformats.org/drawingml/2006/main" xmlns:pic="http://schemas.openxmlformats.org/drawingml/2006/picture" xmlns:a14="http://schemas.microsoft.com/office/drawing/2010/main" w:val="BodyText"/>
+      <w:pStyle xmlns:tce="http://www.TCE.com" xmlns:a="http://schemas.openxmlformats.org/drawingml/2006/main" xmlns:pic="http://schemas.openxmlformats.org/drawingml/2006/picture" xmlns:a14="http://schemas.microsoft.com/office/drawing/2010/main" w:val="ListNumber"/>
       <w:lvlText w:val="%6."/>
       <w:lvlJc w:val="right"/>
       <w:pPr>
@@ -7568,7 +7555,7 @@
     <w:lvl w:ilvl="0" w:tentative="0">
       <w:start w:val="0"/>
       <w:numFmt w:val="decimal"/>
-      <w:pStyle xmlns:tce="http://www.TCE.com" xmlns:a="http://schemas.openxmlformats.org/drawingml/2006/main" xmlns:pic="http://schemas.openxmlformats.org/drawingml/2006/picture" xmlns:a14="http://schemas.microsoft.com/office/drawing/2010/main" w:val="BodyText"/>
+      <w:pStyle xmlns:tce="http://www.TCE.com" xmlns:a="http://schemas.openxmlformats.org/drawingml/2006/main" xmlns:pic="http://schemas.openxmlformats.org/drawingml/2006/picture" xmlns:a14="http://schemas.microsoft.com/office/drawing/2010/main" w:val="ListNumber"/>
       <w:lvlText w:val="%7."/>
       <w:lvlJc w:val="left"/>
       <w:pPr>
@@ -7578,7 +7565,7 @@
     <w:lvl w:ilvl="0" w:tentative="0">
       <w:start w:val="0"/>
       <w:numFmt w:val="lowerLetter"/>
-      <w:pStyle xmlns:tce="http://www.TCE.com" xmlns:a="http://schemas.openxmlformats.org/drawingml/2006/main" xmlns:pic="http://schemas.openxmlformats.org/drawingml/2006/picture" xmlns:a14="http://schemas.microsoft.com/office/drawing/2010/main" w:val="BodyText"/>
+      <w:pStyle xmlns:tce="http://www.TCE.com" xmlns:a="http://schemas.openxmlformats.org/drawingml/2006/main" xmlns:pic="http://schemas.openxmlformats.org/drawingml/2006/picture" xmlns:a14="http://schemas.microsoft.com/office/drawing/2010/main" w:val="ListNumber"/>
       <w:lvlText w:val="%8."/>
       <w:lvlJc w:val="left"/>
       <w:pPr>
@@ -7588,7 +7575,7 @@
     <w:lvl w:ilvl="0" w:tentative="0">
       <w:start w:val="0"/>
       <w:numFmt w:val="lowerRoman"/>
-      <w:pStyle xmlns:tce="http://www.TCE.com" xmlns:a="http://schemas.openxmlformats.org/drawingml/2006/main" xmlns:pic="http://schemas.openxmlformats.org/drawingml/2006/picture" xmlns:a14="http://schemas.microsoft.com/office/drawing/2010/main" w:val="BodyText"/>
+      <w:pStyle xmlns:tce="http://www.TCE.com" xmlns:a="http://schemas.openxmlformats.org/drawingml/2006/main" xmlns:pic="http://schemas.openxmlformats.org/drawingml/2006/picture" xmlns:a14="http://schemas.microsoft.com/office/drawing/2010/main" w:val="ListNumber"/>
       <w:lvlText w:val="%9."/>
       <w:lvlJc w:val="right"/>
       <w:pPr>
@@ -7601,7 +7588,7 @@
     <w:lvl w:ilvl="0">
       <w:start w:val="0"/>
       <w:numFmt w:val="lowerLetter"/>
-      <w:pStyle xmlns:tce="http://www.TCE.com" xmlns:a="http://schemas.openxmlformats.org/drawingml/2006/main" xmlns:pic="http://schemas.openxmlformats.org/drawingml/2006/picture" xmlns:a14="http://schemas.microsoft.com/office/drawing/2010/main" w:val="ListParagraph"/>
+      <w:pStyle xmlns:tce="http://www.TCE.com" xmlns:a="http://schemas.openxmlformats.org/drawingml/2006/main" xmlns:pic="http://schemas.openxmlformats.org/drawingml/2006/picture" xmlns:a14="http://schemas.microsoft.com/office/drawing/2010/main" w:val="BodyText"/>
       <w:lvlText w:val="(%1)"/>
       <w:lvlJc w:val="left"/>
       <w:pPr>
@@ -7611,7 +7598,7 @@
     <w:lvl w:ilvl="0">
       <w:start w:val="0"/>
       <w:numFmt w:val="decimal"/>
-      <w:pStyle xmlns:tce="http://www.TCE.com" xmlns:a="http://schemas.openxmlformats.org/drawingml/2006/main" xmlns:pic="http://schemas.openxmlformats.org/drawingml/2006/picture" xmlns:a14="http://schemas.microsoft.com/office/drawing/2010/main" w:val="ListParagraph"/>
+      <w:pStyle xmlns:tce="http://www.TCE.com" xmlns:a="http://schemas.openxmlformats.org/drawingml/2006/main" xmlns:pic="http://schemas.openxmlformats.org/drawingml/2006/picture" xmlns:a14="http://schemas.microsoft.com/office/drawing/2010/main" w:val="BodyText"/>
       <w:lvlText w:val="(%2)"/>
       <w:lvlJc w:val="left"/>
       <w:pPr>
@@ -7621,7 +7608,7 @@
     <w:lvl w:ilvl="0" w:tentative="0">
       <w:start w:val="0"/>
       <w:numFmt w:val="lowerRoman"/>
-      <w:pStyle xmlns:tce="http://www.TCE.com" xmlns:a="http://schemas.openxmlformats.org/drawingml/2006/main" xmlns:pic="http://schemas.openxmlformats.org/drawingml/2006/picture" xmlns:a14="http://schemas.microsoft.com/office/drawing/2010/main" w:val="ListParagraph"/>
+      <w:pStyle xmlns:tce="http://www.TCE.com" xmlns:a="http://schemas.openxmlformats.org/drawingml/2006/main" xmlns:pic="http://schemas.openxmlformats.org/drawingml/2006/picture" xmlns:a14="http://schemas.microsoft.com/office/drawing/2010/main" w:val="BodyText"/>
       <w:lvlText w:val="(%3)"/>
       <w:lvlJc w:val="left"/>
       <w:pPr>
@@ -7631,7 +7618,7 @@
     <w:lvl w:ilvl="0" w:tentative="0">
       <w:start w:val="0"/>
       <w:numFmt w:val="decimal"/>
-      <w:pStyle xmlns:tce="http://www.TCE.com" xmlns:a="http://schemas.openxmlformats.org/drawingml/2006/main" xmlns:pic="http://schemas.openxmlformats.org/drawingml/2006/picture" xmlns:a14="http://schemas.microsoft.com/office/drawing/2010/main" w:val="ListParagraph"/>
+      <w:pStyle xmlns:tce="http://www.TCE.com" xmlns:a="http://schemas.openxmlformats.org/drawingml/2006/main" xmlns:pic="http://schemas.openxmlformats.org/drawingml/2006/picture" xmlns:a14="http://schemas.microsoft.com/office/drawing/2010/main" w:val="BodyText"/>
       <w:lvlText w:val="%4."/>
       <w:lvlJc w:val="left"/>
       <w:pPr>
@@ -7641,7 +7628,7 @@
     <w:lvl w:ilvl="0" w:tentative="0">
       <w:start w:val="0"/>
       <w:numFmt w:val="lowerLetter"/>
-      <w:pStyle xmlns:tce="http://www.TCE.com" xmlns:a="http://schemas.openxmlformats.org/drawingml/2006/main" xmlns:pic="http://schemas.openxmlformats.org/drawingml/2006/picture" xmlns:a14="http://schemas.microsoft.com/office/drawing/2010/main" w:val="ListParagraph"/>
+      <w:pStyle xmlns:tce="http://www.TCE.com" xmlns:a="http://schemas.openxmlformats.org/drawingml/2006/main" xmlns:pic="http://schemas.openxmlformats.org/drawingml/2006/picture" xmlns:a14="http://schemas.microsoft.com/office/drawing/2010/main" w:val="BodyText"/>
       <w:lvlText w:val="%5."/>
       <w:lvlJc w:val="left"/>
       <w:pPr>
@@ -7651,7 +7638,7 @@
     <w:lvl w:ilvl="0" w:tentative="0">
       <w:start w:val="0"/>
       <w:numFmt w:val="lowerRoman"/>
-      <w:pStyle xmlns:tce="http://www.TCE.com" xmlns:a="http://schemas.openxmlformats.org/drawingml/2006/main" xmlns:pic="http://schemas.openxmlformats.org/drawingml/2006/picture" xmlns:a14="http://schemas.microsoft.com/office/drawing/2010/main" w:val="ListParagraph"/>
+      <w:pStyle xmlns:tce="http://www.TCE.com" xmlns:a="http://schemas.openxmlformats.org/drawingml/2006/main" xmlns:pic="http://schemas.openxmlformats.org/drawingml/2006/picture" xmlns:a14="http://schemas.microsoft.com/office/drawing/2010/main" w:val="BodyText"/>
       <w:lvlText w:val="%6."/>
       <w:lvlJc w:val="right"/>
       <w:pPr>
@@ -7661,7 +7648,7 @@
     <w:lvl w:ilvl="0" w:tentative="0">
       <w:start w:val="0"/>
       <w:numFmt w:val="decimal"/>
-      <w:pStyle xmlns:tce="http://www.TCE.com" xmlns:a="http://schemas.openxmlformats.org/drawingml/2006/main" xmlns:pic="http://schemas.openxmlformats.org/drawingml/2006/picture" xmlns:a14="http://schemas.microsoft.com/office/drawing/2010/main" w:val="ListParagraph"/>
+      <w:pStyle xmlns:tce="http://www.TCE.com" xmlns:a="http://schemas.openxmlformats.org/drawingml/2006/main" xmlns:pic="http://schemas.openxmlformats.org/drawingml/2006/picture" xmlns:a14="http://schemas.microsoft.com/office/drawing/2010/main" w:val="BodyText"/>
       <w:lvlText w:val="%7."/>
       <w:lvlJc w:val="left"/>
       <w:pPr>
@@ -7671,7 +7658,7 @@
     <w:lvl w:ilvl="0" w:tentative="0">
       <w:start w:val="0"/>
       <w:numFmt w:val="lowerLetter"/>
-      <w:pStyle xmlns:tce="http://www.TCE.com" xmlns:a="http://schemas.openxmlformats.org/drawingml/2006/main" xmlns:pic="http://schemas.openxmlformats.org/drawingml/2006/picture" xmlns:a14="http://schemas.microsoft.com/office/drawing/2010/main" w:val="ListParagraph"/>
+      <w:pStyle xmlns:tce="http://www.TCE.com" xmlns:a="http://schemas.openxmlformats.org/drawingml/2006/main" xmlns:pic="http://schemas.openxmlformats.org/drawingml/2006/picture" xmlns:a14="http://schemas.microsoft.com/office/drawing/2010/main" w:val="BodyText"/>
       <w:lvlText w:val="%8."/>
       <w:lvlJc w:val="left"/>
       <w:pPr>
@@ -7681,7 +7668,7 @@
     <w:lvl w:ilvl="0" w:tentative="0">
       <w:start w:val="0"/>
       <w:numFmt w:val="lowerRoman"/>
-      <w:pStyle xmlns:tce="http://www.TCE.com" xmlns:a="http://schemas.openxmlformats.org/drawingml/2006/main" xmlns:pic="http://schemas.openxmlformats.org/drawingml/2006/picture" xmlns:a14="http://schemas.microsoft.com/office/drawing/2010/main" w:val="ListParagraph"/>
+      <w:pStyle xmlns:tce="http://www.TCE.com" xmlns:a="http://schemas.openxmlformats.org/drawingml/2006/main" xmlns:pic="http://schemas.openxmlformats.org/drawingml/2006/picture" xmlns:a14="http://schemas.microsoft.com/office/drawing/2010/main" w:val="BodyText"/>
       <w:lvlText w:val="%9."/>
       <w:lvlJc w:val="right"/>
       <w:pPr>
@@ -7880,7 +7867,7 @@
     <w:lvl w:ilvl="0">
       <w:start w:val="0"/>
       <w:numFmt w:val="lowerLetter"/>
-      <w:pStyle xmlns:tce="http://www.TCE.com" xmlns:a="http://schemas.openxmlformats.org/drawingml/2006/main" xmlns:pic="http://schemas.openxmlformats.org/drawingml/2006/picture" xmlns:a14="http://schemas.microsoft.com/office/drawing/2010/main" w:val="BodyText"/>
+      <w:pStyle xmlns:tce="http://www.TCE.com" xmlns:a="http://schemas.openxmlformats.org/drawingml/2006/main" xmlns:pic="http://schemas.openxmlformats.org/drawingml/2006/picture" xmlns:a14="http://schemas.microsoft.com/office/drawing/2010/main" w:val="ListParagraph"/>
       <w:lvlText w:val="(%1)"/>
       <w:lvlJc w:val="left"/>
       <w:pPr>
@@ -7890,7 +7877,7 @@
     <w:lvl w:ilvl="0">
       <w:start w:val="0"/>
       <w:numFmt w:val="decimal"/>
-      <w:pStyle xmlns:tce="http://www.TCE.com" xmlns:a="http://schemas.openxmlformats.org/drawingml/2006/main" xmlns:pic="http://schemas.openxmlformats.org/drawingml/2006/picture" xmlns:a14="http://schemas.microsoft.com/office/drawing/2010/main" w:val="BodyText"/>
+      <w:pStyle xmlns:tce="http://www.TCE.com" xmlns:a="http://schemas.openxmlformats.org/drawingml/2006/main" xmlns:pic="http://schemas.openxmlformats.org/drawingml/2006/picture" xmlns:a14="http://schemas.microsoft.com/office/drawing/2010/main" w:val="ListParagraph"/>
       <w:lvlText w:val="(%2)"/>
       <w:lvlJc w:val="left"/>
       <w:pPr>
@@ -7900,7 +7887,7 @@
     <w:lvl w:ilvl="0" w:tentative="0">
       <w:start w:val="0"/>
       <w:numFmt w:val="lowerRoman"/>
-      <w:pStyle xmlns:tce="http://www.TCE.com" xmlns:a="http://schemas.openxmlformats.org/drawingml/2006/main" xmlns:pic="http://schemas.openxmlformats.org/drawingml/2006/picture" xmlns:a14="http://schemas.microsoft.com/office/drawing/2010/main" w:val="BodyText"/>
+      <w:pStyle xmlns:tce="http://www.TCE.com" xmlns:a="http://schemas.openxmlformats.org/drawingml/2006/main" xmlns:pic="http://schemas.openxmlformats.org/drawingml/2006/picture" xmlns:a14="http://schemas.microsoft.com/office/drawing/2010/main" w:val="ListParagraph"/>
       <w:lvlText w:val="(%3)"/>
       <w:lvlJc w:val="left"/>
       <w:pPr>
@@ -7910,7 +7897,7 @@
     <w:lvl w:ilvl="0" w:tentative="0">
       <w:start w:val="0"/>
       <w:numFmt w:val="decimal"/>
-      <w:pStyle xmlns:tce="http://www.TCE.com" xmlns:a="http://schemas.openxmlformats.org/drawingml/2006/main" xmlns:pic="http://schemas.openxmlformats.org/drawingml/2006/picture" xmlns:a14="http://schemas.microsoft.com/office/drawing/2010/main" w:val="BodyText"/>
+      <w:pStyle xmlns:tce="http://www.TCE.com" xmlns:a="http://schemas.openxmlformats.org/drawingml/2006/main" xmlns:pic="http://schemas.openxmlformats.org/drawingml/2006/picture" xmlns:a14="http://schemas.microsoft.com/office/drawing/2010/main" w:val="ListParagraph"/>
       <w:lvlText w:val="%4."/>
       <w:lvlJc w:val="left"/>
       <w:pPr>
@@ -7920,7 +7907,7 @@
     <w:lvl w:ilvl="0" w:tentative="0">
       <w:start w:val="0"/>
       <w:numFmt w:val="lowerLetter"/>
-      <w:pStyle xmlns:tce="http://www.TCE.com" xmlns:a="http://schemas.openxmlformats.org/drawingml/2006/main" xmlns:pic="http://schemas.openxmlformats.org/drawingml/2006/picture" xmlns:a14="http://schemas.microsoft.com/office/drawing/2010/main" w:val="BodyText"/>
+      <w:pStyle xmlns:tce="http://www.TCE.com" xmlns:a="http://schemas.openxmlformats.org/drawingml/2006/main" xmlns:pic="http://schemas.openxmlformats.org/drawingml/2006/picture" xmlns:a14="http://schemas.microsoft.com/office/drawing/2010/main" w:val="ListParagraph"/>
       <w:lvlText w:val="%5."/>
       <w:lvlJc w:val="left"/>
       <w:pPr>
@@ -7930,7 +7917,7 @@
     <w:lvl w:ilvl="0" w:tentative="0">
       <w:start w:val="0"/>
       <w:numFmt w:val="lowerRoman"/>
-      <w:pStyle xmlns:tce="http://www.TCE.com" xmlns:a="http://schemas.openxmlformats.org/drawingml/2006/main" xmlns:pic="http://schemas.openxmlformats.org/drawingml/2006/picture" xmlns:a14="http://schemas.microsoft.com/office/drawing/2010/main" w:val="BodyText"/>
+      <w:pStyle xmlns:tce="http://www.TCE.com" xmlns:a="http://schemas.openxmlformats.org/drawingml/2006/main" xmlns:pic="http://schemas.openxmlformats.org/drawingml/2006/picture" xmlns:a14="http://schemas.microsoft.com/office/drawing/2010/main" w:val="ListParagraph"/>
       <w:lvlText w:val="%6."/>
       <w:lvlJc w:val="right"/>
       <w:pPr>
@@ -7940,7 +7927,7 @@
     <w:lvl w:ilvl="0" w:tentative="0">
       <w:start w:val="0"/>
       <w:numFmt w:val="decimal"/>
-      <w:pStyle xmlns:tce="http://www.TCE.com" xmlns:a="http://schemas.openxmlformats.org/drawingml/2006/main" xmlns:pic="http://schemas.openxmlformats.org/drawingml/2006/picture" xmlns:a14="http://schemas.microsoft.com/office/drawing/2010/main" w:val="BodyText"/>
+      <w:pStyle xmlns:tce="http://www.TCE.com" xmlns:a="http://schemas.openxmlformats.org/drawingml/2006/main" xmlns:pic="http://schemas.openxmlformats.org/drawingml/2006/picture" xmlns:a14="http://schemas.microsoft.com/office/drawing/2010/main" w:val="ListParagraph"/>
       <w:lvlText w:val="%7."/>
       <w:lvlJc w:val="left"/>
       <w:pPr>
@@ -7950,7 +7937,7 @@
     <w:lvl w:ilvl="0" w:tentative="0">
       <w:start w:val="0"/>
       <w:numFmt w:val="lowerLetter"/>
-      <w:pStyle xmlns:tce="http://www.TCE.com" xmlns:a="http://schemas.openxmlformats.org/drawingml/2006/main" xmlns:pic="http://schemas.openxmlformats.org/drawingml/2006/picture" xmlns:a14="http://schemas.microsoft.com/office/drawing/2010/main" w:val="BodyText"/>
+      <w:pStyle xmlns:tce="http://www.TCE.com" xmlns:a="http://schemas.openxmlformats.org/drawingml/2006/main" xmlns:pic="http://schemas.openxmlformats.org/drawingml/2006/picture" xmlns:a14="http://schemas.microsoft.com/office/drawing/2010/main" w:val="ListParagraph"/>
       <w:lvlText w:val="%8."/>
       <w:lvlJc w:val="left"/>
       <w:pPr>
@@ -7960,7 +7947,7 @@
     <w:lvl w:ilvl="0" w:tentative="0">
       <w:start w:val="0"/>
       <w:numFmt w:val="lowerRoman"/>
-      <w:pStyle xmlns:tce="http://www.TCE.com" xmlns:a="http://schemas.openxmlformats.org/drawingml/2006/main" xmlns:pic="http://schemas.openxmlformats.org/drawingml/2006/picture" xmlns:a14="http://schemas.microsoft.com/office/drawing/2010/main" w:val="BodyText"/>
+      <w:pStyle xmlns:tce="http://www.TCE.com" xmlns:a="http://schemas.openxmlformats.org/drawingml/2006/main" xmlns:pic="http://schemas.openxmlformats.org/drawingml/2006/picture" xmlns:a14="http://schemas.microsoft.com/office/drawing/2010/main" w:val="ListParagraph"/>
       <w:lvlText w:val="%9."/>
       <w:lvlJc w:val="right"/>
       <w:pPr>
@@ -7973,7 +7960,7 @@
     <w:lvl w:ilvl="0">
       <w:start w:val="0"/>
       <w:numFmt w:val="lowerLetter"/>
-      <w:pStyle xmlns:tce="http://www.TCE.com" xmlns:a="http://schemas.openxmlformats.org/drawingml/2006/main" xmlns:pic="http://schemas.openxmlformats.org/drawingml/2006/picture" xmlns:a14="http://schemas.microsoft.com/office/drawing/2010/main" w:val="ListParagraph"/>
+      <w:pStyle xmlns:tce="http://www.TCE.com" xmlns:a="http://schemas.openxmlformats.org/drawingml/2006/main" xmlns:pic="http://schemas.openxmlformats.org/drawingml/2006/picture" xmlns:a14="http://schemas.microsoft.com/office/drawing/2010/main" w:val="BodyText"/>
       <w:lvlText w:val="(%1)"/>
       <w:lvlJc w:val="left"/>
       <w:pPr>
@@ -7983,7 +7970,7 @@
     <w:lvl w:ilvl="0">
       <w:start w:val="0"/>
       <w:numFmt w:val="decimal"/>
-      <w:pStyle xmlns:tce="http://www.TCE.com" xmlns:a="http://schemas.openxmlformats.org/drawingml/2006/main" xmlns:pic="http://schemas.openxmlformats.org/drawingml/2006/picture" xmlns:a14="http://schemas.microsoft.com/office/drawing/2010/main" w:val="ListParagraph"/>
+      <w:pStyle xmlns:tce="http://www.TCE.com" xmlns:a="http://schemas.openxmlformats.org/drawingml/2006/main" xmlns:pic="http://schemas.openxmlformats.org/drawingml/2006/picture" xmlns:a14="http://schemas.microsoft.com/office/drawing/2010/main" w:val="BodyText"/>
       <w:lvlText w:val="(%2)"/>
       <w:lvlJc w:val="left"/>
       <w:pPr>
@@ -7993,7 +7980,7 @@
     <w:lvl w:ilvl="0" w:tentative="0">
       <w:start w:val="0"/>
       <w:numFmt w:val="lowerRoman"/>
-      <w:pStyle xmlns:tce="http://www.TCE.com" xmlns:a="http://schemas.openxmlformats.org/drawingml/2006/main" xmlns:pic="http://schemas.openxmlformats.org/drawingml/2006/picture" xmlns:a14="http://schemas.microsoft.com/office/drawing/2010/main" w:val="ListParagraph"/>
+      <w:pStyle xmlns:tce="http://www.TCE.com" xmlns:a="http://schemas.openxmlformats.org/drawingml/2006/main" xmlns:pic="http://schemas.openxmlformats.org/drawingml/2006/picture" xmlns:a14="http://schemas.microsoft.com/office/drawing/2010/main" w:val="BodyText"/>
       <w:lvlText w:val="(%3)"/>
       <w:lvlJc w:val="left"/>
       <w:pPr>
@@ -8003,7 +7990,7 @@
     <w:lvl w:ilvl="0" w:tentative="0">
       <w:start w:val="0"/>
       <w:numFmt w:val="decimal"/>
-      <w:pStyle xmlns:tce="http://www.TCE.com" xmlns:a="http://schemas.openxmlformats.org/drawingml/2006/main" xmlns:pic="http://schemas.openxmlformats.org/drawingml/2006/picture" xmlns:a14="http://schemas.microsoft.com/office/drawing/2010/main" w:val="ListParagraph"/>
+      <w:pStyle xmlns:tce="http://www.TCE.com" xmlns:a="http://schemas.openxmlformats.org/drawingml/2006/main" xmlns:pic="http://schemas.openxmlformats.org/drawingml/2006/picture" xmlns:a14="http://schemas.microsoft.com/office/drawing/2010/main" w:val="BodyText"/>
       <w:lvlText w:val="%4."/>
       <w:lvlJc w:val="left"/>
       <w:pPr>
@@ -8013,7 +8000,7 @@
     <w:lvl w:ilvl="0" w:tentative="0">
       <w:start w:val="0"/>
       <w:numFmt w:val="lowerLetter"/>
-      <w:pStyle xmlns:tce="http://www.TCE.com" xmlns:a="http://schemas.openxmlformats.org/drawingml/2006/main" xmlns:pic="http://schemas.openxmlformats.org/drawingml/2006/picture" xmlns:a14="http://schemas.microsoft.com/office/drawing/2010/main" w:val="ListParagraph"/>
+      <w:pStyle xmlns:tce="http://www.TCE.com" xmlns:a="http://schemas.openxmlformats.org/drawingml/2006/main" xmlns:pic="http://schemas.openxmlformats.org/drawingml/2006/picture" xmlns:a14="http://schemas.microsoft.com/office/drawing/2010/main" w:val="BodyText"/>
       <w:lvlText w:val="%5."/>
       <w:lvlJc w:val="left"/>
       <w:pPr>
@@ -8023,7 +8010,7 @@
     <w:lvl w:ilvl="0" w:tentative="0">
       <w:start w:val="0"/>
       <w:numFmt w:val="lowerRoman"/>
-      <w:pStyle xmlns:tce="http://www.TCE.com" xmlns:a="http://schemas.openxmlformats.org/drawingml/2006/main" xmlns:pic="http://schemas.openxmlformats.org/drawingml/2006/picture" xmlns:a14="http://schemas.microsoft.com/office/drawing/2010/main" w:val="ListParagraph"/>
+      <w:pStyle xmlns:tce="http://www.TCE.com" xmlns:a="http://schemas.openxmlformats.org/drawingml/2006/main" xmlns:pic="http://schemas.openxmlformats.org/drawingml/2006/picture" xmlns:a14="http://schemas.microsoft.com/office/drawing/2010/main" w:val="BodyText"/>
       <w:lvlText w:val="%6."/>
       <w:lvlJc w:val="right"/>
       <w:pPr>
@@ -8033,7 +8020,7 @@
     <w:lvl w:ilvl="0" w:tentative="0">
       <w:start w:val="0"/>
       <w:numFmt w:val="decimal"/>
-      <w:pStyle xmlns:tce="http://www.TCE.com" xmlns:a="http://schemas.openxmlformats.org/drawingml/2006/main" xmlns:pic="http://schemas.openxmlformats.org/drawingml/2006/picture" xmlns:a14="http://schemas.microsoft.com/office/drawing/2010/main" w:val="ListParagraph"/>
+      <w:pStyle xmlns:tce="http://www.TCE.com" xmlns:a="http://schemas.openxmlformats.org/drawingml/2006/main" xmlns:pic="http://schemas.openxmlformats.org/drawingml/2006/picture" xmlns:a14="http://schemas.microsoft.com/office/drawing/2010/main" w:val="BodyText"/>
       <w:lvlText w:val="%7."/>
       <w:lvlJc w:val="left"/>
       <w:pPr>
@@ -8043,7 +8030,7 @@
     <w:lvl w:ilvl="0" w:tentative="0">
       <w:start w:val="0"/>
       <w:numFmt w:val="lowerLetter"/>
-      <w:pStyle xmlns:tce="http://www.TCE.com" xmlns:a="http://schemas.openxmlformats.org/drawingml/2006/main" xmlns:pic="http://schemas.openxmlformats.org/drawingml/2006/picture" xmlns:a14="http://schemas.microsoft.com/office/drawing/2010/main" w:val="ListParagraph"/>
+      <w:pStyle xmlns:tce="http://www.TCE.com" xmlns:a="http://schemas.openxmlformats.org/drawingml/2006/main" xmlns:pic="http://schemas.openxmlformats.org/drawingml/2006/picture" xmlns:a14="http://schemas.microsoft.com/office/drawing/2010/main" w:val="BodyText"/>
       <w:lvlText w:val="%8."/>
       <w:lvlJc w:val="left"/>
       <w:pPr>
@@ -8053,7 +8040,7 @@
     <w:lvl w:ilvl="0" w:tentative="0">
       <w:start w:val="0"/>
       <w:numFmt w:val="lowerRoman"/>
-      <w:pStyle xmlns:tce="http://www.TCE.com" xmlns:a="http://schemas.openxmlformats.org/drawingml/2006/main" xmlns:pic="http://schemas.openxmlformats.org/drawingml/2006/picture" xmlns:a14="http://schemas.microsoft.com/office/drawing/2010/main" w:val="ListParagraph"/>
+      <w:pStyle xmlns:tce="http://www.TCE.com" xmlns:a="http://schemas.openxmlformats.org/drawingml/2006/main" xmlns:pic="http://schemas.openxmlformats.org/drawingml/2006/picture" xmlns:a14="http://schemas.microsoft.com/office/drawing/2010/main" w:val="BodyText"/>
       <w:lvlText w:val="%9."/>
       <w:lvlJc w:val="right"/>
       <w:pPr>
@@ -8252,7 +8239,7 @@
     <w:lvl w:ilvl="0">
       <w:start w:val="0"/>
       <w:numFmt w:val="lowerLetter"/>
-      <w:pStyle xmlns:tce="http://www.TCE.com" xmlns:a="http://schemas.openxmlformats.org/drawingml/2006/main" xmlns:pic="http://schemas.openxmlformats.org/drawingml/2006/picture" xmlns:a14="http://schemas.microsoft.com/office/drawing/2010/main" w:val="BodyText"/>
+      <w:pStyle xmlns:tce="http://www.TCE.com" xmlns:a="http://schemas.openxmlformats.org/drawingml/2006/main" xmlns:pic="http://schemas.openxmlformats.org/drawingml/2006/picture" xmlns:a14="http://schemas.microsoft.com/office/drawing/2010/main" w:val="ListParagraph"/>
       <w:lvlText w:val="(%1)"/>
       <w:lvlJc w:val="left"/>
       <w:pPr>
@@ -8262,7 +8249,7 @@
     <w:lvl w:ilvl="0">
       <w:start w:val="0"/>
       <w:numFmt w:val="decimal"/>
-      <w:pStyle xmlns:tce="http://www.TCE.com" xmlns:a="http://schemas.openxmlformats.org/drawingml/2006/main" xmlns:pic="http://schemas.openxmlformats.org/drawingml/2006/picture" xmlns:a14="http://schemas.microsoft.com/office/drawing/2010/main" w:val="BodyText"/>
+      <w:pStyle xmlns:tce="http://www.TCE.com" xmlns:a="http://schemas.openxmlformats.org/drawingml/2006/main" xmlns:pic="http://schemas.openxmlformats.org/drawingml/2006/picture" xmlns:a14="http://schemas.microsoft.com/office/drawing/2010/main" w:val="ListParagraph"/>
       <w:lvlText w:val="(%2)"/>
       <w:lvlJc w:val="left"/>
       <w:pPr>
@@ -8272,7 +8259,7 @@
     <w:lvl w:ilvl="0" w:tentative="0">
       <w:start w:val="0"/>
       <w:numFmt w:val="lowerRoman"/>
-      <w:pStyle xmlns:tce="http://www.TCE.com" xmlns:a="http://schemas.openxmlformats.org/drawingml/2006/main" xmlns:pic="http://schemas.openxmlformats.org/drawingml/2006/picture" xmlns:a14="http://schemas.microsoft.com/office/drawing/2010/main" w:val="BodyText"/>
+      <w:pStyle xmlns:tce="http://www.TCE.com" xmlns:a="http://schemas.openxmlformats.org/drawingml/2006/main" xmlns:pic="http://schemas.openxmlformats.org/drawingml/2006/picture" xmlns:a14="http://schemas.microsoft.com/office/drawing/2010/main" w:val="ListParagraph"/>
       <w:lvlText w:val="(%3)"/>
       <w:lvlJc w:val="left"/>
       <w:pPr>
@@ -8282,7 +8269,7 @@
     <w:lvl w:ilvl="0" w:tentative="0">
       <w:start w:val="0"/>
       <w:numFmt w:val="decimal"/>
-      <w:pStyle xmlns:tce="http://www.TCE.com" xmlns:a="http://schemas.openxmlformats.org/drawingml/2006/main" xmlns:pic="http://schemas.openxmlformats.org/drawingml/2006/picture" xmlns:a14="http://schemas.microsoft.com/office/drawing/2010/main" w:val="BodyText"/>
+      <w:pStyle xmlns:tce="http://www.TCE.com" xmlns:a="http://schemas.openxmlformats.org/drawingml/2006/main" xmlns:pic="http://schemas.openxmlformats.org/drawingml/2006/picture" xmlns:a14="http://schemas.microsoft.com/office/drawing/2010/main" w:val="ListParagraph"/>
       <w:lvlText w:val="%4."/>
       <w:lvlJc w:val="left"/>
       <w:pPr>
@@ -8292,7 +8279,7 @@
     <w:lvl w:ilvl="0" w:tentative="0">
       <w:start w:val="0"/>
       <w:numFmt w:val="lowerLetter"/>
-      <w:pStyle xmlns:tce="http://www.TCE.com" xmlns:a="http://schemas.openxmlformats.org/drawingml/2006/main" xmlns:pic="http://schemas.openxmlformats.org/drawingml/2006/picture" xmlns:a14="http://schemas.microsoft.com/office/drawing/2010/main" w:val="BodyText"/>
+      <w:pStyle xmlns:tce="http://www.TCE.com" xmlns:a="http://schemas.openxmlformats.org/drawingml/2006/main" xmlns:pic="http://schemas.openxmlformats.org/drawingml/2006/picture" xmlns:a14="http://schemas.microsoft.com/office/drawing/2010/main" w:val="ListParagraph"/>
       <w:lvlText w:val="%5."/>
       <w:lvlJc w:val="left"/>
       <w:pPr>
@@ -8302,7 +8289,7 @@
     <w:lvl w:ilvl="0" w:tentative="0">
       <w:start w:val="0"/>
       <w:numFmt w:val="lowerRoman"/>
-      <w:pStyle xmlns:tce="http://www.TCE.com" xmlns:a="http://schemas.openxmlformats.org/drawingml/2006/main" xmlns:pic="http://schemas.openxmlformats.org/drawingml/2006/picture" xmlns:a14="http://schemas.microsoft.com/office/drawing/2010/main" w:val="BodyText"/>
+      <w:pStyle xmlns:tce="http://www.TCE.com" xmlns:a="http://schemas.openxmlformats.org/drawingml/2006/main" xmlns:pic="http://schemas.openxmlformats.org/drawingml/2006/picture" xmlns:a14="http://schemas.microsoft.com/office/drawing/2010/main" w:val="ListParagraph"/>
       <w:lvlText w:val="%6."/>
       <w:lvlJc w:val="right"/>
       <w:pPr>
@@ -8312,7 +8299,7 @@
     <w:lvl w:ilvl="0" w:tentative="0">
       <w:start w:val="0"/>
       <w:numFmt w:val="decimal"/>
-      <w:pStyle xmlns:tce="http://www.TCE.com" xmlns:a="http://schemas.openxmlformats.org/drawingml/2006/main" xmlns:pic="http://schemas.openxmlformats.org/drawingml/2006/picture" xmlns:a14="http://schemas.microsoft.com/office/drawing/2010/main" w:val="BodyText"/>
+      <w:pStyle xmlns:tce="http://www.TCE.com" xmlns:a="http://schemas.openxmlformats.org/drawingml/2006/main" xmlns:pic="http://schemas.openxmlformats.org/drawingml/2006/picture" xmlns:a14="http://schemas.microsoft.com/office/drawing/2010/main" w:val="ListParagraph"/>
       <w:lvlText w:val="%7."/>
       <w:lvlJc w:val="left"/>
       <w:pPr>
@@ -8322,7 +8309,7 @@
     <w:lvl w:ilvl="0" w:tentative="0">
       <w:start w:val="0"/>
       <w:numFmt w:val="lowerLetter"/>
-      <w:pStyle xmlns:tce="http://www.TCE.com" xmlns:a="http://schemas.openxmlformats.org/drawingml/2006/main" xmlns:pic="http://schemas.openxmlformats.org/drawingml/2006/picture" xmlns:a14="http://schemas.microsoft.com/office/drawing/2010/main" w:val="BodyText"/>
+      <w:pStyle xmlns:tce="http://www.TCE.com" xmlns:a="http://schemas.openxmlformats.org/drawingml/2006/main" xmlns:pic="http://schemas.openxmlformats.org/drawingml/2006/picture" xmlns:a14="http://schemas.microsoft.com/office/drawing/2010/main" w:val="ListParagraph"/>
       <w:lvlText w:val="%8."/>
       <w:lvlJc w:val="left"/>
       <w:pPr>
@@ -8332,7 +8319,7 @@
     <w:lvl w:ilvl="0" w:tentative="0">
       <w:start w:val="0"/>
       <w:numFmt w:val="lowerRoman"/>
-      <w:pStyle xmlns:tce="http://www.TCE.com" xmlns:a="http://schemas.openxmlformats.org/drawingml/2006/main" xmlns:pic="http://schemas.openxmlformats.org/drawingml/2006/picture" xmlns:a14="http://schemas.microsoft.com/office/drawing/2010/main" w:val="BodyText"/>
+      <w:pStyle xmlns:tce="http://www.TCE.com" xmlns:a="http://schemas.openxmlformats.org/drawingml/2006/main" xmlns:pic="http://schemas.openxmlformats.org/drawingml/2006/picture" xmlns:a14="http://schemas.microsoft.com/office/drawing/2010/main" w:val="ListParagraph"/>
       <w:lvlText w:val="%9."/>
       <w:lvlJc w:val="right"/>
       <w:pPr>
@@ -8345,7 +8332,7 @@
     <w:lvl w:ilvl="0">
       <w:start w:val="0"/>
       <w:numFmt w:val="lowerLetter"/>
-      <w:pStyle xmlns:tce="http://www.TCE.com" xmlns:a="http://schemas.openxmlformats.org/drawingml/2006/main" xmlns:pic="http://schemas.openxmlformats.org/drawingml/2006/picture" xmlns:a14="http://schemas.microsoft.com/office/drawing/2010/main" w:val="ListParagraph"/>
+      <w:pStyle xmlns:tce="http://www.TCE.com" xmlns:a="http://schemas.openxmlformats.org/drawingml/2006/main" xmlns:pic="http://schemas.openxmlformats.org/drawingml/2006/picture" xmlns:a14="http://schemas.microsoft.com/office/drawing/2010/main" w:val="BodyText"/>
       <w:lvlText w:val="(%1)"/>
       <w:lvlJc w:val="left"/>
       <w:pPr>
@@ -8355,7 +8342,7 @@
     <w:lvl w:ilvl="0">
       <w:start w:val="0"/>
       <w:numFmt w:val="decimal"/>
-      <w:pStyle xmlns:tce="http://www.TCE.com" xmlns:a="http://schemas.openxmlformats.org/drawingml/2006/main" xmlns:pic="http://schemas.openxmlformats.org/drawingml/2006/picture" xmlns:a14="http://schemas.microsoft.com/office/drawing/2010/main" w:val="ListParagraph"/>
+      <w:pStyle xmlns:tce="http://www.TCE.com" xmlns:a="http://schemas.openxmlformats.org/drawingml/2006/main" xmlns:pic="http://schemas.openxmlformats.org/drawingml/2006/picture" xmlns:a14="http://schemas.microsoft.com/office/drawing/2010/main" w:val="BodyText"/>
       <w:lvlText w:val="(%2)"/>
       <w:lvlJc w:val="left"/>
       <w:pPr>
@@ -8365,7 +8352,7 @@
     <w:lvl w:ilvl="0" w:tentative="0">
       <w:start w:val="0"/>
       <w:numFmt w:val="lowerRoman"/>
-      <w:pStyle xmlns:tce="http://www.TCE.com" xmlns:a="http://schemas.openxmlformats.org/drawingml/2006/main" xmlns:pic="http://schemas.openxmlformats.org/drawingml/2006/picture" xmlns:a14="http://schemas.microsoft.com/office/drawing/2010/main" w:val="ListParagraph"/>
+      <w:pStyle xmlns:tce="http://www.TCE.com" xmlns:a="http://schemas.openxmlformats.org/drawingml/2006/main" xmlns:pic="http://schemas.openxmlformats.org/drawingml/2006/picture" xmlns:a14="http://schemas.microsoft.com/office/drawing/2010/main" w:val="BodyText"/>
       <w:lvlText w:val="(%3)"/>
       <w:lvlJc w:val="left"/>
       <w:pPr>
@@ -8375,7 +8362,7 @@
     <w:lvl w:ilvl="0" w:tentative="0">
       <w:start w:val="0"/>
       <w:numFmt w:val="decimal"/>
-      <w:pStyle xmlns:tce="http://www.TCE.com" xmlns:a="http://schemas.openxmlformats.org/drawingml/2006/main" xmlns:pic="http://schemas.openxmlformats.org/drawingml/2006/picture" xmlns:a14="http://schemas.microsoft.com/office/drawing/2010/main" w:val="ListParagraph"/>
+      <w:pStyle xmlns:tce="http://www.TCE.com" xmlns:a="http://schemas.openxmlformats.org/drawingml/2006/main" xmlns:pic="http://schemas.openxmlformats.org/drawingml/2006/picture" xmlns:a14="http://schemas.microsoft.com/office/drawing/2010/main" w:val="BodyText"/>
       <w:lvlText w:val="%4."/>
       <w:lvlJc w:val="left"/>
       <w:pPr>
@@ -8385,7 +8372,7 @@
     <w:lvl w:ilvl="0" w:tentative="0">
       <w:start w:val="0"/>
       <w:numFmt w:val="lowerLetter"/>
-      <w:pStyle xmlns:tce="http://www.TCE.com" xmlns:a="http://schemas.openxmlformats.org/drawingml/2006/main" xmlns:pic="http://schemas.openxmlformats.org/drawingml/2006/picture" xmlns:a14="http://schemas.microsoft.com/office/drawing/2010/main" w:val="ListParagraph"/>
+      <w:pStyle xmlns:tce="http://www.TCE.com" xmlns:a="http://schemas.openxmlformats.org/drawingml/2006/main" xmlns:pic="http://schemas.openxmlformats.org/drawingml/2006/picture" xmlns:a14="http://schemas.microsoft.com/office/drawing/2010/main" w:val="BodyText"/>
       <w:lvlText w:val="%5."/>
       <w:lvlJc w:val="left"/>
       <w:pPr>
@@ -8395,7 +8382,7 @@
     <w:lvl w:ilvl="0" w:tentative="0">
       <w:start w:val="0"/>
       <w:numFmt w:val="lowerRoman"/>
-      <w:pStyle xmlns:tce="http://www.TCE.com" xmlns:a="http://schemas.openxmlformats.org/drawingml/2006/main" xmlns:pic="http://schemas.openxmlformats.org/drawingml/2006/picture" xmlns:a14="http://schemas.microsoft.com/office/drawing/2010/main" w:val="ListParagraph"/>
+      <w:pStyle xmlns:tce="http://www.TCE.com" xmlns:a="http://schemas.openxmlformats.org/drawingml/2006/main" xmlns:pic="http://schemas.openxmlformats.org/drawingml/2006/picture" xmlns:a14="http://schemas.microsoft.com/office/drawing/2010/main" w:val="BodyText"/>
       <w:lvlText w:val="%6."/>
       <w:lvlJc w:val="right"/>
       <w:pPr>
@@ -8405,7 +8392,7 @@
     <w:lvl w:ilvl="0" w:tentative="0">
       <w:start w:val="0"/>
       <w:numFmt w:val="decimal"/>
-      <w:pStyle xmlns:tce="http://www.TCE.com" xmlns:a="http://schemas.openxmlformats.org/drawingml/2006/main" xmlns:pic="http://schemas.openxmlformats.org/drawingml/2006/picture" xmlns:a14="http://schemas.microsoft.com/office/drawing/2010/main" w:val="ListParagraph"/>
+      <w:pStyle xmlns:tce="http://www.TCE.com" xmlns:a="http://schemas.openxmlformats.org/drawingml/2006/main" xmlns:pic="http://schemas.openxmlformats.org/drawingml/2006/picture" xmlns:a14="http://schemas.microsoft.com/office/drawing/2010/main" w:val="BodyText"/>
       <w:lvlText w:val="%7."/>
       <w:lvlJc w:val="left"/>
       <w:pPr>
@@ -8415,7 +8402,7 @@
     <w:lvl w:ilvl="0" w:tentative="0">
       <w:start w:val="0"/>
       <w:numFmt w:val="lowerLetter"/>
-      <w:pStyle xmlns:tce="http://www.TCE.com" xmlns:a="http://schemas.openxmlformats.org/drawingml/2006/main" xmlns:pic="http://schemas.openxmlformats.org/drawingml/2006/picture" xmlns:a14="http://schemas.microsoft.com/office/drawing/2010/main" w:val="ListParagraph"/>
+      <w:pStyle xmlns:tce="http://www.TCE.com" xmlns:a="http://schemas.openxmlformats.org/drawingml/2006/main" xmlns:pic="http://schemas.openxmlformats.org/drawingml/2006/picture" xmlns:a14="http://schemas.microsoft.com/office/drawing/2010/main" w:val="BodyText"/>
       <w:lvlText w:val="%8."/>
       <w:lvlJc w:val="left"/>
       <w:pPr>
@@ -8425,7 +8412,7 @@
     <w:lvl w:ilvl="0" w:tentative="0">
       <w:start w:val="0"/>
       <w:numFmt w:val="lowerRoman"/>
-      <w:pStyle xmlns:tce="http://www.TCE.com" xmlns:a="http://schemas.openxmlformats.org/drawingml/2006/main" xmlns:pic="http://schemas.openxmlformats.org/drawingml/2006/picture" xmlns:a14="http://schemas.microsoft.com/office/drawing/2010/main" w:val="ListParagraph"/>
+      <w:pStyle xmlns:tce="http://www.TCE.com" xmlns:a="http://schemas.openxmlformats.org/drawingml/2006/main" xmlns:pic="http://schemas.openxmlformats.org/drawingml/2006/picture" xmlns:a14="http://schemas.microsoft.com/office/drawing/2010/main" w:val="BodyText"/>
       <w:lvlText w:val="%9."/>
       <w:lvlJc w:val="right"/>
       <w:pPr>
@@ -9833,7 +9820,7 @@
     <w:lvl w:ilvl="0">
       <w:start w:val="0"/>
       <w:numFmt w:val="lowerLetter"/>
-      <w:pStyle xmlns:tce="http://www.TCE.com" xmlns:a="http://schemas.openxmlformats.org/drawingml/2006/main" xmlns:pic="http://schemas.openxmlformats.org/drawingml/2006/picture" xmlns:a14="http://schemas.microsoft.com/office/drawing/2010/main" w:val="BodyText"/>
+      <w:pStyle xmlns:tce="http://www.TCE.com" xmlns:a="http://schemas.openxmlformats.org/drawingml/2006/main" xmlns:pic="http://schemas.openxmlformats.org/drawingml/2006/picture" xmlns:a14="http://schemas.microsoft.com/office/drawing/2010/main" w:val="ListParagraph"/>
       <w:lvlText w:val="(%1)"/>
       <w:lvlJc w:val="left"/>
       <w:pPr>
@@ -9843,7 +9830,7 @@
     <w:lvl w:ilvl="0">
       <w:start w:val="0"/>
       <w:numFmt w:val="decimal"/>
-      <w:pStyle xmlns:tce="http://www.TCE.com" xmlns:a="http://schemas.openxmlformats.org/drawingml/2006/main" xmlns:pic="http://schemas.openxmlformats.org/drawingml/2006/picture" xmlns:a14="http://schemas.microsoft.com/office/drawing/2010/main" w:val="BodyText"/>
+      <w:pStyle xmlns:tce="http://www.TCE.com" xmlns:a="http://schemas.openxmlformats.org/drawingml/2006/main" xmlns:pic="http://schemas.openxmlformats.org/drawingml/2006/picture" xmlns:a14="http://schemas.microsoft.com/office/drawing/2010/main" w:val="ListParagraph"/>
       <w:lvlText w:val="(%2)"/>
       <w:lvlJc w:val="left"/>
       <w:pPr>
@@ -9853,7 +9840,7 @@
     <w:lvl w:ilvl="0" w:tentative="0">
       <w:start w:val="0"/>
       <w:numFmt w:val="lowerRoman"/>
-      <w:pStyle xmlns:tce="http://www.TCE.com" xmlns:a="http://schemas.openxmlformats.org/drawingml/2006/main" xmlns:pic="http://schemas.openxmlformats.org/drawingml/2006/picture" xmlns:a14="http://schemas.microsoft.com/office/drawing/2010/main" w:val="BodyText"/>
+      <w:pStyle xmlns:tce="http://www.TCE.com" xmlns:a="http://schemas.openxmlformats.org/drawingml/2006/main" xmlns:pic="http://schemas.openxmlformats.org/drawingml/2006/picture" xmlns:a14="http://schemas.microsoft.com/office/drawing/2010/main" w:val="ListParagraph"/>
       <w:lvlText w:val="(%3)"/>
       <w:lvlJc w:val="left"/>
       <w:pPr>
@@ -9863,7 +9850,7 @@
     <w:lvl w:ilvl="0" w:tentative="0">
       <w:start w:val="0"/>
       <w:numFmt w:val="decimal"/>
-      <w:pStyle xmlns:tce="http://www.TCE.com" xmlns:a="http://schemas.openxmlformats.org/drawingml/2006/main" xmlns:pic="http://schemas.openxmlformats.org/drawingml/2006/picture" xmlns:a14="http://schemas.microsoft.com/office/drawing/2010/main" w:val="BodyText"/>
+      <w:pStyle xmlns:tce="http://www.TCE.com" xmlns:a="http://schemas.openxmlformats.org/drawingml/2006/main" xmlns:pic="http://schemas.openxmlformats.org/drawingml/2006/picture" xmlns:a14="http://schemas.microsoft.com/office/drawing/2010/main" w:val="ListParagraph"/>
       <w:lvlText w:val="%4."/>
       <w:lvlJc w:val="left"/>
       <w:pPr>
@@ -9873,7 +9860,7 @@
     <w:lvl w:ilvl="0" w:tentative="0">
       <w:start w:val="0"/>
       <w:numFmt w:val="lowerLetter"/>
-      <w:pStyle xmlns:tce="http://www.TCE.com" xmlns:a="http://schemas.openxmlformats.org/drawingml/2006/main" xmlns:pic="http://schemas.openxmlformats.org/drawingml/2006/picture" xmlns:a14="http://schemas.microsoft.com/office/drawing/2010/main" w:val="BodyText"/>
+      <w:pStyle xmlns:tce="http://www.TCE.com" xmlns:a="http://schemas.openxmlformats.org/drawingml/2006/main" xmlns:pic="http://schemas.openxmlformats.org/drawingml/2006/picture" xmlns:a14="http://schemas.microsoft.com/office/drawing/2010/main" w:val="ListParagraph"/>
       <w:lvlText w:val="%5."/>
       <w:lvlJc w:val="left"/>
       <w:pPr>
@@ -9883,7 +9870,7 @@
     <w:lvl w:ilvl="0" w:tentative="0">
       <w:start w:val="0"/>
       <w:numFmt w:val="lowerRoman"/>
-      <w:pStyle xmlns:tce="http://www.TCE.com" xmlns:a="http://schemas.openxmlformats.org/drawingml/2006/main" xmlns:pic="http://schemas.openxmlformats.org/drawingml/2006/picture" xmlns:a14="http://schemas.microsoft.com/office/drawing/2010/main" w:val="BodyText"/>
+      <w:pStyle xmlns:tce="http://www.TCE.com" xmlns:a="http://schemas.openxmlformats.org/drawingml/2006/main" xmlns:pic="http://schemas.openxmlformats.org/drawingml/2006/picture" xmlns:a14="http://schemas.microsoft.com/office/drawing/2010/main" w:val="ListParagraph"/>
       <w:lvlText w:val="%6."/>
       <w:lvlJc w:val="right"/>
       <w:pPr>
@@ -9893,7 +9880,7 @@
     <w:lvl w:ilvl="0" w:tentative="0">
       <w:start w:val="0"/>
       <w:numFmt w:val="decimal"/>
-      <w:pStyle xmlns:tce="http://www.TCE.com" xmlns:a="http://schemas.openxmlformats.org/drawingml/2006/main" xmlns:pic="http://schemas.openxmlformats.org/drawingml/2006/picture" xmlns:a14="http://schemas.microsoft.com/office/drawing/2010/main" w:val="BodyText"/>
+      <w:pStyle xmlns:tce="http://www.TCE.com" xmlns:a="http://schemas.openxmlformats.org/drawingml/2006/main" xmlns:pic="http://schemas.openxmlformats.org/drawingml/2006/picture" xmlns:a14="http://schemas.microsoft.com/office/drawing/2010/main" w:val="ListParagraph"/>
       <w:lvlText w:val="%7."/>
       <w:lvlJc w:val="left"/>
       <w:pPr>
@@ -9903,7 +9890,7 @@
     <w:lvl w:ilvl="0" w:tentative="0">
       <w:start w:val="0"/>
       <w:numFmt w:val="lowerLetter"/>
-      <w:pStyle xmlns:tce="http://www.TCE.com" xmlns:a="http://schemas.openxmlformats.org/drawingml/2006/main" xmlns:pic="http://schemas.openxmlformats.org/drawingml/2006/picture" xmlns:a14="http://schemas.microsoft.com/office/drawing/2010/main" w:val="BodyText"/>
+      <w:pStyle xmlns:tce="http://www.TCE.com" xmlns:a="http://schemas.openxmlformats.org/drawingml/2006/main" xmlns:pic="http://schemas.openxmlformats.org/drawingml/2006/picture" xmlns:a14="http://schemas.microsoft.com/office/drawing/2010/main" w:val="ListParagraph"/>
       <w:lvlText w:val="%8."/>
       <w:lvlJc w:val="left"/>
       <w:pPr>
@@ -9913,7 +9900,7 @@
     <w:lvl w:ilvl="0" w:tentative="0">
       <w:start w:val="0"/>
       <w:numFmt w:val="lowerRoman"/>
-      <w:pStyle xmlns:tce="http://www.TCE.com" xmlns:a="http://schemas.openxmlformats.org/drawingml/2006/main" xmlns:pic="http://schemas.openxmlformats.org/drawingml/2006/picture" xmlns:a14="http://schemas.microsoft.com/office/drawing/2010/main" w:val="BodyText"/>
+      <w:pStyle xmlns:tce="http://www.TCE.com" xmlns:a="http://schemas.openxmlformats.org/drawingml/2006/main" xmlns:pic="http://schemas.openxmlformats.org/drawingml/2006/picture" xmlns:a14="http://schemas.microsoft.com/office/drawing/2010/main" w:val="ListParagraph"/>
       <w:lvlText w:val="%9."/>
       <w:lvlJc w:val="right"/>
       <w:pPr>
@@ -10019,7 +10006,7 @@
     <w:lvl w:ilvl="0">
       <w:start w:val="0"/>
       <w:numFmt w:val="lowerLetter"/>
-      <w:pStyle xmlns:tce="http://www.TCE.com" xmlns:a="http://schemas.openxmlformats.org/drawingml/2006/main" xmlns:pic="http://schemas.openxmlformats.org/drawingml/2006/picture" xmlns:a14="http://schemas.microsoft.com/office/drawing/2010/main" w:val="ListNumber"/>
+      <w:pStyle xmlns:tce="http://www.TCE.com" xmlns:a="http://schemas.openxmlformats.org/drawingml/2006/main" xmlns:pic="http://schemas.openxmlformats.org/drawingml/2006/picture" xmlns:a14="http://schemas.microsoft.com/office/drawing/2010/main" w:val="BodyText"/>
       <w:lvlText w:val="(%1)"/>
       <w:lvlJc w:val="left"/>
       <w:pPr>
@@ -10029,7 +10016,7 @@
     <w:lvl w:ilvl="0">
       <w:start w:val="0"/>
       <w:numFmt w:val="decimal"/>
-      <w:pStyle xmlns:tce="http://www.TCE.com" xmlns:a="http://schemas.openxmlformats.org/drawingml/2006/main" xmlns:pic="http://schemas.openxmlformats.org/drawingml/2006/picture" xmlns:a14="http://schemas.microsoft.com/office/drawing/2010/main" w:val="ListNumber"/>
+      <w:pStyle xmlns:tce="http://www.TCE.com" xmlns:a="http://schemas.openxmlformats.org/drawingml/2006/main" xmlns:pic="http://schemas.openxmlformats.org/drawingml/2006/picture" xmlns:a14="http://schemas.microsoft.com/office/drawing/2010/main" w:val="BodyText"/>
       <w:lvlText w:val="(%2)"/>
       <w:lvlJc w:val="left"/>
       <w:pPr>
@@ -10039,7 +10026,7 @@
     <w:lvl w:ilvl="0" w:tentative="0">
       <w:start w:val="0"/>
       <w:numFmt w:val="lowerRoman"/>
-      <w:pStyle xmlns:tce="http://www.TCE.com" xmlns:a="http://schemas.openxmlformats.org/drawingml/2006/main" xmlns:pic="http://schemas.openxmlformats.org/drawingml/2006/picture" xmlns:a14="http://schemas.microsoft.com/office/drawing/2010/main" w:val="ListNumber"/>
+      <w:pStyle xmlns:tce="http://www.TCE.com" xmlns:a="http://schemas.openxmlformats.org/drawingml/2006/main" xmlns:pic="http://schemas.openxmlformats.org/drawingml/2006/picture" xmlns:a14="http://schemas.microsoft.com/office/drawing/2010/main" w:val="BodyText"/>
       <w:lvlText w:val="(%3)"/>
       <w:lvlJc w:val="left"/>
       <w:pPr>
@@ -10049,7 +10036,7 @@
     <w:lvl w:ilvl="0" w:tentative="0">
       <w:start w:val="0"/>
       <w:numFmt w:val="decimal"/>
-      <w:pStyle xmlns:tce="http://www.TCE.com" xmlns:a="http://schemas.openxmlformats.org/drawingml/2006/main" xmlns:pic="http://schemas.openxmlformats.org/drawingml/2006/picture" xmlns:a14="http://schemas.microsoft.com/office/drawing/2010/main" w:val="ListNumber"/>
+      <w:pStyle xmlns:tce="http://www.TCE.com" xmlns:a="http://schemas.openxmlformats.org/drawingml/2006/main" xmlns:pic="http://schemas.openxmlformats.org/drawingml/2006/picture" xmlns:a14="http://schemas.microsoft.com/office/drawing/2010/main" w:val="BodyText"/>
       <w:lvlText w:val="%4."/>
       <w:lvlJc w:val="left"/>
       <w:pPr>
@@ -10059,7 +10046,7 @@
     <w:lvl w:ilvl="0" w:tentative="0">
       <w:start w:val="0"/>
       <w:numFmt w:val="lowerLetter"/>
-      <w:pStyle xmlns:tce="http://www.TCE.com" xmlns:a="http://schemas.openxmlformats.org/drawingml/2006/main" xmlns:pic="http://schemas.openxmlformats.org/drawingml/2006/picture" xmlns:a14="http://schemas.microsoft.com/office/drawing/2010/main" w:val="ListNumber"/>
+      <w:pStyle xmlns:tce="http://www.TCE.com" xmlns:a="http://schemas.openxmlformats.org/drawingml/2006/main" xmlns:pic="http://schemas.openxmlformats.org/drawingml/2006/picture" xmlns:a14="http://schemas.microsoft.com/office/drawing/2010/main" w:val="BodyText"/>
       <w:lvlText w:val="%5."/>
       <w:lvlJc w:val="left"/>
       <w:pPr>
@@ -10069,7 +10056,7 @@
     <w:lvl w:ilvl="0" w:tentative="0">
       <w:start w:val="0"/>
       <w:numFmt w:val="lowerRoman"/>
-      <w:pStyle xmlns:tce="http://www.TCE.com" xmlns:a="http://schemas.openxmlformats.org/drawingml/2006/main" xmlns:pic="http://schemas.openxmlformats.org/drawingml/2006/picture" xmlns:a14="http://schemas.microsoft.com/office/drawing/2010/main" w:val="ListNumber"/>
+      <w:pStyle xmlns:tce="http://www.TCE.com" xmlns:a="http://schemas.openxmlformats.org/drawingml/2006/main" xmlns:pic="http://schemas.openxmlformats.org/drawingml/2006/picture" xmlns:a14="http://schemas.microsoft.com/office/drawing/2010/main" w:val="BodyText"/>
       <w:lvlText w:val="%6."/>
       <w:lvlJc w:val="right"/>
       <w:pPr>
@@ -10079,7 +10066,7 @@
     <w:lvl w:ilvl="0" w:tentative="0">
       <w:start w:val="0"/>
       <w:numFmt w:val="decimal"/>
-      <w:pStyle xmlns:tce="http://www.TCE.com" xmlns:a="http://schemas.openxmlformats.org/drawingml/2006/main" xmlns:pic="http://schemas.openxmlformats.org/drawingml/2006/picture" xmlns:a14="http://schemas.microsoft.com/office/drawing/2010/main" w:val="ListNumber"/>
+      <w:pStyle xmlns:tce="http://www.TCE.com" xmlns:a="http://schemas.openxmlformats.org/drawingml/2006/main" xmlns:pic="http://schemas.openxmlformats.org/drawingml/2006/picture" xmlns:a14="http://schemas.microsoft.com/office/drawing/2010/main" w:val="BodyText"/>
       <w:lvlText w:val="%7."/>
       <w:lvlJc w:val="left"/>
       <w:pPr>
@@ -10089,7 +10076,7 @@
     <w:lvl w:ilvl="0" w:tentative="0">
       <w:start w:val="0"/>
       <w:numFmt w:val="lowerLetter"/>
-      <w:pStyle xmlns:tce="http://www.TCE.com" xmlns:a="http://schemas.openxmlformats.org/drawingml/2006/main" xmlns:pic="http://schemas.openxmlformats.org/drawingml/2006/picture" xmlns:a14="http://schemas.microsoft.com/office/drawing/2010/main" w:val="ListNumber"/>
+      <w:pStyle xmlns:tce="http://www.TCE.com" xmlns:a="http://schemas.openxmlformats.org/drawingml/2006/main" xmlns:pic="http://schemas.openxmlformats.org/drawingml/2006/picture" xmlns:a14="http://schemas.microsoft.com/office/drawing/2010/main" w:val="BodyText"/>
       <w:lvlText w:val="%8."/>
       <w:lvlJc w:val="left"/>
       <w:pPr>
@@ -10099,7 +10086,7 @@
     <w:lvl w:ilvl="0" w:tentative="0">
       <w:start w:val="0"/>
       <w:numFmt w:val="lowerRoman"/>
-      <w:pStyle xmlns:tce="http://www.TCE.com" xmlns:a="http://schemas.openxmlformats.org/drawingml/2006/main" xmlns:pic="http://schemas.openxmlformats.org/drawingml/2006/picture" xmlns:a14="http://schemas.microsoft.com/office/drawing/2010/main" w:val="ListNumber"/>
+      <w:pStyle xmlns:tce="http://www.TCE.com" xmlns:a="http://schemas.openxmlformats.org/drawingml/2006/main" xmlns:pic="http://schemas.openxmlformats.org/drawingml/2006/picture" xmlns:a14="http://schemas.microsoft.com/office/drawing/2010/main" w:val="BodyText"/>
       <w:lvlText w:val="%9."/>
       <w:lvlJc w:val="right"/>
       <w:pPr>
@@ -10112,7 +10099,7 @@
     <w:lvl w:ilvl="0">
       <w:start w:val="0"/>
       <w:numFmt w:val="lowerLetter"/>
-      <w:pStyle xmlns:tce="http://www.TCE.com" xmlns:a="http://schemas.openxmlformats.org/drawingml/2006/main" xmlns:pic="http://schemas.openxmlformats.org/drawingml/2006/picture" xmlns:a14="http://schemas.microsoft.com/office/drawing/2010/main" w:val="BodyText"/>
+      <w:pStyle xmlns:tce="http://www.TCE.com" xmlns:a="http://schemas.openxmlformats.org/drawingml/2006/main" xmlns:pic="http://schemas.openxmlformats.org/drawingml/2006/picture" xmlns:a14="http://schemas.microsoft.com/office/drawing/2010/main" w:val="ListNumber"/>
       <w:lvlText w:val="(%1)"/>
       <w:lvlJc w:val="left"/>
       <w:pPr>
@@ -10122,7 +10109,7 @@
     <w:lvl w:ilvl="0">
       <w:start w:val="0"/>
       <w:numFmt w:val="decimal"/>
-      <w:pStyle xmlns:tce="http://www.TCE.com" xmlns:a="http://schemas.openxmlformats.org/drawingml/2006/main" xmlns:pic="http://schemas.openxmlformats.org/drawingml/2006/picture" xmlns:a14="http://schemas.microsoft.com/office/drawing/2010/main" w:val="BodyText"/>
+      <w:pStyle xmlns:tce="http://www.TCE.com" xmlns:a="http://schemas.openxmlformats.org/drawingml/2006/main" xmlns:pic="http://schemas.openxmlformats.org/drawingml/2006/picture" xmlns:a14="http://schemas.microsoft.com/office/drawing/2010/main" w:val="ListNumber"/>
       <w:lvlText w:val="(%2)"/>
       <w:lvlJc w:val="left"/>
       <w:pPr>
@@ -10132,7 +10119,7 @@
     <w:lvl w:ilvl="0" w:tentative="0">
       <w:start w:val="0"/>
       <w:numFmt w:val="lowerRoman"/>
-      <w:pStyle xmlns:tce="http://www.TCE.com" xmlns:a="http://schemas.openxmlformats.org/drawingml/2006/main" xmlns:pic="http://schemas.openxmlformats.org/drawingml/2006/picture" xmlns:a14="http://schemas.microsoft.com/office/drawing/2010/main" w:val="BodyText"/>
+      <w:pStyle xmlns:tce="http://www.TCE.com" xmlns:a="http://schemas.openxmlformats.org/drawingml/2006/main" xmlns:pic="http://schemas.openxmlformats.org/drawingml/2006/picture" xmlns:a14="http://schemas.microsoft.com/office/drawing/2010/main" w:val="ListNumber"/>
       <w:lvlText w:val="(%3)"/>
       <w:lvlJc w:val="left"/>
       <w:pPr>
@@ -10142,7 +10129,7 @@
     <w:lvl w:ilvl="0" w:tentative="0">
       <w:start w:val="0"/>
       <w:numFmt w:val="decimal"/>
-      <w:pStyle xmlns:tce="http://www.TCE.com" xmlns:a="http://schemas.openxmlformats.org/drawingml/2006/main" xmlns:pic="http://schemas.openxmlformats.org/drawingml/2006/picture" xmlns:a14="http://schemas.microsoft.com/office/drawing/2010/main" w:val="BodyText"/>
+      <w:pStyle xmlns:tce="http://www.TCE.com" xmlns:a="http://schemas.openxmlformats.org/drawingml/2006/main" xmlns:pic="http://schemas.openxmlformats.org/drawingml/2006/picture" xmlns:a14="http://schemas.microsoft.com/office/drawing/2010/main" w:val="ListNumber"/>
       <w:lvlText w:val="%4."/>
       <w:lvlJc w:val="left"/>
       <w:pPr>
@@ -10152,7 +10139,7 @@
     <w:lvl w:ilvl="0" w:tentative="0">
       <w:start w:val="0"/>
       <w:numFmt w:val="lowerLetter"/>
-      <w:pStyle xmlns:tce="http://www.TCE.com" xmlns:a="http://schemas.openxmlformats.org/drawingml/2006/main" xmlns:pic="http://schemas.openxmlformats.org/drawingml/2006/picture" xmlns:a14="http://schemas.microsoft.com/office/drawing/2010/main" w:val="BodyText"/>
+      <w:pStyle xmlns:tce="http://www.TCE.com" xmlns:a="http://schemas.openxmlformats.org/drawingml/2006/main" xmlns:pic="http://schemas.openxmlformats.org/drawingml/2006/picture" xmlns:a14="http://schemas.microsoft.com/office/drawing/2010/main" w:val="ListNumber"/>
       <w:lvlText w:val="%5."/>
       <w:lvlJc w:val="left"/>
       <w:pPr>
@@ -10162,7 +10149,7 @@
     <w:lvl w:ilvl="0" w:tentative="0">
       <w:start w:val="0"/>
       <w:numFmt w:val="lowerRoman"/>
-      <w:pStyle xmlns:tce="http://www.TCE.com" xmlns:a="http://schemas.openxmlformats.org/drawingml/2006/main" xmlns:pic="http://schemas.openxmlformats.org/drawingml/2006/picture" xmlns:a14="http://schemas.microsoft.com/office/drawing/2010/main" w:val="BodyText"/>
+      <w:pStyle xmlns:tce="http://www.TCE.com" xmlns:a="http://schemas.openxmlformats.org/drawingml/2006/main" xmlns:pic="http://schemas.openxmlformats.org/drawingml/2006/picture" xmlns:a14="http://schemas.microsoft.com/office/drawing/2010/main" w:val="ListNumber"/>
       <w:lvlText w:val="%6."/>
       <w:lvlJc w:val="right"/>
       <w:pPr>
@@ -10172,7 +10159,7 @@
     <w:lvl w:ilvl="0" w:tentative="0">
       <w:start w:val="0"/>
       <w:numFmt w:val="decimal"/>
-      <w:pStyle xmlns:tce="http://www.TCE.com" xmlns:a="http://schemas.openxmlformats.org/drawingml/2006/main" xmlns:pic="http://schemas.openxmlformats.org/drawingml/2006/picture" xmlns:a14="http://schemas.microsoft.com/office/drawing/2010/main" w:val="BodyText"/>
+      <w:pStyle xmlns:tce="http://www.TCE.com" xmlns:a="http://schemas.openxmlformats.org/drawingml/2006/main" xmlns:pic="http://schemas.openxmlformats.org/drawingml/2006/picture" xmlns:a14="http://schemas.microsoft.com/office/drawing/2010/main" w:val="ListNumber"/>
       <w:lvlText w:val="%7."/>
       <w:lvlJc w:val="left"/>
       <w:pPr>
@@ -10182,7 +10169,7 @@
     <w:lvl w:ilvl="0" w:tentative="0">
       <w:start w:val="0"/>
       <w:numFmt w:val="lowerLetter"/>
-      <w:pStyle xmlns:tce="http://www.TCE.com" xmlns:a="http://schemas.openxmlformats.org/drawingml/2006/main" xmlns:pic="http://schemas.openxmlformats.org/drawingml/2006/picture" xmlns:a14="http://schemas.microsoft.com/office/drawing/2010/main" w:val="BodyText"/>
+      <w:pStyle xmlns:tce="http://www.TCE.com" xmlns:a="http://schemas.openxmlformats.org/drawingml/2006/main" xmlns:pic="http://schemas.openxmlformats.org/drawingml/2006/picture" xmlns:a14="http://schemas.microsoft.com/office/drawing/2010/main" w:val="ListNumber"/>
       <w:lvlText w:val="%8."/>
       <w:lvlJc w:val="left"/>
       <w:pPr>
@@ -10192,7 +10179,7 @@
     <w:lvl w:ilvl="0" w:tentative="0">
       <w:start w:val="0"/>
       <w:numFmt w:val="lowerRoman"/>
-      <w:pStyle xmlns:tce="http://www.TCE.com" xmlns:a="http://schemas.openxmlformats.org/drawingml/2006/main" xmlns:pic="http://schemas.openxmlformats.org/drawingml/2006/picture" xmlns:a14="http://schemas.microsoft.com/office/drawing/2010/main" w:val="BodyText"/>
+      <w:pStyle xmlns:tce="http://www.TCE.com" xmlns:a="http://schemas.openxmlformats.org/drawingml/2006/main" xmlns:pic="http://schemas.openxmlformats.org/drawingml/2006/picture" xmlns:a14="http://schemas.microsoft.com/office/drawing/2010/main" w:val="ListNumber"/>
       <w:lvlText w:val="%9."/>
       <w:lvlJc w:val="right"/>
       <w:pPr>
@@ -10298,7 +10285,7 @@
     <w:lvl w:ilvl="0">
       <w:start w:val="0"/>
       <w:numFmt w:val="lowerLetter"/>
-      <w:pStyle xmlns:tce="http://www.TCE.com" xmlns:a="http://schemas.openxmlformats.org/drawingml/2006/main" xmlns:pic="http://schemas.openxmlformats.org/drawingml/2006/picture" xmlns:a14="http://schemas.microsoft.com/office/drawing/2010/main" w:val="ListParagraph"/>
+      <w:pStyle xmlns:tce="http://www.TCE.com" xmlns:a="http://schemas.openxmlformats.org/drawingml/2006/main" xmlns:pic="http://schemas.openxmlformats.org/drawingml/2006/picture" xmlns:a14="http://schemas.microsoft.com/office/drawing/2010/main" w:val="BodyText"/>
       <w:lvlText w:val="(%1)"/>
       <w:lvlJc w:val="left"/>
       <w:pPr>
@@ -10308,7 +10295,7 @@
     <w:lvl w:ilvl="0">
       <w:start w:val="0"/>
       <w:numFmt w:val="decimal"/>
-      <w:pStyle xmlns:tce="http://www.TCE.com" xmlns:a="http://schemas.openxmlformats.org/drawingml/2006/main" xmlns:pic="http://schemas.openxmlformats.org/drawingml/2006/picture" xmlns:a14="http://schemas.microsoft.com/office/drawing/2010/main" w:val="ListParagraph"/>
+      <w:pStyle xmlns:tce="http://www.TCE.com" xmlns:a="http://schemas.openxmlformats.org/drawingml/2006/main" xmlns:pic="http://schemas.openxmlformats.org/drawingml/2006/picture" xmlns:a14="http://schemas.microsoft.com/office/drawing/2010/main" w:val="BodyText"/>
       <w:lvlText w:val="(%2)"/>
       <w:lvlJc w:val="left"/>
       <w:pPr>
@@ -10318,7 +10305,7 @@
     <w:lvl w:ilvl="0" w:tentative="0">
       <w:start w:val="0"/>
       <w:numFmt w:val="lowerRoman"/>
-      <w:pStyle xmlns:tce="http://www.TCE.com" xmlns:a="http://schemas.openxmlformats.org/drawingml/2006/main" xmlns:pic="http://schemas.openxmlformats.org/drawingml/2006/picture" xmlns:a14="http://schemas.microsoft.com/office/drawing/2010/main" w:val="ListParagraph"/>
+      <w:pStyle xmlns:tce="http://www.TCE.com" xmlns:a="http://schemas.openxmlformats.org/drawingml/2006/main" xmlns:pic="http://schemas.openxmlformats.org/drawingml/2006/picture" xmlns:a14="http://schemas.microsoft.com/office/drawing/2010/main" w:val="BodyText"/>
       <w:lvlText w:val="(%3)"/>
       <w:lvlJc w:val="left"/>
       <w:pPr>
@@ -10328,7 +10315,7 @@
     <w:lvl w:ilvl="0" w:tentative="0">
       <w:start w:val="0"/>
       <w:numFmt w:val="decimal"/>
-      <w:pStyle xmlns:tce="http://www.TCE.com" xmlns:a="http://schemas.openxmlformats.org/drawingml/2006/main" xmlns:pic="http://schemas.openxmlformats.org/drawingml/2006/picture" xmlns:a14="http://schemas.microsoft.com/office/drawing/2010/main" w:val="ListParagraph"/>
+      <w:pStyle xmlns:tce="http://www.TCE.com" xmlns:a="http://schemas.openxmlformats.org/drawingml/2006/main" xmlns:pic="http://schemas.openxmlformats.org/drawingml/2006/picture" xmlns:a14="http://schemas.microsoft.com/office/drawing/2010/main" w:val="BodyText"/>
       <w:lvlText w:val="%4."/>
       <w:lvlJc w:val="left"/>
       <w:pPr>
@@ -10338,7 +10325,7 @@
     <w:lvl w:ilvl="0" w:tentative="0">
       <w:start w:val="0"/>
       <w:numFmt w:val="lowerLetter"/>
-      <w:pStyle xmlns:tce="http://www.TCE.com" xmlns:a="http://schemas.openxmlformats.org/drawingml/2006/main" xmlns:pic="http://schemas.openxmlformats.org/drawingml/2006/picture" xmlns:a14="http://schemas.microsoft.com/office/drawing/2010/main" w:val="ListParagraph"/>
+      <w:pStyle xmlns:tce="http://www.TCE.com" xmlns:a="http://schemas.openxmlformats.org/drawingml/2006/main" xmlns:pic="http://schemas.openxmlformats.org/drawingml/2006/picture" xmlns:a14="http://schemas.microsoft.com/office/drawing/2010/main" w:val="BodyText"/>
       <w:lvlText w:val="%5."/>
       <w:lvlJc w:val="left"/>
       <w:pPr>
@@ -10348,7 +10335,7 @@
     <w:lvl w:ilvl="0" w:tentative="0">
       <w:start w:val="0"/>
       <w:numFmt w:val="lowerRoman"/>
-      <w:pStyle xmlns:tce="http://www.TCE.com" xmlns:a="http://schemas.openxmlformats.org/drawingml/2006/main" xmlns:pic="http://schemas.openxmlformats.org/drawingml/2006/picture" xmlns:a14="http://schemas.microsoft.com/office/drawing/2010/main" w:val="ListParagraph"/>
+      <w:pStyle xmlns:tce="http://www.TCE.com" xmlns:a="http://schemas.openxmlformats.org/drawingml/2006/main" xmlns:pic="http://schemas.openxmlformats.org/drawingml/2006/picture" xmlns:a14="http://schemas.microsoft.com/office/drawing/2010/main" w:val="BodyText"/>
       <w:lvlText w:val="%6."/>
       <w:lvlJc w:val="right"/>
       <w:pPr>
@@ -10358,7 +10345,7 @@
     <w:lvl w:ilvl="0" w:tentative="0">
       <w:start w:val="0"/>
       <w:numFmt w:val="decimal"/>
-      <w:pStyle xmlns:tce="http://www.TCE.com" xmlns:a="http://schemas.openxmlformats.org/drawingml/2006/main" xmlns:pic="http://schemas.openxmlformats.org/drawingml/2006/picture" xmlns:a14="http://schemas.microsoft.com/office/drawing/2010/main" w:val="ListParagraph"/>
+      <w:pStyle xmlns:tce="http://www.TCE.com" xmlns:a="http://schemas.openxmlformats.org/drawingml/2006/main" xmlns:pic="http://schemas.openxmlformats.org/drawingml/2006/picture" xmlns:a14="http://schemas.microsoft.com/office/drawing/2010/main" w:val="BodyText"/>
       <w:lvlText w:val="%7."/>
       <w:lvlJc w:val="left"/>
       <w:pPr>
@@ -10368,7 +10355,7 @@
     <w:lvl w:ilvl="0" w:tentative="0">
       <w:start w:val="0"/>
       <w:numFmt w:val="lowerLetter"/>
-      <w:pStyle xmlns:tce="http://www.TCE.com" xmlns:a="http://schemas.openxmlformats.org/drawingml/2006/main" xmlns:pic="http://schemas.openxmlformats.org/drawingml/2006/picture" xmlns:a14="http://schemas.microsoft.com/office/drawing/2010/main" w:val="ListParagraph"/>
+      <w:pStyle xmlns:tce="http://www.TCE.com" xmlns:a="http://schemas.openxmlformats.org/drawingml/2006/main" xmlns:pic="http://schemas.openxmlformats.org/drawingml/2006/picture" xmlns:a14="http://schemas.microsoft.com/office/drawing/2010/main" w:val="BodyText"/>
       <w:lvlText w:val="%8."/>
       <w:lvlJc w:val="left"/>
       <w:pPr>
@@ -10378,7 +10365,7 @@
     <w:lvl w:ilvl="0" w:tentative="0">
       <w:start w:val="0"/>
       <w:numFmt w:val="lowerRoman"/>
-      <w:pStyle xmlns:tce="http://www.TCE.com" xmlns:a="http://schemas.openxmlformats.org/drawingml/2006/main" xmlns:pic="http://schemas.openxmlformats.org/drawingml/2006/picture" xmlns:a14="http://schemas.microsoft.com/office/drawing/2010/main" w:val="ListParagraph"/>
+      <w:pStyle xmlns:tce="http://www.TCE.com" xmlns:a="http://schemas.openxmlformats.org/drawingml/2006/main" xmlns:pic="http://schemas.openxmlformats.org/drawingml/2006/picture" xmlns:a14="http://schemas.microsoft.com/office/drawing/2010/main" w:val="BodyText"/>
       <w:lvlText w:val="%9."/>
       <w:lvlJc w:val="right"/>
       <w:pPr>
@@ -10391,7 +10378,7 @@
     <w:lvl w:ilvl="0">
       <w:start w:val="0"/>
       <w:numFmt w:val="lowerLetter"/>
-      <w:pStyle xmlns:tce="http://www.TCE.com" xmlns:a="http://schemas.openxmlformats.org/drawingml/2006/main" xmlns:pic="http://schemas.openxmlformats.org/drawingml/2006/picture" xmlns:a14="http://schemas.microsoft.com/office/drawing/2010/main" w:val="BodyText"/>
+      <w:pStyle xmlns:tce="http://www.TCE.com" xmlns:a="http://schemas.openxmlformats.org/drawingml/2006/main" xmlns:pic="http://schemas.openxmlformats.org/drawingml/2006/picture" xmlns:a14="http://schemas.microsoft.com/office/drawing/2010/main" w:val="ListParagraph"/>
       <w:lvlText w:val="(%1)"/>
       <w:lvlJc w:val="left"/>
       <w:pPr>
@@ -10401,7 +10388,7 @@
     <w:lvl w:ilvl="0">
       <w:start w:val="0"/>
       <w:numFmt w:val="decimal"/>
-      <w:pStyle xmlns:tce="http://www.TCE.com" xmlns:a="http://schemas.openxmlformats.org/drawingml/2006/main" xmlns:pic="http://schemas.openxmlformats.org/drawingml/2006/picture" xmlns:a14="http://schemas.microsoft.com/office/drawing/2010/main" w:val="BodyText"/>
+      <w:pStyle xmlns:tce="http://www.TCE.com" xmlns:a="http://schemas.openxmlformats.org/drawingml/2006/main" xmlns:pic="http://schemas.openxmlformats.org/drawingml/2006/picture" xmlns:a14="http://schemas.microsoft.com/office/drawing/2010/main" w:val="ListParagraph"/>
       <w:lvlText w:val="(%2)"/>
       <w:lvlJc w:val="left"/>
       <w:pPr>
@@ -10411,7 +10398,7 @@
     <w:lvl w:ilvl="0" w:tentative="0">
       <w:start w:val="0"/>
       <w:numFmt w:val="lowerRoman"/>
-      <w:pStyle xmlns:tce="http://www.TCE.com" xmlns:a="http://schemas.openxmlformats.org/drawingml/2006/main" xmlns:pic="http://schemas.openxmlformats.org/drawingml/2006/picture" xmlns:a14="http://schemas.microsoft.com/office/drawing/2010/main" w:val="BodyText"/>
+      <w:pStyle xmlns:tce="http://www.TCE.com" xmlns:a="http://schemas.openxmlformats.org/drawingml/2006/main" xmlns:pic="http://schemas.openxmlformats.org/drawingml/2006/picture" xmlns:a14="http://schemas.microsoft.com/office/drawing/2010/main" w:val="ListParagraph"/>
       <w:lvlText w:val="(%3)"/>
       <w:lvlJc w:val="left"/>
       <w:pPr>
@@ -10421,7 +10408,7 @@
     <w:lvl w:ilvl="0" w:tentative="0">
       <w:start w:val="0"/>
       <w:numFmt w:val="decimal"/>
-      <w:pStyle xmlns:tce="http://www.TCE.com" xmlns:a="http://schemas.openxmlformats.org/drawingml/2006/main" xmlns:pic="http://schemas.openxmlformats.org/drawingml/2006/picture" xmlns:a14="http://schemas.microsoft.com/office/drawing/2010/main" w:val="BodyText"/>
+      <w:pStyle xmlns:tce="http://www.TCE.com" xmlns:a="http://schemas.openxmlformats.org/drawingml/2006/main" xmlns:pic="http://schemas.openxmlformats.org/drawingml/2006/picture" xmlns:a14="http://schemas.microsoft.com/office/drawing/2010/main" w:val="ListParagraph"/>
       <w:lvlText w:val="%4."/>
       <w:lvlJc w:val="left"/>
       <w:pPr>
@@ -10431,7 +10418,7 @@
     <w:lvl w:ilvl="0" w:tentative="0">
       <w:start w:val="0"/>
       <w:numFmt w:val="lowerLetter"/>
-      <w:pStyle xmlns:tce="http://www.TCE.com" xmlns:a="http://schemas.openxmlformats.org/drawingml/2006/main" xmlns:pic="http://schemas.openxmlformats.org/drawingml/2006/picture" xmlns:a14="http://schemas.microsoft.com/office/drawing/2010/main" w:val="BodyText"/>
+      <w:pStyle xmlns:tce="http://www.TCE.com" xmlns:a="http://schemas.openxmlformats.org/drawingml/2006/main" xmlns:pic="http://schemas.openxmlformats.org/drawingml/2006/picture" xmlns:a14="http://schemas.microsoft.com/office/drawing/2010/main" w:val="ListParagraph"/>
       <w:lvlText w:val="%5."/>
       <w:lvlJc w:val="left"/>
       <w:pPr>
@@ -10441,7 +10428,7 @@
     <w:lvl w:ilvl="0" w:tentative="0">
       <w:start w:val="0"/>
       <w:numFmt w:val="lowerRoman"/>
-      <w:pStyle xmlns:tce="http://www.TCE.com" xmlns:a="http://schemas.openxmlformats.org/drawingml/2006/main" xmlns:pic="http://schemas.openxmlformats.org/drawingml/2006/picture" xmlns:a14="http://schemas.microsoft.com/office/drawing/2010/main" w:val="BodyText"/>
+      <w:pStyle xmlns:tce="http://www.TCE.com" xmlns:a="http://schemas.openxmlformats.org/drawingml/2006/main" xmlns:pic="http://schemas.openxmlformats.org/drawingml/2006/picture" xmlns:a14="http://schemas.microsoft.com/office/drawing/2010/main" w:val="ListParagraph"/>
       <w:lvlText w:val="%6."/>
       <w:lvlJc w:val="right"/>
       <w:pPr>
@@ -10451,7 +10438,7 @@
     <w:lvl w:ilvl="0" w:tentative="0">
       <w:start w:val="0"/>
       <w:numFmt w:val="decimal"/>
-      <w:pStyle xmlns:tce="http://www.TCE.com" xmlns:a="http://schemas.openxmlformats.org/drawingml/2006/main" xmlns:pic="http://schemas.openxmlformats.org/drawingml/2006/picture" xmlns:a14="http://schemas.microsoft.com/office/drawing/2010/main" w:val="BodyText"/>
+      <w:pStyle xmlns:tce="http://www.TCE.com" xmlns:a="http://schemas.openxmlformats.org/drawingml/2006/main" xmlns:pic="http://schemas.openxmlformats.org/drawingml/2006/picture" xmlns:a14="http://schemas.microsoft.com/office/drawing/2010/main" w:val="ListParagraph"/>
       <w:lvlText w:val="%7."/>
       <w:lvlJc w:val="left"/>
       <w:pPr>
@@ -10461,7 +10448,7 @@
     <w:lvl w:ilvl="0" w:tentative="0">
       <w:start w:val="0"/>
       <w:numFmt w:val="lowerLetter"/>
-      <w:pStyle xmlns:tce="http://www.TCE.com" xmlns:a="http://schemas.openxmlformats.org/drawingml/2006/main" xmlns:pic="http://schemas.openxmlformats.org/drawingml/2006/picture" xmlns:a14="http://schemas.microsoft.com/office/drawing/2010/main" w:val="BodyText"/>
+      <w:pStyle xmlns:tce="http://www.TCE.com" xmlns:a="http://schemas.openxmlformats.org/drawingml/2006/main" xmlns:pic="http://schemas.openxmlformats.org/drawingml/2006/picture" xmlns:a14="http://schemas.microsoft.com/office/drawing/2010/main" w:val="ListParagraph"/>
       <w:lvlText w:val="%8."/>
       <w:lvlJc w:val="left"/>
       <w:pPr>
@@ -10471,7 +10458,7 @@
     <w:lvl w:ilvl="0" w:tentative="0">
       <w:start w:val="0"/>
       <w:numFmt w:val="lowerRoman"/>
-      <w:pStyle xmlns:tce="http://www.TCE.com" xmlns:a="http://schemas.openxmlformats.org/drawingml/2006/main" xmlns:pic="http://schemas.openxmlformats.org/drawingml/2006/picture" xmlns:a14="http://schemas.microsoft.com/office/drawing/2010/main" w:val="BodyText"/>
+      <w:pStyle xmlns:tce="http://www.TCE.com" xmlns:a="http://schemas.openxmlformats.org/drawingml/2006/main" xmlns:pic="http://schemas.openxmlformats.org/drawingml/2006/picture" xmlns:a14="http://schemas.microsoft.com/office/drawing/2010/main" w:val="ListParagraph"/>
       <w:lvlText w:val="%9."/>
       <w:lvlJc w:val="right"/>
       <w:pPr>
@@ -10763,7 +10750,7 @@
     <w:lvl w:ilvl="0">
       <w:start w:val="0"/>
       <w:numFmt w:val="lowerLetter"/>
-      <w:pStyle xmlns:tce="http://www.TCE.com" xmlns:a="http://schemas.openxmlformats.org/drawingml/2006/main" xmlns:pic="http://schemas.openxmlformats.org/drawingml/2006/picture" xmlns:a14="http://schemas.microsoft.com/office/drawing/2010/main" w:val="ListParagraph"/>
+      <w:pStyle xmlns:tce="http://www.TCE.com" xmlns:a="http://schemas.openxmlformats.org/drawingml/2006/main" xmlns:pic="http://schemas.openxmlformats.org/drawingml/2006/picture" xmlns:a14="http://schemas.microsoft.com/office/drawing/2010/main" w:val="BodyText"/>
       <w:lvlText w:val="(%1)"/>
       <w:lvlJc w:val="left"/>
       <w:pPr>
@@ -10773,7 +10760,7 @@
     <w:lvl w:ilvl="0">
       <w:start w:val="0"/>
       <w:numFmt w:val="decimal"/>
-      <w:pStyle xmlns:tce="http://www.TCE.com" xmlns:a="http://schemas.openxmlformats.org/drawingml/2006/main" xmlns:pic="http://schemas.openxmlformats.org/drawingml/2006/picture" xmlns:a14="http://schemas.microsoft.com/office/drawing/2010/main" w:val="ListParagraph"/>
+      <w:pStyle xmlns:tce="http://www.TCE.com" xmlns:a="http://schemas.openxmlformats.org/drawingml/2006/main" xmlns:pic="http://schemas.openxmlformats.org/drawingml/2006/picture" xmlns:a14="http://schemas.microsoft.com/office/drawing/2010/main" w:val="BodyText"/>
       <w:lvlText w:val="(%2)"/>
       <w:lvlJc w:val="left"/>
       <w:pPr>
@@ -10783,7 +10770,7 @@
     <w:lvl w:ilvl="0" w:tentative="0">
       <w:start w:val="0"/>
       <w:numFmt w:val="lowerRoman"/>
-      <w:pStyle xmlns:tce="http://www.TCE.com" xmlns:a="http://schemas.openxmlformats.org/drawingml/2006/main" xmlns:pic="http://schemas.openxmlformats.org/drawingml/2006/picture" xmlns:a14="http://schemas.microsoft.com/office/drawing/2010/main" w:val="ListParagraph"/>
+      <w:pStyle xmlns:tce="http://www.TCE.com" xmlns:a="http://schemas.openxmlformats.org/drawingml/2006/main" xmlns:pic="http://schemas.openxmlformats.org/drawingml/2006/picture" xmlns:a14="http://schemas.microsoft.com/office/drawing/2010/main" w:val="BodyText"/>
       <w:lvlText w:val="(%3)"/>
       <w:lvlJc w:val="left"/>
       <w:pPr>
@@ -10793,7 +10780,7 @@
     <w:lvl w:ilvl="0" w:tentative="0">
       <w:start w:val="0"/>
       <w:numFmt w:val="decimal"/>
-      <w:pStyle xmlns:tce="http://www.TCE.com" xmlns:a="http://schemas.openxmlformats.org/drawingml/2006/main" xmlns:pic="http://schemas.openxmlformats.org/drawingml/2006/picture" xmlns:a14="http://schemas.microsoft.com/office/drawing/2010/main" w:val="ListParagraph"/>
+      <w:pStyle xmlns:tce="http://www.TCE.com" xmlns:a="http://schemas.openxmlformats.org/drawingml/2006/main" xmlns:pic="http://schemas.openxmlformats.org/drawingml/2006/picture" xmlns:a14="http://schemas.microsoft.com/office/drawing/2010/main" w:val="BodyText"/>
       <w:lvlText w:val="%4."/>
       <w:lvlJc w:val="left"/>
       <w:pPr>
@@ -10803,7 +10790,7 @@
     <w:lvl w:ilvl="0" w:tentative="0">
       <w:start w:val="0"/>
       <w:numFmt w:val="lowerLetter"/>
-      <w:pStyle xmlns:tce="http://www.TCE.com" xmlns:a="http://schemas.openxmlformats.org/drawingml/2006/main" xmlns:pic="http://schemas.openxmlformats.org/drawingml/2006/picture" xmlns:a14="http://schemas.microsoft.com/office/drawing/2010/main" w:val="ListParagraph"/>
+      <w:pStyle xmlns:tce="http://www.TCE.com" xmlns:a="http://schemas.openxmlformats.org/drawingml/2006/main" xmlns:pic="http://schemas.openxmlformats.org/drawingml/2006/picture" xmlns:a14="http://schemas.microsoft.com/office/drawing/2010/main" w:val="BodyText"/>
       <w:lvlText w:val="%5."/>
       <w:lvlJc w:val="left"/>
       <w:pPr>
@@ -10813,7 +10800,7 @@
     <w:lvl w:ilvl="0" w:tentative="0">
       <w:start w:val="0"/>
       <w:numFmt w:val="lowerRoman"/>
-      <w:pStyle xmlns:tce="http://www.TCE.com" xmlns:a="http://schemas.openxmlformats.org/drawingml/2006/main" xmlns:pic="http://schemas.openxmlformats.org/drawingml/2006/picture" xmlns:a14="http://schemas.microsoft.com/office/drawing/2010/main" w:val="ListParagraph"/>
+      <w:pStyle xmlns:tce="http://www.TCE.com" xmlns:a="http://schemas.openxmlformats.org/drawingml/2006/main" xmlns:pic="http://schemas.openxmlformats.org/drawingml/2006/picture" xmlns:a14="http://schemas.microsoft.com/office/drawing/2010/main" w:val="BodyText"/>
       <w:lvlText w:val="%6."/>
       <w:lvlJc w:val="right"/>
       <w:pPr>
@@ -10823,7 +10810,7 @@
     <w:lvl w:ilvl="0" w:tentative="0">
       <w:start w:val="0"/>
       <w:numFmt w:val="decimal"/>
-      <w:pStyle xmlns:tce="http://www.TCE.com" xmlns:a="http://schemas.openxmlformats.org/drawingml/2006/main" xmlns:pic="http://schemas.openxmlformats.org/drawingml/2006/picture" xmlns:a14="http://schemas.microsoft.com/office/drawing/2010/main" w:val="ListParagraph"/>
+      <w:pStyle xmlns:tce="http://www.TCE.com" xmlns:a="http://schemas.openxmlformats.org/drawingml/2006/main" xmlns:pic="http://schemas.openxmlformats.org/drawingml/2006/picture" xmlns:a14="http://schemas.microsoft.com/office/drawing/2010/main" w:val="BodyText"/>
       <w:lvlText w:val="%7."/>
       <w:lvlJc w:val="left"/>
       <w:pPr>
@@ -10833,7 +10820,7 @@
     <w:lvl w:ilvl="0" w:tentative="0">
       <w:start w:val="0"/>
       <w:numFmt w:val="lowerLetter"/>
-      <w:pStyle xmlns:tce="http://www.TCE.com" xmlns:a="http://schemas.openxmlformats.org/drawingml/2006/main" xmlns:pic="http://schemas.openxmlformats.org/drawingml/2006/picture" xmlns:a14="http://schemas.microsoft.com/office/drawing/2010/main" w:val="ListParagraph"/>
+      <w:pStyle xmlns:tce="http://www.TCE.com" xmlns:a="http://schemas.openxmlformats.org/drawingml/2006/main" xmlns:pic="http://schemas.openxmlformats.org/drawingml/2006/picture" xmlns:a14="http://schemas.microsoft.com/office/drawing/2010/main" w:val="BodyText"/>
       <w:lvlText w:val="%8."/>
       <w:lvlJc w:val="left"/>
       <w:pPr>
@@ -10843,7 +10830,7 @@
     <w:lvl w:ilvl="0" w:tentative="0">
       <w:start w:val="0"/>
       <w:numFmt w:val="lowerRoman"/>
-      <w:pStyle xmlns:tce="http://www.TCE.com" xmlns:a="http://schemas.openxmlformats.org/drawingml/2006/main" xmlns:pic="http://schemas.openxmlformats.org/drawingml/2006/picture" xmlns:a14="http://schemas.microsoft.com/office/drawing/2010/main" w:val="ListParagraph"/>
+      <w:pStyle xmlns:tce="http://www.TCE.com" xmlns:a="http://schemas.openxmlformats.org/drawingml/2006/main" xmlns:pic="http://schemas.openxmlformats.org/drawingml/2006/picture" xmlns:a14="http://schemas.microsoft.com/office/drawing/2010/main" w:val="BodyText"/>
       <w:lvlText w:val="%9."/>
       <w:lvlJc w:val="right"/>
       <w:pPr>
@@ -10856,7 +10843,7 @@
     <w:lvl w:ilvl="0">
       <w:start w:val="0"/>
       <w:numFmt w:val="lowerLetter"/>
-      <w:pStyle xmlns:tce="http://www.TCE.com" xmlns:a="http://schemas.openxmlformats.org/drawingml/2006/main" xmlns:pic="http://schemas.openxmlformats.org/drawingml/2006/picture" xmlns:a14="http://schemas.microsoft.com/office/drawing/2010/main" w:val="BodyText"/>
+      <w:pStyle xmlns:tce="http://www.TCE.com" xmlns:a="http://schemas.openxmlformats.org/drawingml/2006/main" xmlns:pic="http://schemas.openxmlformats.org/drawingml/2006/picture" xmlns:a14="http://schemas.microsoft.com/office/drawing/2010/main" w:val="ListParagraph"/>
       <w:lvlText w:val="(%1)"/>
       <w:lvlJc w:val="left"/>
       <w:pPr>
@@ -10866,7 +10853,7 @@
     <w:lvl w:ilvl="0">
       <w:start w:val="0"/>
       <w:numFmt w:val="decimal"/>
-      <w:pStyle xmlns:tce="http://www.TCE.com" xmlns:a="http://schemas.openxmlformats.org/drawingml/2006/main" xmlns:pic="http://schemas.openxmlformats.org/drawingml/2006/picture" xmlns:a14="http://schemas.microsoft.com/office/drawing/2010/main" w:val="BodyText"/>
+      <w:pStyle xmlns:tce="http://www.TCE.com" xmlns:a="http://schemas.openxmlformats.org/drawingml/2006/main" xmlns:pic="http://schemas.openxmlformats.org/drawingml/2006/picture" xmlns:a14="http://schemas.microsoft.com/office/drawing/2010/main" w:val="ListParagraph"/>
       <w:lvlText w:val="(%2)"/>
       <w:lvlJc w:val="left"/>
       <w:pPr>
@@ -10876,7 +10863,7 @@
     <w:lvl w:ilvl="0" w:tentative="0">
       <w:start w:val="0"/>
       <w:numFmt w:val="lowerRoman"/>
-      <w:pStyle xmlns:tce="http://www.TCE.com" xmlns:a="http://schemas.openxmlformats.org/drawingml/2006/main" xmlns:pic="http://schemas.openxmlformats.org/drawingml/2006/picture" xmlns:a14="http://schemas.microsoft.com/office/drawing/2010/main" w:val="BodyText"/>
+      <w:pStyle xmlns:tce="http://www.TCE.com" xmlns:a="http://schemas.openxmlformats.org/drawingml/2006/main" xmlns:pic="http://schemas.openxmlformats.org/drawingml/2006/picture" xmlns:a14="http://schemas.microsoft.com/office/drawing/2010/main" w:val="ListParagraph"/>
       <w:lvlText w:val="(%3)"/>
       <w:lvlJc w:val="left"/>
       <w:pPr>
@@ -10886,7 +10873,7 @@
     <w:lvl w:ilvl="0" w:tentative="0">
       <w:start w:val="0"/>
       <w:numFmt w:val="decimal"/>
-      <w:pStyle xmlns:tce="http://www.TCE.com" xmlns:a="http://schemas.openxmlformats.org/drawingml/2006/main" xmlns:pic="http://schemas.openxmlformats.org/drawingml/2006/picture" xmlns:a14="http://schemas.microsoft.com/office/drawing/2010/main" w:val="BodyText"/>
+      <w:pStyle xmlns:tce="http://www.TCE.com" xmlns:a="http://schemas.openxmlformats.org/drawingml/2006/main" xmlns:pic="http://schemas.openxmlformats.org/drawingml/2006/picture" xmlns:a14="http://schemas.microsoft.com/office/drawing/2010/main" w:val="ListParagraph"/>
       <w:lvlText w:val="%4."/>
       <w:lvlJc w:val="left"/>
       <w:pPr>
@@ -10896,7 +10883,7 @@
     <w:lvl w:ilvl="0" w:tentative="0">
       <w:start w:val="0"/>
       <w:numFmt w:val="lowerLetter"/>
-      <w:pStyle xmlns:tce="http://www.TCE.com" xmlns:a="http://schemas.openxmlformats.org/drawingml/2006/main" xmlns:pic="http://schemas.openxmlformats.org/drawingml/2006/picture" xmlns:a14="http://schemas.microsoft.com/office/drawing/2010/main" w:val="BodyText"/>
+      <w:pStyle xmlns:tce="http://www.TCE.com" xmlns:a="http://schemas.openxmlformats.org/drawingml/2006/main" xmlns:pic="http://schemas.openxmlformats.org/drawingml/2006/picture" xmlns:a14="http://schemas.microsoft.com/office/drawing/2010/main" w:val="ListParagraph"/>
       <w:lvlText w:val="%5."/>
       <w:lvlJc w:val="left"/>
       <w:pPr>
@@ -10906,7 +10893,7 @@
     <w:lvl w:ilvl="0" w:tentative="0">
       <w:start w:val="0"/>
       <w:numFmt w:val="lowerRoman"/>
-      <w:pStyle xmlns:tce="http://www.TCE.com" xmlns:a="http://schemas.openxmlformats.org/drawingml/2006/main" xmlns:pic="http://schemas.openxmlformats.org/drawingml/2006/picture" xmlns:a14="http://schemas.microsoft.com/office/drawing/2010/main" w:val="BodyText"/>
+      <w:pStyle xmlns:tce="http://www.TCE.com" xmlns:a="http://schemas.openxmlformats.org/drawingml/2006/main" xmlns:pic="http://schemas.openxmlformats.org/drawingml/2006/picture" xmlns:a14="http://schemas.microsoft.com/office/drawing/2010/main" w:val="ListParagraph"/>
       <w:lvlText w:val="%6."/>
       <w:lvlJc w:val="right"/>
       <w:pPr>
@@ -10916,7 +10903,7 @@
     <w:lvl w:ilvl="0" w:tentative="0">
       <w:start w:val="0"/>
       <w:numFmt w:val="decimal"/>
-      <w:pStyle xmlns:tce="http://www.TCE.com" xmlns:a="http://schemas.openxmlformats.org/drawingml/2006/main" xmlns:pic="http://schemas.openxmlformats.org/drawingml/2006/picture" xmlns:a14="http://schemas.microsoft.com/office/drawing/2010/main" w:val="BodyText"/>
+      <w:pStyle xmlns:tce="http://www.TCE.com" xmlns:a="http://schemas.openxmlformats.org/drawingml/2006/main" xmlns:pic="http://schemas.openxmlformats.org/drawingml/2006/picture" xmlns:a14="http://schemas.microsoft.com/office/drawing/2010/main" w:val="ListParagraph"/>
       <w:lvlText w:val="%7."/>
       <w:lvlJc w:val="left"/>
       <w:pPr>
@@ -10926,7 +10913,7 @@
     <w:lvl w:ilvl="0" w:tentative="0">
       <w:start w:val="0"/>
       <w:numFmt w:val="lowerLetter"/>
-      <w:pStyle xmlns:tce="http://www.TCE.com" xmlns:a="http://schemas.openxmlformats.org/drawingml/2006/main" xmlns:pic="http://schemas.openxmlformats.org/drawingml/2006/picture" xmlns:a14="http://schemas.microsoft.com/office/drawing/2010/main" w:val="BodyText"/>
+      <w:pStyle xmlns:tce="http://www.TCE.com" xmlns:a="http://schemas.openxmlformats.org/drawingml/2006/main" xmlns:pic="http://schemas.openxmlformats.org/drawingml/2006/picture" xmlns:a14="http://schemas.microsoft.com/office/drawing/2010/main" w:val="ListParagraph"/>
       <w:lvlText w:val="%8."/>
       <w:lvlJc w:val="left"/>
       <w:pPr>
@@ -10936,7 +10923,7 @@
     <w:lvl w:ilvl="0" w:tentative="0">
       <w:start w:val="0"/>
       <w:numFmt w:val="lowerRoman"/>
-      <w:pStyle xmlns:tce="http://www.TCE.com" xmlns:a="http://schemas.openxmlformats.org/drawingml/2006/main" xmlns:pic="http://schemas.openxmlformats.org/drawingml/2006/picture" xmlns:a14="http://schemas.microsoft.com/office/drawing/2010/main" w:val="BodyText"/>
+      <w:pStyle xmlns:tce="http://www.TCE.com" xmlns:a="http://schemas.openxmlformats.org/drawingml/2006/main" xmlns:pic="http://schemas.openxmlformats.org/drawingml/2006/picture" xmlns:a14="http://schemas.microsoft.com/office/drawing/2010/main" w:val="ListParagraph"/>
       <w:lvlText w:val="%9."/>
       <w:lvlJc w:val="right"/>
       <w:pPr>
@@ -11042,7 +11029,7 @@
     <w:lvl w:ilvl="0">
       <w:start w:val="0"/>
       <w:numFmt w:val="lowerLetter"/>
-      <w:pStyle xmlns:tce="http://www.TCE.com" xmlns:a="http://schemas.openxmlformats.org/drawingml/2006/main" xmlns:pic="http://schemas.openxmlformats.org/drawingml/2006/picture" xmlns:a14="http://schemas.microsoft.com/office/drawing/2010/main" w:val="ListParagraph"/>
+      <w:pStyle xmlns:tce="http://www.TCE.com" xmlns:a="http://schemas.openxmlformats.org/drawingml/2006/main" xmlns:pic="http://schemas.openxmlformats.org/drawingml/2006/picture" xmlns:a14="http://schemas.microsoft.com/office/drawing/2010/main" w:val="BodyText"/>
       <w:lvlText w:val="(%1)"/>
       <w:lvlJc w:val="left"/>
       <w:pPr>
@@ -11052,7 +11039,7 @@
     <w:lvl w:ilvl="0">
       <w:start w:val="0"/>
       <w:numFmt w:val="decimal"/>
-      <w:pStyle xmlns:tce="http://www.TCE.com" xmlns:a="http://schemas.openxmlformats.org/drawingml/2006/main" xmlns:pic="http://schemas.openxmlformats.org/drawingml/2006/picture" xmlns:a14="http://schemas.microsoft.com/office/drawing/2010/main" w:val="ListParagraph"/>
+      <w:pStyle xmlns:tce="http://www.TCE.com" xmlns:a="http://schemas.openxmlformats.org/drawingml/2006/main" xmlns:pic="http://schemas.openxmlformats.org/drawingml/2006/picture" xmlns:a14="http://schemas.microsoft.com/office/drawing/2010/main" w:val="BodyText"/>
       <w:lvlText w:val="(%2)"/>
       <w:lvlJc w:val="left"/>
       <w:pPr>
@@ -11062,7 +11049,7 @@
     <w:lvl w:ilvl="0" w:tentative="0">
       <w:start w:val="0"/>
       <w:numFmt w:val="lowerRoman"/>
-      <w:pStyle xmlns:tce="http://www.TCE.com" xmlns:a="http://schemas.openxmlformats.org/drawingml/2006/main" xmlns:pic="http://schemas.openxmlformats.org/drawingml/2006/picture" xmlns:a14="http://schemas.microsoft.com/office/drawing/2010/main" w:val="ListParagraph"/>
+      <w:pStyle xmlns:tce="http://www.TCE.com" xmlns:a="http://schemas.openxmlformats.org/drawingml/2006/main" xmlns:pic="http://schemas.openxmlformats.org/drawingml/2006/picture" xmlns:a14="http://schemas.microsoft.com/office/drawing/2010/main" w:val="BodyText"/>
       <w:lvlText w:val="(%3)"/>
       <w:lvlJc w:val="left"/>
       <w:pPr>
@@ -11072,7 +11059,7 @@
     <w:lvl w:ilvl="0" w:tentative="0">
       <w:start w:val="0"/>
       <w:numFmt w:val="decimal"/>
-      <w:pStyle xmlns:tce="http://www.TCE.com" xmlns:a="http://schemas.openxmlformats.org/drawingml/2006/main" xmlns:pic="http://schemas.openxmlformats.org/drawingml/2006/picture" xmlns:a14="http://schemas.microsoft.com/office/drawing/2010/main" w:val="ListParagraph"/>
+      <w:pStyle xmlns:tce="http://www.TCE.com" xmlns:a="http://schemas.openxmlformats.org/drawingml/2006/main" xmlns:pic="http://schemas.openxmlformats.org/drawingml/2006/picture" xmlns:a14="http://schemas.microsoft.com/office/drawing/2010/main" w:val="BodyText"/>
       <w:lvlText w:val="%4."/>
       <w:lvlJc w:val="left"/>
       <w:pPr>
@@ -11082,7 +11069,7 @@
     <w:lvl w:ilvl="0" w:tentative="0">
       <w:start w:val="0"/>
       <w:numFmt w:val="lowerLetter"/>
-      <w:pStyle xmlns:tce="http://www.TCE.com" xmlns:a="http://schemas.openxmlformats.org/drawingml/2006/main" xmlns:pic="http://schemas.openxmlformats.org/drawingml/2006/picture" xmlns:a14="http://schemas.microsoft.com/office/drawing/2010/main" w:val="ListParagraph"/>
+      <w:pStyle xmlns:tce="http://www.TCE.com" xmlns:a="http://schemas.openxmlformats.org/drawingml/2006/main" xmlns:pic="http://schemas.openxmlformats.org/drawingml/2006/picture" xmlns:a14="http://schemas.microsoft.com/office/drawing/2010/main" w:val="BodyText"/>
       <w:lvlText w:val="%5."/>
       <w:lvlJc w:val="left"/>
       <w:pPr>
@@ -11092,7 +11079,7 @@
     <w:lvl w:ilvl="0" w:tentative="0">
       <w:start w:val="0"/>
       <w:numFmt w:val="lowerRoman"/>
-      <w:pStyle xmlns:tce="http://www.TCE.com" xmlns:a="http://schemas.openxmlformats.org/drawingml/2006/main" xmlns:pic="http://schemas.openxmlformats.org/drawingml/2006/picture" xmlns:a14="http://schemas.microsoft.com/office/drawing/2010/main" w:val="ListParagraph"/>
+      <w:pStyle xmlns:tce="http://www.TCE.com" xmlns:a="http://schemas.openxmlformats.org/drawingml/2006/main" xmlns:pic="http://schemas.openxmlformats.org/drawingml/2006/picture" xmlns:a14="http://schemas.microsoft.com/office/drawing/2010/main" w:val="BodyText"/>
       <w:lvlText w:val="%6."/>
       <w:lvlJc w:val="right"/>
       <w:pPr>
@@ -11102,7 +11089,7 @@
     <w:lvl w:ilvl="0" w:tentative="0">
       <w:start w:val="0"/>
       <w:numFmt w:val="decimal"/>
-      <w:pStyle xmlns:tce="http://www.TCE.com" xmlns:a="http://schemas.openxmlformats.org/drawingml/2006/main" xmlns:pic="http://schemas.openxmlformats.org/drawingml/2006/picture" xmlns:a14="http://schemas.microsoft.com/office/drawing/2010/main" w:val="ListParagraph"/>
+      <w:pStyle xmlns:tce="http://www.TCE.com" xmlns:a="http://schemas.openxmlformats.org/drawingml/2006/main" xmlns:pic="http://schemas.openxmlformats.org/drawingml/2006/picture" xmlns:a14="http://schemas.microsoft.com/office/drawing/2010/main" w:val="BodyText"/>
       <w:lvlText w:val="%7."/>
       <w:lvlJc w:val="left"/>
       <w:pPr>
@@ -11112,7 +11099,7 @@
     <w:lvl w:ilvl="0" w:tentative="0">
       <w:start w:val="0"/>
       <w:numFmt w:val="lowerLetter"/>
-      <w:pStyle xmlns:tce="http://www.TCE.com" xmlns:a="http://schemas.openxmlformats.org/drawingml/2006/main" xmlns:pic="http://schemas.openxmlformats.org/drawingml/2006/picture" xmlns:a14="http://schemas.microsoft.com/office/drawing/2010/main" w:val="ListParagraph"/>
+      <w:pStyle xmlns:tce="http://www.TCE.com" xmlns:a="http://schemas.openxmlformats.org/drawingml/2006/main" xmlns:pic="http://schemas.openxmlformats.org/drawingml/2006/picture" xmlns:a14="http://schemas.microsoft.com/office/drawing/2010/main" w:val="BodyText"/>
       <w:lvlText w:val="%8."/>
       <w:lvlJc w:val="left"/>
       <w:pPr>
@@ -11122,7 +11109,7 @@
     <w:lvl w:ilvl="0" w:tentative="0">
       <w:start w:val="0"/>
       <w:numFmt w:val="lowerRoman"/>
-      <w:pStyle xmlns:tce="http://www.TCE.com" xmlns:a="http://schemas.openxmlformats.org/drawingml/2006/main" xmlns:pic="http://schemas.openxmlformats.org/drawingml/2006/picture" xmlns:a14="http://schemas.microsoft.com/office/drawing/2010/main" w:val="ListParagraph"/>
+      <w:pStyle xmlns:tce="http://www.TCE.com" xmlns:a="http://schemas.openxmlformats.org/drawingml/2006/main" xmlns:pic="http://schemas.openxmlformats.org/drawingml/2006/picture" xmlns:a14="http://schemas.microsoft.com/office/drawing/2010/main" w:val="BodyText"/>
       <w:lvlText w:val="%9."/>
       <w:lvlJc w:val="right"/>
       <w:pPr>
@@ -11414,7 +11401,7 @@
     <w:lvl w:ilvl="0">
       <w:start w:val="0"/>
       <w:numFmt w:val="lowerLetter"/>
-      <w:pStyle xmlns:tce="http://www.TCE.com" xmlns:a="http://schemas.openxmlformats.org/drawingml/2006/main" xmlns:pic="http://schemas.openxmlformats.org/drawingml/2006/picture" xmlns:a14="http://schemas.microsoft.com/office/drawing/2010/main" w:val="BodyText"/>
+      <w:pStyle xmlns:tce="http://www.TCE.com" xmlns:a="http://schemas.openxmlformats.org/drawingml/2006/main" xmlns:pic="http://schemas.openxmlformats.org/drawingml/2006/picture" xmlns:a14="http://schemas.microsoft.com/office/drawing/2010/main" w:val="ListParagraph"/>
       <w:lvlText w:val="(%1)"/>
       <w:lvlJc w:val="left"/>
       <w:pPr>
@@ -11424,7 +11411,7 @@
     <w:lvl w:ilvl="0">
       <w:start w:val="0"/>
       <w:numFmt w:val="decimal"/>
-      <w:pStyle xmlns:tce="http://www.TCE.com" xmlns:a="http://schemas.openxmlformats.org/drawingml/2006/main" xmlns:pic="http://schemas.openxmlformats.org/drawingml/2006/picture" xmlns:a14="http://schemas.microsoft.com/office/drawing/2010/main" w:val="BodyText"/>
+      <w:pStyle xmlns:tce="http://www.TCE.com" xmlns:a="http://schemas.openxmlformats.org/drawingml/2006/main" xmlns:pic="http://schemas.openxmlformats.org/drawingml/2006/picture" xmlns:a14="http://schemas.microsoft.com/office/drawing/2010/main" w:val="ListParagraph"/>
       <w:lvlText w:val="(%2)"/>
       <w:lvlJc w:val="left"/>
       <w:pPr>
@@ -11434,7 +11421,7 @@
     <w:lvl w:ilvl="0" w:tentative="0">
       <w:start w:val="0"/>
       <w:numFmt w:val="lowerRoman"/>
-      <w:pStyle xmlns:tce="http://www.TCE.com" xmlns:a="http://schemas.openxmlformats.org/drawingml/2006/main" xmlns:pic="http://schemas.openxmlformats.org/drawingml/2006/picture" xmlns:a14="http://schemas.microsoft.com/office/drawing/2010/main" w:val="BodyText"/>
+      <w:pStyle xmlns:tce="http://www.TCE.com" xmlns:a="http://schemas.openxmlformats.org/drawingml/2006/main" xmlns:pic="http://schemas.openxmlformats.org/drawingml/2006/picture" xmlns:a14="http://schemas.microsoft.com/office/drawing/2010/main" w:val="ListParagraph"/>
       <w:lvlText w:val="(%3)"/>
       <w:lvlJc w:val="left"/>
       <w:pPr>
@@ -11444,7 +11431,7 @@
     <w:lvl w:ilvl="0" w:tentative="0">
       <w:start w:val="0"/>
       <w:numFmt w:val="decimal"/>
-      <w:pStyle xmlns:tce="http://www.TCE.com" xmlns:a="http://schemas.openxmlformats.org/drawingml/2006/main" xmlns:pic="http://schemas.openxmlformats.org/drawingml/2006/picture" xmlns:a14="http://schemas.microsoft.com/office/drawing/2010/main" w:val="BodyText"/>
+      <w:pStyle xmlns:tce="http://www.TCE.com" xmlns:a="http://schemas.openxmlformats.org/drawingml/2006/main" xmlns:pic="http://schemas.openxmlformats.org/drawingml/2006/picture" xmlns:a14="http://schemas.microsoft.com/office/drawing/2010/main" w:val="ListParagraph"/>
       <w:lvlText w:val="%4."/>
       <w:lvlJc w:val="left"/>
       <w:pPr>
@@ -11454,7 +11441,7 @@
     <w:lvl w:ilvl="0" w:tentative="0">
       <w:start w:val="0"/>
       <w:numFmt w:val="lowerLetter"/>
-      <w:pStyle xmlns:tce="http://www.TCE.com" xmlns:a="http://schemas.openxmlformats.org/drawingml/2006/main" xmlns:pic="http://schemas.openxmlformats.org/drawingml/2006/picture" xmlns:a14="http://schemas.microsoft.com/office/drawing/2010/main" w:val="BodyText"/>
+      <w:pStyle xmlns:tce="http://www.TCE.com" xmlns:a="http://schemas.openxmlformats.org/drawingml/2006/main" xmlns:pic="http://schemas.openxmlformats.org/drawingml/2006/picture" xmlns:a14="http://schemas.microsoft.com/office/drawing/2010/main" w:val="ListParagraph"/>
       <w:lvlText w:val="%5."/>
       <w:lvlJc w:val="left"/>
       <w:pPr>
@@ -11464,7 +11451,7 @@
     <w:lvl w:ilvl="0" w:tentative="0">
       <w:start w:val="0"/>
       <w:numFmt w:val="lowerRoman"/>
-      <w:pStyle xmlns:tce="http://www.TCE.com" xmlns:a="http://schemas.openxmlformats.org/drawingml/2006/main" xmlns:pic="http://schemas.openxmlformats.org/drawingml/2006/picture" xmlns:a14="http://schemas.microsoft.com/office/drawing/2010/main" w:val="BodyText"/>
+      <w:pStyle xmlns:tce="http://www.TCE.com" xmlns:a="http://schemas.openxmlformats.org/drawingml/2006/main" xmlns:pic="http://schemas.openxmlformats.org/drawingml/2006/picture" xmlns:a14="http://schemas.microsoft.com/office/drawing/2010/main" w:val="ListParagraph"/>
       <w:lvlText w:val="%6."/>
       <w:lvlJc w:val="right"/>
       <w:pPr>
@@ -11474,7 +11461,7 @@
     <w:lvl w:ilvl="0" w:tentative="0">
       <w:start w:val="0"/>
       <w:numFmt w:val="decimal"/>
-      <w:pStyle xmlns:tce="http://www.TCE.com" xmlns:a="http://schemas.openxmlformats.org/drawingml/2006/main" xmlns:pic="http://schemas.openxmlformats.org/drawingml/2006/picture" xmlns:a14="http://schemas.microsoft.com/office/drawing/2010/main" w:val="BodyText"/>
+      <w:pStyle xmlns:tce="http://www.TCE.com" xmlns:a="http://schemas.openxmlformats.org/drawingml/2006/main" xmlns:pic="http://schemas.openxmlformats.org/drawingml/2006/picture" xmlns:a14="http://schemas.microsoft.com/office/drawing/2010/main" w:val="ListParagraph"/>
       <w:lvlText w:val="%7."/>
       <w:lvlJc w:val="left"/>
       <w:pPr>
@@ -11484,7 +11471,7 @@
     <w:lvl w:ilvl="0" w:tentative="0">
       <w:start w:val="0"/>
       <w:numFmt w:val="lowerLetter"/>
-      <w:pStyle xmlns:tce="http://www.TCE.com" xmlns:a="http://schemas.openxmlformats.org/drawingml/2006/main" xmlns:pic="http://schemas.openxmlformats.org/drawingml/2006/picture" xmlns:a14="http://schemas.microsoft.com/office/drawing/2010/main" w:val="BodyText"/>
+      <w:pStyle xmlns:tce="http://www.TCE.com" xmlns:a="http://schemas.openxmlformats.org/drawingml/2006/main" xmlns:pic="http://schemas.openxmlformats.org/drawingml/2006/picture" xmlns:a14="http://schemas.microsoft.com/office/drawing/2010/main" w:val="ListParagraph"/>
       <w:lvlText w:val="%8."/>
       <w:lvlJc w:val="left"/>
       <w:pPr>
@@ -11494,7 +11481,7 @@
     <w:lvl w:ilvl="0" w:tentative="0">
       <w:start w:val="0"/>
       <w:numFmt w:val="lowerRoman"/>
-      <w:pStyle xmlns:tce="http://www.TCE.com" xmlns:a="http://schemas.openxmlformats.org/drawingml/2006/main" xmlns:pic="http://schemas.openxmlformats.org/drawingml/2006/picture" xmlns:a14="http://schemas.microsoft.com/office/drawing/2010/main" w:val="BodyText"/>
+      <w:pStyle xmlns:tce="http://www.TCE.com" xmlns:a="http://schemas.openxmlformats.org/drawingml/2006/main" xmlns:pic="http://schemas.openxmlformats.org/drawingml/2006/picture" xmlns:a14="http://schemas.microsoft.com/office/drawing/2010/main" w:val="ListParagraph"/>
       <w:lvlText w:val="%9."/>
       <w:lvlJc w:val="right"/>
       <w:pPr>
@@ -11600,7 +11587,7 @@
     <w:lvl w:ilvl="0">
       <w:start w:val="0"/>
       <w:numFmt w:val="lowerLetter"/>
-      <w:pStyle xmlns:tce="http://www.TCE.com" xmlns:a="http://schemas.openxmlformats.org/drawingml/2006/main" xmlns:pic="http://schemas.openxmlformats.org/drawingml/2006/picture" xmlns:a14="http://schemas.microsoft.com/office/drawing/2010/main" w:val="ListParagraph"/>
+      <w:pStyle xmlns:tce="http://www.TCE.com" xmlns:a="http://schemas.openxmlformats.org/drawingml/2006/main" xmlns:pic="http://schemas.openxmlformats.org/drawingml/2006/picture" xmlns:a14="http://schemas.microsoft.com/office/drawing/2010/main" w:val="BodyText"/>
       <w:lvlText w:val="(%1)"/>
       <w:lvlJc w:val="left"/>
       <w:pPr>
@@ -11610,7 +11597,7 @@
     <w:lvl w:ilvl="0">
       <w:start w:val="0"/>
       <w:numFmt w:val="decimal"/>
-      <w:pStyle xmlns:tce="http://www.TCE.com" xmlns:a="http://schemas.openxmlformats.org/drawingml/2006/main" xmlns:pic="http://schemas.openxmlformats.org/drawingml/2006/picture" xmlns:a14="http://schemas.microsoft.com/office/drawing/2010/main" w:val="ListParagraph"/>
+      <w:pStyle xmlns:tce="http://www.TCE.com" xmlns:a="http://schemas.openxmlformats.org/drawingml/2006/main" xmlns:pic="http://schemas.openxmlformats.org/drawingml/2006/picture" xmlns:a14="http://schemas.microsoft.com/office/drawing/2010/main" w:val="BodyText"/>
       <w:lvlText w:val="(%2)"/>
       <w:lvlJc w:val="left"/>
       <w:pPr>
@@ -11620,7 +11607,7 @@
     <w:lvl w:ilvl="0" w:tentative="0">
       <w:start w:val="0"/>
       <w:numFmt w:val="lowerRoman"/>
-      <w:pStyle xmlns:tce="http://www.TCE.com" xmlns:a="http://schemas.openxmlformats.org/drawingml/2006/main" xmlns:pic="http://schemas.openxmlformats.org/drawingml/2006/picture" xmlns:a14="http://schemas.microsoft.com/office/drawing/2010/main" w:val="ListParagraph"/>
+      <w:pStyle xmlns:tce="http://www.TCE.com" xmlns:a="http://schemas.openxmlformats.org/drawingml/2006/main" xmlns:pic="http://schemas.openxmlformats.org/drawingml/2006/picture" xmlns:a14="http://schemas.microsoft.com/office/drawing/2010/main" w:val="BodyText"/>
       <w:lvlText w:val="(%3)"/>
       <w:lvlJc w:val="left"/>
       <w:pPr>
@@ -11630,7 +11617,7 @@
     <w:lvl w:ilvl="0" w:tentative="0">
       <w:start w:val="0"/>
       <w:numFmt w:val="decimal"/>
-      <w:pStyle xmlns:tce="http://www.TCE.com" xmlns:a="http://schemas.openxmlformats.org/drawingml/2006/main" xmlns:pic="http://schemas.openxmlformats.org/drawingml/2006/picture" xmlns:a14="http://schemas.microsoft.com/office/drawing/2010/main" w:val="ListParagraph"/>
+      <w:pStyle xmlns:tce="http://www.TCE.com" xmlns:a="http://schemas.openxmlformats.org/drawingml/2006/main" xmlns:pic="http://schemas.openxmlformats.org/drawingml/2006/picture" xmlns:a14="http://schemas.microsoft.com/office/drawing/2010/main" w:val="BodyText"/>
       <w:lvlText w:val="%4."/>
       <w:lvlJc w:val="left"/>
       <w:pPr>
@@ -11640,7 +11627,7 @@
     <w:lvl w:ilvl="0" w:tentative="0">
       <w:start w:val="0"/>
       <w:numFmt w:val="lowerLetter"/>
-      <w:pStyle xmlns:tce="http://www.TCE.com" xmlns:a="http://schemas.openxmlformats.org/drawingml/2006/main" xmlns:pic="http://schemas.openxmlformats.org/drawingml/2006/picture" xmlns:a14="http://schemas.microsoft.com/office/drawing/2010/main" w:val="ListParagraph"/>
+      <w:pStyle xmlns:tce="http://www.TCE.com" xmlns:a="http://schemas.openxmlformats.org/drawingml/2006/main" xmlns:pic="http://schemas.openxmlformats.org/drawingml/2006/picture" xmlns:a14="http://schemas.microsoft.com/office/drawing/2010/main" w:val="BodyText"/>
       <w:lvlText w:val="%5."/>
       <w:lvlJc w:val="left"/>
       <w:pPr>
@@ -11650,7 +11637,7 @@
     <w:lvl w:ilvl="0" w:tentative="0">
       <w:start w:val="0"/>
       <w:numFmt w:val="lowerRoman"/>
-      <w:pStyle xmlns:tce="http://www.TCE.com" xmlns:a="http://schemas.openxmlformats.org/drawingml/2006/main" xmlns:pic="http://schemas.openxmlformats.org/drawingml/2006/picture" xmlns:a14="http://schemas.microsoft.com/office/drawing/2010/main" w:val="ListParagraph"/>
+      <w:pStyle xmlns:tce="http://www.TCE.com" xmlns:a="http://schemas.openxmlformats.org/drawingml/2006/main" xmlns:pic="http://schemas.openxmlformats.org/drawingml/2006/picture" xmlns:a14="http://schemas.microsoft.com/office/drawing/2010/main" w:val="BodyText"/>
       <w:lvlText w:val="%6."/>
       <w:lvlJc w:val="right"/>
       <w:pPr>
@@ -11660,7 +11647,7 @@
     <w:lvl w:ilvl="0" w:tentative="0">
       <w:start w:val="0"/>
       <w:numFmt w:val="decimal"/>
-      <w:pStyle xmlns:tce="http://www.TCE.com" xmlns:a="http://schemas.openxmlformats.org/drawingml/2006/main" xmlns:pic="http://schemas.openxmlformats.org/drawingml/2006/picture" xmlns:a14="http://schemas.microsoft.com/office/drawing/2010/main" w:val="ListParagraph"/>
+      <w:pStyle xmlns:tce="http://www.TCE.com" xmlns:a="http://schemas.openxmlformats.org/drawingml/2006/main" xmlns:pic="http://schemas.openxmlformats.org/drawingml/2006/picture" xmlns:a14="http://schemas.microsoft.com/office/drawing/2010/main" w:val="BodyText"/>
       <w:lvlText w:val="%7."/>
       <w:lvlJc w:val="left"/>
       <w:pPr>
@@ -11670,7 +11657,7 @@
     <w:lvl w:ilvl="0" w:tentative="0">
       <w:start w:val="0"/>
       <w:numFmt w:val="lowerLetter"/>
-      <w:pStyle xmlns:tce="http://www.TCE.com" xmlns:a="http://schemas.openxmlformats.org/drawingml/2006/main" xmlns:pic="http://schemas.openxmlformats.org/drawingml/2006/picture" xmlns:a14="http://schemas.microsoft.com/office/drawing/2010/main" w:val="ListParagraph"/>
+      <w:pStyle xmlns:tce="http://www.TCE.com" xmlns:a="http://schemas.openxmlformats.org/drawingml/2006/main" xmlns:pic="http://schemas.openxmlformats.org/drawingml/2006/picture" xmlns:a14="http://schemas.microsoft.com/office/drawing/2010/main" w:val="BodyText"/>
       <w:lvlText w:val="%8."/>
       <w:lvlJc w:val="left"/>
       <w:pPr>
@@ -11680,7 +11667,7 @@
     <w:lvl w:ilvl="0" w:tentative="0">
       <w:start w:val="0"/>
       <w:numFmt w:val="lowerRoman"/>
-      <w:pStyle xmlns:tce="http://www.TCE.com" xmlns:a="http://schemas.openxmlformats.org/drawingml/2006/main" xmlns:pic="http://schemas.openxmlformats.org/drawingml/2006/picture" xmlns:a14="http://schemas.microsoft.com/office/drawing/2010/main" w:val="ListParagraph"/>
+      <w:pStyle xmlns:tce="http://www.TCE.com" xmlns:a="http://schemas.openxmlformats.org/drawingml/2006/main" xmlns:pic="http://schemas.openxmlformats.org/drawingml/2006/picture" xmlns:a14="http://schemas.microsoft.com/office/drawing/2010/main" w:val="BodyText"/>
       <w:lvlText w:val="%9."/>
       <w:lvlJc w:val="right"/>
       <w:pPr>
@@ -11782,6 +11769,99 @@
     </w:lvl>
   </w:abstractNum>
   <w:abstractNum w:abstractNumId="154">
+    <w:multiLevelType w:val="hybridMultilevel"/>
+    <w:lvl w:ilvl="0">
+      <w:start w:val="0"/>
+      <w:numFmt w:val="lowerLetter"/>
+      <w:pStyle xmlns:tce="http://www.TCE.com" xmlns:a="http://schemas.openxmlformats.org/drawingml/2006/main" xmlns:pic="http://schemas.openxmlformats.org/drawingml/2006/picture" xmlns:a14="http://schemas.microsoft.com/office/drawing/2010/main" w:val="ListParagraph"/>
+      <w:lvlText w:val="(%1)"/>
+      <w:lvlJc w:val="left"/>
+      <w:pPr>
+        <w:ind w:left="720" w:hanging="360"/>
+      </w:pPr>
+    </w:lvl>
+    <w:lvl w:ilvl="0">
+      <w:start w:val="0"/>
+      <w:numFmt w:val="decimal"/>
+      <w:pStyle xmlns:tce="http://www.TCE.com" xmlns:a="http://schemas.openxmlformats.org/drawingml/2006/main" xmlns:pic="http://schemas.openxmlformats.org/drawingml/2006/picture" xmlns:a14="http://schemas.microsoft.com/office/drawing/2010/main" w:val="ListParagraph"/>
+      <w:lvlText w:val="(%2)"/>
+      <w:lvlJc w:val="left"/>
+      <w:pPr>
+        <w:ind w:left="1440" w:hanging="360"/>
+      </w:pPr>
+    </w:lvl>
+    <w:lvl w:ilvl="0" w:tentative="0">
+      <w:start w:val="0"/>
+      <w:numFmt w:val="lowerRoman"/>
+      <w:pStyle xmlns:tce="http://www.TCE.com" xmlns:a="http://schemas.openxmlformats.org/drawingml/2006/main" xmlns:pic="http://schemas.openxmlformats.org/drawingml/2006/picture" xmlns:a14="http://schemas.microsoft.com/office/drawing/2010/main" w:val="ListParagraph"/>
+      <w:lvlText w:val="(%3)"/>
+      <w:lvlJc w:val="left"/>
+      <w:pPr>
+        <w:ind w:left="2160" w:hanging="360"/>
+      </w:pPr>
+    </w:lvl>
+    <w:lvl w:ilvl="0" w:tentative="0">
+      <w:start w:val="0"/>
+      <w:numFmt w:val="decimal"/>
+      <w:pStyle xmlns:tce="http://www.TCE.com" xmlns:a="http://schemas.openxmlformats.org/drawingml/2006/main" xmlns:pic="http://schemas.openxmlformats.org/drawingml/2006/picture" xmlns:a14="http://schemas.microsoft.com/office/drawing/2010/main" w:val="ListParagraph"/>
+      <w:lvlText w:val="%4."/>
+      <w:lvlJc w:val="left"/>
+      <w:pPr>
+        <w:ind w:left="2880" w:hanging="360"/>
+      </w:pPr>
+    </w:lvl>
+    <w:lvl w:ilvl="0" w:tentative="0">
+      <w:start w:val="0"/>
+      <w:numFmt w:val="lowerLetter"/>
+      <w:pStyle xmlns:tce="http://www.TCE.com" xmlns:a="http://schemas.openxmlformats.org/drawingml/2006/main" xmlns:pic="http://schemas.openxmlformats.org/drawingml/2006/picture" xmlns:a14="http://schemas.microsoft.com/office/drawing/2010/main" w:val="ListParagraph"/>
+      <w:lvlText w:val="%5."/>
+      <w:lvlJc w:val="left"/>
+      <w:pPr>
+        <w:ind w:left="3600" w:hanging="360"/>
+      </w:pPr>
+    </w:lvl>
+    <w:lvl w:ilvl="0" w:tentative="0">
+      <w:start w:val="0"/>
+      <w:numFmt w:val="lowerRoman"/>
+      <w:pStyle xmlns:tce="http://www.TCE.com" xmlns:a="http://schemas.openxmlformats.org/drawingml/2006/main" xmlns:pic="http://schemas.openxmlformats.org/drawingml/2006/picture" xmlns:a14="http://schemas.microsoft.com/office/drawing/2010/main" w:val="ListParagraph"/>
+      <w:lvlText w:val="%6."/>
+      <w:lvlJc w:val="right"/>
+      <w:pPr>
+        <w:ind w:left="4320" w:hanging="180"/>
+      </w:pPr>
+    </w:lvl>
+    <w:lvl w:ilvl="0" w:tentative="0">
+      <w:start w:val="0"/>
+      <w:numFmt w:val="decimal"/>
+      <w:pStyle xmlns:tce="http://www.TCE.com" xmlns:a="http://schemas.openxmlformats.org/drawingml/2006/main" xmlns:pic="http://schemas.openxmlformats.org/drawingml/2006/picture" xmlns:a14="http://schemas.microsoft.com/office/drawing/2010/main" w:val="ListParagraph"/>
+      <w:lvlText w:val="%7."/>
+      <w:lvlJc w:val="left"/>
+      <w:pPr>
+        <w:ind w:left="5040" w:hanging="360"/>
+      </w:pPr>
+    </w:lvl>
+    <w:lvl w:ilvl="0" w:tentative="0">
+      <w:start w:val="0"/>
+      <w:numFmt w:val="lowerLetter"/>
+      <w:pStyle xmlns:tce="http://www.TCE.com" xmlns:a="http://schemas.openxmlformats.org/drawingml/2006/main" xmlns:pic="http://schemas.openxmlformats.org/drawingml/2006/picture" xmlns:a14="http://schemas.microsoft.com/office/drawing/2010/main" w:val="ListParagraph"/>
+      <w:lvlText w:val="%8."/>
+      <w:lvlJc w:val="left"/>
+      <w:pPr>
+        <w:ind w:left="5760" w:hanging="360"/>
+      </w:pPr>
+    </w:lvl>
+    <w:lvl w:ilvl="0" w:tentative="0">
+      <w:start w:val="0"/>
+      <w:numFmt w:val="lowerRoman"/>
+      <w:pStyle xmlns:tce="http://www.TCE.com" xmlns:a="http://schemas.openxmlformats.org/drawingml/2006/main" xmlns:pic="http://schemas.openxmlformats.org/drawingml/2006/picture" xmlns:a14="http://schemas.microsoft.com/office/drawing/2010/main" w:val="ListParagraph"/>
+      <w:lvlText w:val="%9."/>
+      <w:lvlJc w:val="right"/>
+      <w:pPr>
+        <w:ind w:left="6480" w:hanging="180"/>
+      </w:pPr>
+    </w:lvl>
+  </w:abstractNum>
+  <w:abstractNum w:abstractNumId="155">
     <w:multiLevelType w:val="hybridMultilevel"/>
     <w:lvl w:ilvl="0">
       <w:start w:val="0"/>
@@ -13107,6 +13187,9 @@
   </w:num>
   <w:num w:numId="154">
     <w:abstractNumId w:val="154"/>
+  </w:num>
+  <w:num w:numId="155">
+    <w:abstractNumId w:val="155"/>
   </w:num>
   <w:num xmlns:wpc="http://schemas.microsoft.com/office/word/2010/wordprocessingCanvas" xmlns:cx="http://schemas.microsoft.com/office/drawing/2014/chartex" xmlns:cx1="http://schemas.microsoft.com/office/drawing/2015/9/8/chartex" xmlns:cx2="http://schemas.microsoft.com/office/drawing/2015/10/21/chartex" xmlns:cx3="http://schemas.microsoft.com/office/drawing/2016/5/9/chartex" xmlns:cx4="http://schemas.microsoft.com/office/drawing/2016/5/10/chartex" xmlns:cx5="http://schemas.microsoft.com/office/drawing/2016/5/11/chartex" xmlns:cx6="http://schemas.microsoft.com/office/drawing/2016/5/12/chartex" xmlns:cx7="http://schemas.microsoft.com/office/drawing/2016/5/13/chartex" xmlns:cx8="http://schemas.microsoft.com/office/drawing/2016/5/14/chartex" xmlns:mc="http://schemas.openxmlformats.org/markup-compatibility/2006" xmlns:aink="http://schemas.microsoft.com/office/drawing/2016/ink" xmlns:am3d="http://schemas.microsoft.com/office/drawing/2017/model3d" xmlns:oel="http://schemas.microsoft.com/office/2019/extlst" xmlns:wp14="http://schemas.microsoft.com/office/word/2010/wordprocessingDrawing" xmlns:w14="http://schemas.microsoft.com/office/word/2010/wordml" xmlns:w15="http://schemas.microsoft.com/office/word/2012/wordml" xmlns:w16cex="http://schemas.microsoft.com/office/word/2018/wordml/cex" xmlns:w16cid="http://schemas.microsoft.com/office/word/2016/wordml/cid" xmlns:w16="http://schemas.microsoft.com/office/word/2018/wordml" xmlns:w16du="http://schemas.microsoft.com/office/word/2023/wordml/word16du" xmlns:w16sdtdh="http://schemas.microsoft.com/office/word/2020/wordml/sdtdatahash" xmlns:w16sdtfl="http://schemas.microsoft.com/office/word/2024/wordml/sdtformatlock" xmlns:w16se="http://schemas.microsoft.com/office/word/2015/wordml/symex" xmlns:wpg="http://schemas.microsoft.com/office/word/2010/wordprocessingGroup" xmlns:wpi="http://schemas.microsoft.com/office/word/2010/wordprocessingInk" xmlns:wps="http://schemas.microsoft.com/office/word/2010/wordprocessingShape" w:numId="1" w16cid:durableId="1021277097">
     <w:abstractNumId w:val="0"/>
@@ -13557,7 +13640,7 @@
   <w:style w:type="paragraph" w:default="1" w:styleId="Normal">
     <w:name w:val="Normal"/>
     <w:qFormat/>
-    <w:rsid w:val="00792F9E"/>
+    <w:rsid w:val="0035396F"/>
     <w:rPr>
       <w:rFonts w:ascii="Times New Roman" w:hAnsi="Times New Roman"/>
     </w:rPr>
@@ -13674,67 +13757,42 @@
   </w:style>
   <w:style w:type="paragraph" w:styleId="Heading6">
     <w:name w:val="heading 6"/>
-    <w:basedOn w:val="Normal"/>
+    <w:basedOn w:val="Heading4"/>
     <w:next w:val="BodyText"/>
     <w:link w:val="Heading6Char"/>
     <w:uiPriority w:val="9"/>
     <w:unhideWhenUsed/>
     <w:qFormat/>
-    <w:rsid w:val="00D068E1"/>
+    <w:rsid w:val="002D4362"/>
     <w:pPr>
-      <w:keepNext/>
-      <w:keepLines/>
-      <w:spacing w:before="40"/>
       <w:outlineLvl w:val="5"/>
     </w:pPr>
-    <w:rPr>
-      <w:rFonts w:eastAsiaTheme="majorEastAsia" w:cstheme="majorBidi"/>
-      <w:color w:val="1F3763" w:themeColor="accent1" w:themeShade="7F"/>
-    </w:rPr>
   </w:style>
   <w:style w:type="paragraph" w:styleId="Heading7">
     <w:name w:val="heading 7"/>
-    <w:basedOn w:val="Normal"/>
+    <w:basedOn w:val="Heading6"/>
     <w:next w:val="BodyText"/>
     <w:link w:val="Heading7Char"/>
     <w:uiPriority w:val="9"/>
     <w:unhideWhenUsed/>
     <w:qFormat/>
-    <w:rsid w:val="005043CB"/>
+    <w:rsid w:val="002D4362"/>
     <w:pPr>
-      <w:keepNext/>
-      <w:keepLines/>
-      <w:spacing w:before="40"/>
       <w:outlineLvl w:val="6"/>
     </w:pPr>
-    <w:rPr>
-      <w:rFonts w:asciiTheme="majorHAnsi" w:eastAsiaTheme="majorEastAsia" w:hAnsiTheme="majorHAnsi" w:cstheme="majorBidi"/>
-      <w:i/>
-      <w:iCs/>
-      <w:color w:val="1F3763" w:themeColor="accent1" w:themeShade="7F"/>
-    </w:rPr>
   </w:style>
   <w:style w:type="paragraph" w:styleId="Heading8">
     <w:name w:val="heading 8"/>
-    <w:basedOn w:val="Normal"/>
+    <w:basedOn w:val="Heading7"/>
     <w:next w:val="BodyText"/>
     <w:link w:val="Heading8Char"/>
     <w:uiPriority w:val="9"/>
     <w:unhideWhenUsed/>
     <w:qFormat/>
-    <w:rsid w:val="005043CB"/>
+    <w:rsid w:val="002D4362"/>
     <w:pPr>
-      <w:keepNext/>
-      <w:keepLines/>
-      <w:spacing w:before="40"/>
       <w:outlineLvl w:val="7"/>
     </w:pPr>
-    <w:rPr>
-      <w:rFonts w:asciiTheme="majorHAnsi" w:eastAsiaTheme="majorEastAsia" w:hAnsiTheme="majorHAnsi" w:cstheme="majorBidi"/>
-      <w:color w:val="272727" w:themeColor="text1" w:themeTint="D8"/>
-      <w:sz w:val="21"/>
-      <w:szCs w:val="21"/>
-    </w:rPr>
   </w:style>
   <w:style w:type="paragraph" w:styleId="Heading9">
     <w:name w:val="heading 9"/>
@@ -13985,10 +14043,11 @@
     <w:basedOn w:val="DefaultParagraphFont"/>
     <w:link w:val="Heading6"/>
     <w:uiPriority w:val="9"/>
-    <w:rsid w:val="00D068E1"/>
+    <w:rsid w:val="002D4362"/>
     <w:rPr>
       <w:rFonts w:ascii="Times New Roman" w:eastAsiaTheme="majorEastAsia" w:hAnsi="Times New Roman" w:cstheme="majorBidi"/>
-      <w:color w:val="1F3763" w:themeColor="accent1" w:themeShade="7F"/>
+      <w:b/>
+      <w:iCs/>
     </w:rPr>
   </w:style>
   <w:style w:type="character" w:customStyle="1" w:styleId="Heading7Char">
@@ -13996,12 +14055,11 @@
     <w:basedOn w:val="DefaultParagraphFont"/>
     <w:link w:val="Heading7"/>
     <w:uiPriority w:val="9"/>
-    <w:rsid w:val="005043CB"/>
+    <w:rsid w:val="002D4362"/>
     <w:rPr>
-      <w:rFonts w:asciiTheme="majorHAnsi" w:eastAsiaTheme="majorEastAsia" w:hAnsiTheme="majorHAnsi" w:cstheme="majorBidi"/>
-      <w:i/>
+      <w:rFonts w:ascii="Times New Roman" w:eastAsiaTheme="majorEastAsia" w:hAnsi="Times New Roman" w:cstheme="majorBidi"/>
+      <w:b/>
       <w:iCs/>
-      <w:color w:val="1F3763" w:themeColor="accent1" w:themeShade="7F"/>
     </w:rPr>
   </w:style>
   <w:style w:type="character" w:customStyle="1" w:styleId="Heading8Char">
@@ -14009,12 +14067,11 @@
     <w:basedOn w:val="DefaultParagraphFont"/>
     <w:link w:val="Heading8"/>
     <w:uiPriority w:val="9"/>
-    <w:rsid w:val="005043CB"/>
+    <w:rsid w:val="002D4362"/>
     <w:rPr>
-      <w:rFonts w:asciiTheme="majorHAnsi" w:eastAsiaTheme="majorEastAsia" w:hAnsiTheme="majorHAnsi" w:cstheme="majorBidi"/>
-      <w:color w:val="272727" w:themeColor="text1" w:themeTint="D8"/>
-      <w:sz w:val="21"/>
-      <w:szCs w:val="21"/>
+      <w:rFonts w:ascii="Times New Roman" w:eastAsiaTheme="majorEastAsia" w:hAnsi="Times New Roman" w:cstheme="majorBidi"/>
+      <w:b/>
+      <w:iCs/>
     </w:rPr>
   </w:style>
   <w:style w:type="character" w:customStyle="1" w:styleId="Heading9Char">
